--- a/zht/docx/016.content.docx
+++ b/zht/docx/016.content.docx
@@ -166,26 +166,6 @@
       </w:r>
       <w:r>
         <w:rPr>
-          <w:i/>
-          <w:lang w:val="zh_TW" w:bidi="zh_TW"/>
-        </w:rPr>
-        <w:t>承認</w:t>
-      </w:r>
-      <w:r>
-        <w:rPr>
-          <w:lang w:val="zh_TW" w:bidi="zh_TW"/>
-        </w:rPr>
-      </w:r>
-    </w:p>
-    <w:p>
-      <w:pPr/>
-      <w:r>
-        <w:rPr>
-          <w:lang w:val="zh_TW" w:bidi="zh_TW"/>
-        </w:rPr>
-      </w:r>
-      <w:r>
-        <w:rPr>
           <w:lang w:val="zh_TW" w:bidi="zh_TW"/>
         </w:rPr>
         <w:t xml:space="preserve"> </w:t>
@@ -999,6 +979,651 @@
           <w:lang w:val="zh_TW" w:bidi="zh_TW"/>
         </w:rPr>
         <w:t>悔改</w:t>
+      </w:r>
+      <w:r>
+        <w:rPr>
+          <w:lang w:val="zh_TW" w:bidi="zh_TW"/>
+        </w:rPr>
+        <w:t>。</w:t>
+      </w:r>
+      <w:r>
+        <w:rPr>
+          <w:lang w:val="zh_TW" w:bidi="zh_TW"/>
+        </w:rPr>
+      </w:r>
+      <w:r>
+        <w:rPr>
+          <w:lang w:val="zh_TW" w:bidi="zh_TW"/>
+        </w:rPr>
+      </w:r>
+    </w:p>
+    <w:p>
+      <w:pPr/>
+      <w:r>
+        <w:rPr>
+          <w:lang w:val="zh_TW" w:bidi="zh_TW"/>
+        </w:rPr>
+      </w:r>
+    </w:p>
+    <w:p>
+      <w:pPr>
+        <w:pStyle w:val="Heading2"/>
+      </w:pPr>
+      <w:r>
+        <w:rPr>
+          <w:lang w:val="zh_TW" w:bidi="zh_TW"/>
+        </w:rPr>
+        <w:t>城</w:t>
+      </w:r>
+      <w:r>
+        <w:rPr>
+          <w:lang w:val="zh_TW" w:bidi="zh_TW"/>
+        </w:rPr>
+      </w:r>
+    </w:p>
+    <w:p>
+      <w:pPr/>
+      <w:r>
+        <w:rPr>
+          <w:lang w:val="zh_TW" w:bidi="zh_TW"/>
+        </w:rPr>
+      </w:r>
+      <w:r>
+        <w:rPr>
+          <w:lang w:val="zh_TW" w:bidi="zh_TW"/>
+        </w:rPr>
+        <w:t>一般來說，聖經沒有特別區分城、鎮或村，經文更著重於城牆與防禦（</w:t>
+      </w:r>
+      <w:hyperlink r:id="rId48">
+        <w:r>
+          <w:rPr>
+            <w:lang w:val="zh_TW" w:bidi="zh_TW"/>
+          </w:rPr>
+          <w:rPr>
+            <w:color w:val="0000EE"/>
+            <w:u w:val="single"/>
+          </w:rPr>
+          <w:t>利25:29–31</w:t>
+        </w:r>
+      </w:hyperlink>
+      <w:r>
+        <w:rPr>
+          <w:lang w:val="zh_TW" w:bidi="zh_TW"/>
+        </w:rPr>
+        <w:t>；</w:t>
+      </w:r>
+      <w:hyperlink r:id="rId49">
+        <w:r>
+          <w:rPr>
+            <w:lang w:val="zh_TW" w:bidi="zh_TW"/>
+          </w:rPr>
+          <w:rPr>
+            <w:color w:val="0000EE"/>
+            <w:u w:val="single"/>
+          </w:rPr>
+          <w:t>書19:35</w:t>
+        </w:r>
+      </w:hyperlink>
+      <w:r>
+        <w:rPr>
+          <w:lang w:val="zh_TW" w:bidi="zh_TW"/>
+        </w:rPr>
+        <w:t>）。聖經多次提到城樓、城門與圍困。由此可見，城會為周圍的鎮與村提供主要的安全保障。</w:t>
+      </w:r>
+    </w:p>
+    <w:p>
+      <w:pPr>
+        <w:pStyle w:val="Heading3"/>
+      </w:pPr>
+      <w:r>
+        <w:rPr>
+          <w:lang w:val="zh_TW" w:bidi="zh_TW"/>
+        </w:rPr>
+        <w:t>古代</w:t>
+      </w:r>
+    </w:p>
+    <w:p>
+      <w:pPr>
+        <w:pStyle w:val="Heading4"/>
+      </w:pPr>
+      <w:r>
+        <w:rPr>
+          <w:lang w:val="zh_TW" w:bidi="zh_TW"/>
+        </w:rPr>
+        <w:t>實際需要</w:t>
+      </w:r>
+    </w:p>
+    <w:p>
+      <w:pPr/>
+      <w:r>
+        <w:rPr>
+          <w:lang w:val="zh_TW" w:bidi="zh_TW"/>
+        </w:rPr>
+      </w:r>
+      <w:r>
+        <w:rPr>
+          <w:lang w:val="zh_TW" w:bidi="zh_TW"/>
+        </w:rPr>
+        <w:t>定居的群體依賴穩定而可管理的糧食來源。遊牧民族（經常四處遷移的人）與城裡定居的人不同，他們住在可隨時搬動的帳棚裡，邊走邊尋找食物。定居於城的生活方式，與遊牧的經驗形成強烈對比。聖經描述過著部分遊牧生活的亞伯拉罕時，正顯出這種差異：「因為他等候那座有根基的城，就是神所經營所建造的」（</w:t>
+      </w:r>
+      <w:hyperlink r:id="rId50">
+        <w:r>
+          <w:rPr>
+            <w:lang w:val="zh_TW" w:bidi="zh_TW"/>
+          </w:rPr>
+          <w:rPr>
+            <w:color w:val="0000EE"/>
+            <w:u w:val="single"/>
+          </w:rPr>
+          <w:t>來11:10</w:t>
+        </w:r>
+      </w:hyperlink>
+      <w:r>
+        <w:rPr>
+          <w:lang w:val="zh_TW" w:bidi="zh_TW"/>
+        </w:rPr>
+        <w:t>）。</w:t>
+      </w:r>
+    </w:p>
+    <w:p>
+      <w:pPr>
+        <w:pStyle w:val="Heading4"/>
+      </w:pPr>
+      <w:r>
+        <w:rPr>
+          <w:lang w:val="zh_TW" w:bidi="zh_TW"/>
+        </w:rPr>
+        <w:t>聖經中的第一座城</w:t>
+      </w:r>
+    </w:p>
+    <w:p>
+      <w:pPr/>
+      <w:r>
+        <w:rPr>
+          <w:lang w:val="zh_TW" w:bidi="zh_TW"/>
+        </w:rPr>
+      </w:r>
+      <w:r>
+        <w:rPr>
+          <w:lang w:val="zh_TW" w:bidi="zh_TW"/>
+        </w:rPr>
+        <w:t>聖經第一次提到城的經文，是在</w:t>
+      </w:r>
+      <w:hyperlink r:id="rId51">
+        <w:r>
+          <w:rPr>
+            <w:lang w:val="zh_TW" w:bidi="zh_TW"/>
+          </w:rPr>
+          <w:rPr>
+            <w:color w:val="0000EE"/>
+            <w:u w:val="single"/>
+          </w:rPr>
+          <w:t>創世記四章17節</w:t>
+        </w:r>
+      </w:hyperlink>
+      <w:r>
+        <w:rPr>
+          <w:lang w:val="zh_TW" w:bidi="zh_TW"/>
+        </w:rPr>
+        <w:t>。經文中的希伯來文動詞，顯示該隱「正在建造」那座城。他很可能沒有把城建成，也沒有留在那裡。因為神早前判他要「流離飄蕩」而活（</w:t>
+      </w:r>
+      <w:hyperlink r:id="rId52">
+        <w:r>
+          <w:rPr>
+            <w:lang w:val="zh_TW" w:bidi="zh_TW"/>
+          </w:rPr>
+          <w:rPr>
+            <w:color w:val="0000EE"/>
+            <w:u w:val="single"/>
+          </w:rPr>
+          <w:t>12</w:t>
+        </w:r>
+      </w:hyperlink>
+      <w:r>
+        <w:rPr>
+          <w:lang w:val="zh_TW" w:bidi="zh_TW"/>
+        </w:rPr>
+        <w:t>節）。</w:t>
+      </w:r>
+    </w:p>
+    <w:p>
+      <w:pPr/>
+      <w:r>
+        <w:rPr>
+          <w:lang w:val="zh_TW" w:bidi="zh_TW"/>
+        </w:rPr>
+      </w:r>
+      <w:r>
+        <w:rPr>
+          <w:lang w:val="zh_TW" w:bidi="zh_TW"/>
+        </w:rPr>
+        <w:t>創世記的記載始終如一，說明人在很早期就開始在城裡生活。人類最早的後代是該隱和亞伯，他們都從事食物生產（</w:t>
+      </w:r>
+      <w:hyperlink r:id="rId53">
+        <w:r>
+          <w:rPr>
+            <w:lang w:val="zh_TW" w:bidi="zh_TW"/>
+          </w:rPr>
+          <w:rPr>
+            <w:color w:val="0000EE"/>
+            <w:u w:val="single"/>
+          </w:rPr>
+          <w:t>創4:2</w:t>
+        </w:r>
+      </w:hyperlink>
+      <w:r>
+        <w:rPr>
+          <w:lang w:val="zh_TW" w:bidi="zh_TW"/>
+        </w:rPr>
+        <w:t>）。該隱是農夫，亞伯是牧羊人。</w:t>
+      </w:r>
+      <w:hyperlink r:id="rId54">
+        <w:r>
+          <w:rPr>
+            <w:lang w:val="zh_TW" w:bidi="zh_TW"/>
+          </w:rPr>
+          <w:rPr>
+            <w:color w:val="0000EE"/>
+            <w:u w:val="single"/>
+          </w:rPr>
+          <w:t>創世記四章</w:t>
+        </w:r>
+      </w:hyperlink>
+      <w:r>
+        <w:rPr>
+          <w:lang w:val="zh_TW" w:bidi="zh_TW"/>
+        </w:rPr>
+        <w:t>顯示生產糧食的需要，以及因生產糧食而出現的分工。例如，雅八是支搭帳棚之人（</w:t>
+      </w:r>
+      <w:hyperlink r:id="rId55">
+        <w:r>
+          <w:rPr>
+            <w:lang w:val="zh_TW" w:bidi="zh_TW"/>
+          </w:rPr>
+          <w:rPr>
+            <w:color w:val="0000EE"/>
+            <w:u w:val="single"/>
+          </w:rPr>
+          <w:t>20</w:t>
+        </w:r>
+      </w:hyperlink>
+      <w:r>
+        <w:rPr>
+          <w:lang w:val="zh_TW" w:bidi="zh_TW"/>
+        </w:rPr>
+        <w:t>節），猶八是作樂之人（第</w:t>
+      </w:r>
+      <w:hyperlink r:id="rId56">
+        <w:r>
+          <w:rPr>
+            <w:lang w:val="zh_TW" w:bidi="zh_TW"/>
+          </w:rPr>
+          <w:rPr>
+            <w:color w:val="0000EE"/>
+            <w:u w:val="single"/>
+          </w:rPr>
+          <w:t>21</w:t>
+        </w:r>
+      </w:hyperlink>
+      <w:r>
+        <w:rPr>
+          <w:lang w:val="zh_TW" w:bidi="zh_TW"/>
+        </w:rPr>
+        <w:t>節），土八‧該隱打造金屬器物之人（</w:t>
+      </w:r>
+      <w:hyperlink r:id="rId57">
+        <w:r>
+          <w:rPr>
+            <w:lang w:val="zh_TW" w:bidi="zh_TW"/>
+          </w:rPr>
+          <w:rPr>
+            <w:color w:val="0000EE"/>
+            <w:u w:val="single"/>
+          </w:rPr>
+          <w:t>22</w:t>
+        </w:r>
+      </w:hyperlink>
+      <w:r>
+        <w:rPr>
+          <w:lang w:val="zh_TW" w:bidi="zh_TW"/>
+        </w:rPr>
+        <w:t>節）。</w:t>
+      </w:r>
+    </w:p>
+    <w:p>
+      <w:pPr>
+        <w:pStyle w:val="Heading4"/>
+      </w:pPr>
+      <w:r>
+        <w:rPr>
+          <w:lang w:val="zh_TW" w:bidi="zh_TW"/>
+        </w:rPr>
+        <w:t>考古證據</w:t>
+      </w:r>
+    </w:p>
+    <w:p>
+      <w:pPr/>
+      <w:r>
+        <w:rPr>
+          <w:lang w:val="zh_TW" w:bidi="zh_TW"/>
+        </w:rPr>
+      </w:r>
+      <w:r>
+        <w:rPr>
+          <w:lang w:val="zh_TW" w:bidi="zh_TW"/>
+        </w:rPr>
+        <w:t>有人認為城在極早的時期就已經出現，這個觀點大致得到考古發現的支持。耶利哥是目前發現，在迦南地最古老的城。考古學家凱瑟琳·凱尼恩（Kathleen Kenyon）用碳十四測試（carbon-14 dating）檢驗當地出土的木材，斷定耶利哥在公元前7000年之前就已經存在。雖然這城的面積不足4公頃（10英畝），卻發展得相當完整。耶利哥擁有厚達1.8公尺（6英尺）的城牆，還有一座近9公尺（30英尺）高的圓形石塔，塔內從上到下有樓梯。</w:t>
+      </w:r>
+    </w:p>
+    <w:p>
+      <w:pPr/>
+      <w:r>
+        <w:rPr>
+          <w:lang w:val="zh_TW" w:bidi="zh_TW"/>
+        </w:rPr>
+      </w:r>
+      <w:r>
+        <w:rPr>
+          <w:lang w:val="zh_TW" w:bidi="zh_TW"/>
+        </w:rPr>
+        <w:t>耶利哥看來比其它迦南城早約3,000年出現。許多著名的蘇美（Sumerian）城，如吾珥、伊什（Ish）、拉加什（Lagah）和烏魯克（Uruk），都在其後出現，它們是在公元前四千年或三千年初期開始形成的。</w:t>
+      </w:r>
+    </w:p>
+    <w:p>
+      <w:pPr>
+        <w:pStyle w:val="Heading3"/>
+      </w:pPr>
+      <w:r>
+        <w:rPr>
+          <w:lang w:val="zh_TW" w:bidi="zh_TW"/>
+        </w:rPr>
+        <w:t>地點與名稱</w:t>
+      </w:r>
+    </w:p>
+    <w:p>
+      <w:pPr>
+        <w:pStyle w:val="Heading4"/>
+      </w:pPr>
+      <w:r>
+        <w:rPr>
+          <w:lang w:val="zh_TW" w:bidi="zh_TW"/>
+        </w:rPr>
+        <w:t>地形的必要條件</w:t>
+      </w:r>
+    </w:p>
+    <w:p>
+      <w:pPr/>
+      <w:r>
+        <w:rPr>
+          <w:lang w:val="zh_TW" w:bidi="zh_TW"/>
+        </w:rPr>
+      </w:r>
+      <w:r>
+        <w:rPr>
+          <w:lang w:val="zh_TW" w:bidi="zh_TW"/>
+        </w:rPr>
+        <w:t>挑選建城的位置時，主要考慮四項因素：</w:t>
+      </w:r>
+    </w:p>
+    <w:p>
+      <w:pPr>
+        <w:pStyle w:val="ListNumber"/>
+        <w:numPr>
+          <w:ilvl w:val="0"/>
+          <w:numId w:val="14"/>
+        </w:numPr>
+        <w:spacing w:line="240" w:lineRule="auto"/>
+        <w:ind w:left="720"/>
+      </w:pPr>
+      <w:r>
+        <w:rPr>
+          <w:lang w:val="zh_TW" w:bidi="zh_TW"/>
+        </w:rPr>
+      </w:r>
+      <w:r>
+        <w:rPr>
+          <w:b/>
+          <w:lang w:val="zh_TW" w:bidi="zh_TW"/>
+        </w:rPr>
+        <w:t>安全。</w:t>
+      </w:r>
+      <w:r>
+        <w:rPr>
+          <w:lang w:val="zh_TW" w:bidi="zh_TW"/>
+        </w:rPr>
+        <w:t>古城的地形（地勢或位置）必須有助防禦。建在天然山丘上的城，比建在山谷裡的城較不容易受到攻擊。若敵軍必須往上坡攻擊，守軍便能取得明顯優勢。</w:t>
+        <w:br/>
+      </w:r>
+      <w:r>
+        <w:rPr>
+          <w:lang w:val="zh_TW" w:bidi="zh_TW"/>
+        </w:rPr>
+        <w:t>耶路撒冷的地點正好說明安全地勢的重要：群山圍繞著它（</w:t>
+      </w:r>
+      <w:hyperlink r:id="rId58">
+        <w:r>
+          <w:rPr>
+            <w:lang w:val="zh_TW" w:bidi="zh_TW"/>
+          </w:rPr>
+          <w:rPr>
+            <w:color w:val="0000EE"/>
+            <w:u w:val="single"/>
+          </w:rPr>
+          <w:t>詩125:2</w:t>
+        </w:r>
+      </w:hyperlink>
+      <w:r>
+        <w:rPr>
+          <w:lang w:val="zh_TW" w:bidi="zh_TW"/>
+        </w:rPr>
+        <w:t>）。早期的耶路撒冷首先建立在一條石灰岩山脊上。東邊有深邃的汲淪谷（Kidron Valley）保護；西邊則是壯觀的土耳甫谷（Tyropoean Valley）。這兩個谷在南方匯合，使南面也受到保護。為了讓整個城更安全，人們在建城時，又會在周圍築牆，而重點放在北面，因為那裡若不防備，耶路撒冷就會暴露（參</w:t>
+      </w:r>
+      <w:hyperlink r:id="rId59">
+        <w:r>
+          <w:rPr>
+            <w:lang w:val="zh_TW" w:bidi="zh_TW"/>
+          </w:rPr>
+          <w:rPr>
+            <w:color w:val="0000EE"/>
+            <w:u w:val="single"/>
+          </w:rPr>
+          <w:t>撒下5:6</w:t>
+        </w:r>
+      </w:hyperlink>
+      <w:r>
+        <w:rPr>
+          <w:lang w:val="zh_TW" w:bidi="zh_TW"/>
+        </w:rPr>
+        <w:t>）。</w:t>
+      </w:r>
+    </w:p>
+    <w:p>
+      <w:pPr>
+        <w:pStyle w:val="ListNumber"/>
+        <w:spacing w:line="240" w:lineRule="auto"/>
+        <w:ind w:left="720"/>
+      </w:pPr>
+      <w:r>
+        <w:rPr>
+          <w:lang w:val="zh_TW" w:bidi="zh_TW"/>
+        </w:rPr>
+      </w:r>
+      <w:r>
+        <w:rPr>
+          <w:b/>
+          <w:lang w:val="zh_TW" w:bidi="zh_TW"/>
+        </w:rPr>
+        <w:t>水源。</w:t>
+      </w:r>
+      <w:r>
+        <w:rPr>
+          <w:lang w:val="zh_TW" w:bidi="zh_TW"/>
+        </w:rPr>
+        <w:t>一座城能夠維持下去，有一項絕對必要的條件，就是必須有方便獲取的水源。城裡的泉水或水井成了社交往來的中心，對婦女來說更是如此，因為她們通常負責提水。聖經裡有許多例子，可見人們在村莊水井旁邊社交往來（</w:t>
+      </w:r>
+      <w:hyperlink r:id="rId60">
+        <w:r>
+          <w:rPr>
+            <w:lang w:val="zh_TW" w:bidi="zh_TW"/>
+          </w:rPr>
+          <w:rPr>
+            <w:color w:val="0000EE"/>
+            <w:u w:val="single"/>
+          </w:rPr>
+          <w:t>創29:1–12</w:t>
+        </w:r>
+      </w:hyperlink>
+      <w:r>
+        <w:rPr>
+          <w:lang w:val="zh_TW" w:bidi="zh_TW"/>
+        </w:rPr>
+        <w:t>；</w:t>
+      </w:r>
+      <w:hyperlink r:id="rId61">
+        <w:r>
+          <w:rPr>
+            <w:lang w:val="zh_TW" w:bidi="zh_TW"/>
+          </w:rPr>
+          <w:rPr>
+            <w:color w:val="0000EE"/>
+            <w:u w:val="single"/>
+          </w:rPr>
+          <w:t>王上1:38–39</w:t>
+        </w:r>
+      </w:hyperlink>
+      <w:r>
+        <w:rPr>
+          <w:lang w:val="zh_TW" w:bidi="zh_TW"/>
+        </w:rPr>
+        <w:t>）。</w:t>
+        <w:br/>
+      </w:r>
+      <w:r>
+        <w:rPr>
+          <w:lang w:val="zh_TW" w:bidi="zh_TW"/>
+        </w:rPr>
+        <w:t>一般來說，山谷是水源所在，因此城的最近泉水往往在城牆外。攻城的敵人可能會先奪取水源，而城牆內儲存的水一旦用盡，城便不得不投降。在耶路撒冷，希西家王開鑿了一條水道，目的是化解亞述王西拿基立當時即將發動的攻擊（</w:t>
+      </w:r>
+      <w:hyperlink r:id="rId62">
+        <w:r>
+          <w:rPr>
+            <w:lang w:val="zh_TW" w:bidi="zh_TW"/>
+          </w:rPr>
+          <w:rPr>
+            <w:color w:val="0000EE"/>
+            <w:u w:val="single"/>
+          </w:rPr>
+          <w:t>王下20:20</w:t>
+        </w:r>
+      </w:hyperlink>
+      <w:r>
+        <w:rPr>
+          <w:lang w:val="zh_TW" w:bidi="zh_TW"/>
+        </w:rPr>
+        <w:t>；</w:t>
+      </w:r>
+      <w:hyperlink r:id="rId63">
+        <w:r>
+          <w:rPr>
+            <w:lang w:val="zh_TW" w:bidi="zh_TW"/>
+          </w:rPr>
+          <w:rPr>
+            <w:color w:val="0000EE"/>
+            <w:u w:val="single"/>
+          </w:rPr>
+          <w:t>代下32:30</w:t>
+        </w:r>
+      </w:hyperlink>
+      <w:r>
+        <w:rPr>
+          <w:lang w:val="zh_TW" w:bidi="zh_TW"/>
+        </w:rPr>
+        <w:t>）。這是一項驚人的工程成就，該水道長達518公尺（1,700英尺）以上。直到今天，到訪耶路撒冷的人仍可看見這條超過2,500年歷史的水道。</w:t>
+      </w:r>
+    </w:p>
+    <w:p>
+      <w:pPr>
+        <w:pStyle w:val="ListNumber"/>
+        <w:spacing w:line="240" w:lineRule="auto"/>
+        <w:ind w:left="720"/>
+      </w:pPr>
+      <w:r>
+        <w:rPr>
+          <w:lang w:val="zh_TW" w:bidi="zh_TW"/>
+        </w:rPr>
+      </w:r>
+      <w:r>
+        <w:rPr>
+          <w:b/>
+          <w:lang w:val="zh_TW" w:bidi="zh_TW"/>
+        </w:rPr>
+        <w:t>食物。</w:t>
+      </w:r>
+      <w:r>
+        <w:rPr>
+          <w:lang w:val="zh_TW" w:bidi="zh_TW"/>
+        </w:rPr>
+        <w:t>每座城都必須有足夠的食物供應給城中的居民。古代的農夫通常住在村莊或城裡，每天步行到自己的田地工作。若城的附近沒有足夠可耕種的土地來供應全城所需，這座城就無法維持下去。</w:t>
+      </w:r>
+    </w:p>
+    <w:p>
+      <w:pPr>
+        <w:pStyle w:val="ListNumber"/>
+        <w:spacing w:line="240" w:lineRule="auto"/>
+        <w:ind w:left="720"/>
+      </w:pPr>
+      <w:r>
+        <w:rPr>
+          <w:lang w:val="zh_TW" w:bidi="zh_TW"/>
+        </w:rPr>
+      </w:r>
+      <w:r>
+        <w:rPr>
+          <w:b/>
+          <w:lang w:val="zh_TW" w:bidi="zh_TW"/>
+        </w:rPr>
+        <w:t>貿易。</w:t>
+      </w:r>
+      <w:r>
+        <w:rPr>
+          <w:lang w:val="zh_TW" w:bidi="zh_TW"/>
+        </w:rPr>
+        <w:t>城必須能輸入原料並輸出成品。若城靠近本地或通往列邦的道路，會更具優勢，甚至可以說是必要條件。聖經中重要的城大多位於主要的商業道路旁。</w:t>
+      </w:r>
+    </w:p>
+    <w:p>
+      <w:pPr/>
+      <w:r>
+        <w:rPr>
+          <w:lang w:val="zh_TW" w:bidi="zh_TW"/>
+        </w:rPr>
+      </w:r>
+      <w:r>
+        <w:rPr>
+          <w:lang w:val="zh_TW" w:bidi="zh_TW"/>
+        </w:rPr>
+        <w:t>這四項因素的重要性隨著年代而改變。當強盛列邦（如羅馬）出現時，城不必再建在難以到達的山頂，因為它們可以倚靠常備軍隊來保護。抹上灰泥的蓄水池與引水道的發展，使人能在遠離天然水源之處建城。例如，大希律（Herod the Great）所建的凱撒利亞，距離迦密山的泉源19.3公里（12英里）。貿易路線會隨著列邦局勢的變化而改變，會令一些城衰落，另一些城興起。</w:t>
+      </w:r>
+    </w:p>
+    <w:p>
+      <w:pPr/>
+      <w:r>
+        <w:rPr>
+          <w:lang w:val="zh_TW" w:bidi="zh_TW"/>
+        </w:rPr>
+      </w:r>
+      <w:r>
+        <w:rPr>
+          <w:i/>
+          <w:lang w:val="zh_TW" w:bidi="zh_TW"/>
+        </w:rPr>
+        <w:t>另見</w:t>
+      </w:r>
+      <w:r>
+        <w:rPr>
+          <w:lang w:val="zh_TW" w:bidi="zh_TW"/>
+        </w:rPr>
+        <w:t>考古學與聖經</w:t>
       </w:r>
       <w:r>
         <w:rPr>
@@ -2906,6 +3531,12 @@
   </w:num>
   <w:num w:numId="13" w16cid:durableId="592781308">
     <w:abstractNumId w:val="11"/>
+  </w:num>
+  <w:num w:numId="14">
+    <w:abstractNumId w:val="3"/>
+    <w:lvlOverride w:ilvl="0">
+      <w:startOverride w:val="1"/>
+    </w:lvlOverride>
   </w:num>
   <w:numIdMacAtCleanup w:val="10"/>
 </w:numbering>

--- a/zht/docx/016.content.docx
+++ b/zht/docx/016.content.docx
@@ -19,7 +19,7 @@
         <w:rPr>
           <w:lang w:val="zh_TW" w:bidi="zh_TW"/>
         </w:rPr>
-        <w:t>Resource: 聖經詞典 (Tyndale)</w:t>
+        <w:t>Resource: Tyndale Open Bible Dictionary</w:t>
       </w:r>
       <w:r>
         <w:rPr>
@@ -112,7 +112,7 @@
         <w:rPr>
           <w:lang w:val="zh_TW" w:bidi="zh_TW"/>
         </w:rPr>
-        <w:t>聖經詞典 (Tyndale)</w:t>
+        <w:t>Tyndale Open Bible Dictionary</w:t>
       </w:r>
     </w:p>
     <w:p>

--- a/zht/docx/016.content.docx
+++ b/zht/docx/016.content.docx
@@ -149,7 +149,7 @@
         <w:rPr>
           <w:lang w:val="zh_TW" w:bidi="zh_TW"/>
         </w:rPr>
-        <w:t>cheng</w:t>
+        <w:t>chen</w:t>
       </w:r>
       <w:r>
         <w:rPr>
@@ -212,7 +212,7 @@
         <w:rPr>
           <w:lang w:val="zh_TW" w:bidi="zh_TW"/>
         </w:rPr>
-        <w:t>承認</w:t>
+        <w:t>陳設餅</w:t>
       </w:r>
       <w:r>
         <w:rPr>
@@ -231,21 +231,7 @@
         <w:rPr>
           <w:lang w:val="zh_TW" w:bidi="zh_TW"/>
         </w:rPr>
-        <w:t>承認，特別是承認有罪或罪惡；也指宗教信仰的陳述。「承認」可以意味著同意、承諾或承認某事。</w:t>
-      </w:r>
-    </w:p>
-    <w:p>
-      <w:pPr/>
-      <w:r>
-        <w:rPr>
-          <w:lang w:val="zh_TW" w:bidi="zh_TW"/>
-        </w:rPr>
-      </w:r>
-      <w:r>
-        <w:rPr>
-          <w:lang w:val="zh_TW" w:bidi="zh_TW"/>
-        </w:rPr>
-        <w:t>聖經中出現了兩種類型的承認。首先，個人承認自己犯了罪，因此在神面前有罪，通常認的是具體的罪（</w:t>
+        <w:t>放置在會幕或聖所中的特別桌子上的餅，後來在聖殿中也有。舊約中有兩個其它術語用來描述「陳設餅（bread of the Presence）」，意思是擺在耶和華面前的餅（</w:t>
       </w:r>
       <w:hyperlink r:id="rId13">
         <w:r>
@@ -256,14 +242,14 @@
             <w:color w:val="0000EE"/>
             <w:u w:val="single"/>
           </w:rPr>
-          <w:t>利5:5</w:t>
+          <w:t>出25:23、30</w:t>
         </w:r>
       </w:hyperlink>
       <w:r>
         <w:rPr>
           <w:lang w:val="zh_TW" w:bidi="zh_TW"/>
         </w:rPr>
-        <w:t>；</w:t>
+        <w:t>，</w:t>
       </w:r>
       <w:hyperlink r:id="rId14">
         <w:r>
@@ -274,14 +260,14 @@
             <w:color w:val="0000EE"/>
             <w:u w:val="single"/>
           </w:rPr>
-          <w:t>約一1:9</w:t>
+          <w:t>35:13</w:t>
         </w:r>
       </w:hyperlink>
       <w:r>
         <w:rPr>
           <w:lang w:val="zh_TW" w:bidi="zh_TW"/>
         </w:rPr>
-        <w:t>）。這種認罪表示一個人同意或承認自己違背了神的律法（</w:t>
+        <w:t>，</w:t>
       </w:r>
       <w:hyperlink r:id="rId15">
         <w:r>
@@ -292,14 +278,14 @@
             <w:color w:val="0000EE"/>
             <w:u w:val="single"/>
           </w:rPr>
-          <w:t>詩119:126</w:t>
+          <w:t>39:36</w:t>
         </w:r>
       </w:hyperlink>
       <w:r>
         <w:rPr>
           <w:lang w:val="zh_TW" w:bidi="zh_TW"/>
         </w:rPr>
-        <w:t>），也承認自己應該擔當罪的懲罰（</w:t>
+        <w:t>；</w:t>
       </w:r>
       <w:hyperlink r:id="rId16">
         <w:r>
@@ -310,14 +296,14 @@
             <w:color w:val="0000EE"/>
             <w:u w:val="single"/>
           </w:rPr>
-          <w:t>羅6:23</w:t>
+          <w:t>王上7:48</w:t>
         </w:r>
       </w:hyperlink>
       <w:r>
         <w:rPr>
           <w:lang w:val="zh_TW" w:bidi="zh_TW"/>
         </w:rPr>
-        <w:t>），並且在某些方面未達到神的聖潔標準（</w:t>
+        <w:t>；</w:t>
       </w:r>
       <w:hyperlink r:id="rId17">
         <w:r>
@@ -328,14 +314,14 @@
             <w:color w:val="0000EE"/>
             <w:u w:val="single"/>
           </w:rPr>
-          <w:t>利19:2</w:t>
+          <w:t>代下4:19</w:t>
         </w:r>
       </w:hyperlink>
       <w:r>
         <w:rPr>
           <w:lang w:val="zh_TW" w:bidi="zh_TW"/>
         </w:rPr>
-        <w:t>；</w:t>
+        <w:t>）。「陳設餅（showbread）」一詞指的是將餅排列在桌子上的方式（</w:t>
       </w:r>
       <w:hyperlink r:id="rId18">
         <w:r>
@@ -346,28 +332,14 @@
             <w:color w:val="0000EE"/>
             <w:u w:val="single"/>
           </w:rPr>
-          <w:t>太5:48</w:t>
+          <w:t>代上9:32</w:t>
         </w:r>
       </w:hyperlink>
       <w:r>
         <w:rPr>
           <w:lang w:val="zh_TW" w:bidi="zh_TW"/>
         </w:rPr>
-        <w:t>）。</w:t>
-      </w:r>
-    </w:p>
-    <w:p>
-      <w:pPr/>
-      <w:r>
-        <w:rPr>
-          <w:lang w:val="zh_TW" w:bidi="zh_TW"/>
-        </w:rPr>
-      </w:r>
-      <w:r>
-        <w:rPr>
-          <w:lang w:val="zh_TW" w:bidi="zh_TW"/>
-        </w:rPr>
-        <w:t>在舊約時代，大祭司會為全國的罪認罪（</w:t>
+        <w:t>，</w:t>
       </w:r>
       <w:hyperlink r:id="rId19">
         <w:r>
@@ -378,14 +350,14 @@
             <w:color w:val="0000EE"/>
             <w:u w:val="single"/>
           </w:rPr>
-          <w:t>利16:21</w:t>
+          <w:t>23:29</w:t>
         </w:r>
       </w:hyperlink>
       <w:r>
         <w:rPr>
           <w:lang w:val="zh_TW" w:bidi="zh_TW"/>
         </w:rPr>
-        <w:t>）；以色列舉國被期望在違背神的律法時認罪（</w:t>
+        <w:t>，</w:t>
       </w:r>
       <w:hyperlink r:id="rId20">
         <w:r>
@@ -396,7 +368,7 @@
             <w:color w:val="0000EE"/>
             <w:u w:val="single"/>
           </w:rPr>
-          <w:t>利26:40</w:t>
+          <w:t>28:16</w:t>
         </w:r>
       </w:hyperlink>
       <w:r>
@@ -414,14 +386,14 @@
             <w:color w:val="0000EE"/>
             <w:u w:val="single"/>
           </w:rPr>
-          <w:t>代下7:14</w:t>
+          <w:t>代下2:4</w:t>
         </w:r>
       </w:hyperlink>
       <w:r>
         <w:rPr>
           <w:lang w:val="zh_TW" w:bidi="zh_TW"/>
         </w:rPr>
-        <w:t>）。虔誠的猶太人會迅速認罪；但以理、以斯拉和尼希米為他們國家的罪認罪，同意神對他們的懲罰（包括他們自己）是公義的，但仍祈求神的憐憫和拯救（</w:t>
+        <w:t>，</w:t>
       </w:r>
       <w:hyperlink r:id="rId22">
         <w:r>
@@ -432,14 +404,14 @@
             <w:color w:val="0000EE"/>
             <w:u w:val="single"/>
           </w:rPr>
-          <w:t>但9:20</w:t>
+          <w:t>13:11</w:t>
         </w:r>
       </w:hyperlink>
       <w:r>
         <w:rPr>
           <w:lang w:val="zh_TW" w:bidi="zh_TW"/>
         </w:rPr>
-        <w:t>；</w:t>
+        <w:t>，</w:t>
       </w:r>
       <w:hyperlink r:id="rId23">
         <w:r>
@@ -450,14 +422,28 @@
             <w:color w:val="0000EE"/>
             <w:u w:val="single"/>
           </w:rPr>
-          <w:t>拉10:1</w:t>
+          <w:t>29:18</w:t>
         </w:r>
       </w:hyperlink>
       <w:r>
         <w:rPr>
           <w:lang w:val="zh_TW" w:bidi="zh_TW"/>
         </w:rPr>
-        <w:t>；</w:t>
+        <w:t>）。</w:t>
+      </w:r>
+    </w:p>
+    <w:p>
+      <w:pPr/>
+      <w:r>
+        <w:rPr>
+          <w:lang w:val="zh_TW" w:bidi="zh_TW"/>
+        </w:rPr>
+      </w:r>
+      <w:r>
+        <w:rPr>
+          <w:lang w:val="zh_TW" w:bidi="zh_TW"/>
+        </w:rPr>
+        <w:t>雖然陳設餅的桌子、香壇和金燈台不在至聖所內，但它們仍被認為是在神的面前。作為擺在神面前的供物，這些餅被認為是聖潔的，只有祭司才能吃。在以色列歷史的後期，提供陳設餅以及其它聖殿服務的經費，來自於每位公民繳納的三分之一舍客勒的稅款（</w:t>
       </w:r>
       <w:hyperlink r:id="rId24">
         <w:r>
@@ -468,7 +454,7 @@
             <w:color w:val="0000EE"/>
             <w:u w:val="single"/>
           </w:rPr>
-          <w:t>尼1:6</w:t>
+          <w:t>尼10:32–33</w:t>
         </w:r>
       </w:hyperlink>
       <w:r>
@@ -489,7 +475,7 @@
         <w:rPr>
           <w:lang w:val="zh_TW" w:bidi="zh_TW"/>
         </w:rPr>
-        <w:t>第二種是個人承認神是神，並且祂掌管世界（</w:t>
+        <w:t>陳設餅由12個非常大的餅組成，每個餅由五分之一伊法的細麵製成。由於一伊法略多於一蒲式耳（bushel），製作這12個餅需要兩個半蒲式耳（30.3升）的精細小麥粉。餅上撒上乳香，排列成兩行，互相倚靠，放置在陳設餅的桌子上（</w:t>
       </w:r>
       <w:hyperlink r:id="rId25">
         <w:r>
@@ -500,14 +486,28 @@
             <w:color w:val="0000EE"/>
             <w:u w:val="single"/>
           </w:rPr>
-          <w:t>代上29:10–13</w:t>
+          <w:t>利24:5–9</w:t>
         </w:r>
       </w:hyperlink>
       <w:r>
         <w:rPr>
           <w:lang w:val="zh_TW" w:bidi="zh_TW"/>
         </w:rPr>
-        <w:t>），承認祂在施展慈愛和恩惠上是信實的（</w:t>
+        <w:t>）。這樣排列的餅成為「火祭獻給耶和華」。這些餅每週在安息日更換一次。</w:t>
+      </w:r>
+    </w:p>
+    <w:p>
+      <w:pPr/>
+      <w:r>
+        <w:rPr>
+          <w:lang w:val="zh_TW" w:bidi="zh_TW"/>
+        </w:rPr>
+      </w:r>
+      <w:r>
+        <w:rPr>
+          <w:lang w:val="zh_TW" w:bidi="zh_TW"/>
+        </w:rPr>
+        <w:t>在新約聖經中，提到的一次事件中出現了陳設餅。當大衛逃避掃羅王時，會幕在挪伯。大衛去找祭司亞希米勒尋求食物（</w:t>
       </w:r>
       <w:hyperlink r:id="rId26">
         <w:r>
@@ -518,14 +518,14 @@
             <w:color w:val="0000EE"/>
             <w:u w:val="single"/>
           </w:rPr>
-          <w:t>詩118:2–4</w:t>
+          <w:t>撒上21:1–6</w:t>
         </w:r>
       </w:hyperlink>
       <w:r>
         <w:rPr>
           <w:lang w:val="zh_TW" w:bidi="zh_TW"/>
         </w:rPr>
-        <w:t>），承認祂幫助了祂的子民（</w:t>
+        <w:t>）。亞希米勒只有陳設餅，他同意與大衛的手下分享，但前提是他們在吃之前已經保持了一段時間的性潔淨。耶穌後來提到這件事，與祂自己供應跟隨祂之人所需的事工相似（</w:t>
       </w:r>
       <w:hyperlink r:id="rId27">
         <w:r>
@@ -536,14 +536,14 @@
             <w:color w:val="0000EE"/>
             <w:u w:val="single"/>
           </w:rPr>
-          <w:t>詩105:1–6</w:t>
+          <w:t>太12:1–8</w:t>
         </w:r>
       </w:hyperlink>
       <w:r>
         <w:rPr>
           <w:lang w:val="zh_TW" w:bidi="zh_TW"/>
         </w:rPr>
-        <w:t>）。這種承認或同意，通常在敬拜或歌頌中公開表達（</w:t>
+        <w:t>；</w:t>
       </w:r>
       <w:hyperlink r:id="rId28">
         <w:r>
@@ -554,28 +554,14 @@
             <w:color w:val="0000EE"/>
             <w:u w:val="single"/>
           </w:rPr>
-          <w:t>詩100:4</w:t>
+          <w:t>可2:25–26</w:t>
         </w:r>
       </w:hyperlink>
       <w:r>
         <w:rPr>
           <w:lang w:val="zh_TW" w:bidi="zh_TW"/>
         </w:rPr>
-        <w:t>），在舊約中被稱為「稱頌耶和華」。</w:t>
-      </w:r>
-    </w:p>
-    <w:p>
-      <w:pPr/>
-      <w:r>
-        <w:rPr>
-          <w:lang w:val="zh_TW" w:bidi="zh_TW"/>
-        </w:rPr>
-      </w:r>
-      <w:r>
-        <w:rPr>
-          <w:lang w:val="zh_TW" w:bidi="zh_TW"/>
-        </w:rPr>
-        <w:t>這兩種類型的承認在聖經中經常結合，形成了許多感恩的詩篇。通常這些詩篇包含以下某些或全部的思想：（1）我犯了罪；（2）我生病了，幾乎死去；（3）我向神祈禱，祂拯救了我；（4）現在我獻上這首我承諾給祂的認信詩篇（</w:t>
+        <w:t>；</w:t>
       </w:r>
       <w:hyperlink r:id="rId29">
         <w:r>
@@ -586,104 +572,14 @@
             <w:color w:val="0000EE"/>
             <w:u w:val="single"/>
           </w:rPr>
-          <w:t>詩22篇</w:t>
+          <w:t>路6:1–5</w:t>
         </w:r>
       </w:hyperlink>
       <w:r>
         <w:rPr>
           <w:lang w:val="zh_TW" w:bidi="zh_TW"/>
         </w:rPr>
-        <w:t>，</w:t>
-      </w:r>
-      <w:hyperlink r:id="rId30">
-        <w:r>
-          <w:rPr>
-            <w:lang w:val="zh_TW" w:bidi="zh_TW"/>
-          </w:rPr>
-          <w:rPr>
-            <w:color w:val="0000EE"/>
-            <w:u w:val="single"/>
-          </w:rPr>
-          <w:t>30篇，</w:t>
-        </w:r>
-      </w:hyperlink>
-      <w:hyperlink r:id="rId31">
-        <w:r>
-          <w:rPr>
-            <w:lang w:val="zh_TW" w:bidi="zh_TW"/>
-          </w:rPr>
-          <w:rPr>
-            <w:color w:val="0000EE"/>
-            <w:u w:val="single"/>
-          </w:rPr>
-          <w:t>32篇</w:t>
-        </w:r>
-      </w:hyperlink>
-      <w:r>
-        <w:rPr>
-          <w:lang w:val="zh_TW" w:bidi="zh_TW"/>
-        </w:rPr>
-        <w:t>，</w:t>
-      </w:r>
-      <w:hyperlink r:id="rId32">
-        <w:r>
-          <w:rPr>
-            <w:lang w:val="zh_TW" w:bidi="zh_TW"/>
-          </w:rPr>
-          <w:rPr>
-            <w:color w:val="0000EE"/>
-            <w:u w:val="single"/>
-          </w:rPr>
-          <w:t>34篇</w:t>
-        </w:r>
-      </w:hyperlink>
-      <w:r>
-        <w:rPr>
-          <w:lang w:val="zh_TW" w:bidi="zh_TW"/>
-        </w:rPr>
-        <w:t>，</w:t>
-      </w:r>
-      <w:hyperlink r:id="rId33">
-        <w:r>
-          <w:rPr>
-            <w:lang w:val="zh_TW" w:bidi="zh_TW"/>
-          </w:rPr>
-          <w:rPr>
-            <w:color w:val="0000EE"/>
-            <w:u w:val="single"/>
-          </w:rPr>
-          <w:t>40篇，</w:t>
-        </w:r>
-      </w:hyperlink>
-      <w:hyperlink r:id="rId34">
-        <w:r>
-          <w:rPr>
-            <w:lang w:val="zh_TW" w:bidi="zh_TW"/>
-          </w:rPr>
-          <w:rPr>
-            <w:color w:val="0000EE"/>
-            <w:u w:val="single"/>
-          </w:rPr>
-          <w:t>51篇，</w:t>
-        </w:r>
-      </w:hyperlink>
-      <w:hyperlink r:id="rId35">
-        <w:r>
-          <w:rPr>
-            <w:lang w:val="zh_TW" w:bidi="zh_TW"/>
-          </w:rPr>
-          <w:rPr>
-            <w:color w:val="0000EE"/>
-            <w:u w:val="single"/>
-          </w:rPr>
-          <w:t>116篇</w:t>
-        </w:r>
-      </w:hyperlink>
-      <w:r>
-        <w:rPr>
-          <w:lang w:val="zh_TW" w:bidi="zh_TW"/>
-        </w:rPr>
-        <w:t>）。希伯來文中的同一個詞既表示「讚美」，也表示「認罪」；這兩個意思是同一概念的一部分。詩篇作者通常先承認自己的罪和神的公義，最後承認神的赦免與拯救大能。</w:t>
+        <w:t>）。作為神的受膏者，大衛和他的手下被允許吃這聖餅。同樣，耶穌是神的受膏者，也在安息日規定之外為他人提供所需。</w:t>
       </w:r>
     </w:p>
     <w:p>
@@ -695,935 +591,34 @@
       </w:r>
       <w:r>
         <w:rPr>
-          <w:lang w:val="zh_TW" w:bidi="zh_TW"/>
-        </w:rPr>
-        <w:t>這兩個意思也出現在新約中。基督徒認信（confess，即他們基於信念和忠誠宣告）耶穌是基督，並且他們屬於祂。「凡在人面前認我的，我在我天上的父面前也必認他」（</w:t>
-      </w:r>
-      <w:hyperlink r:id="rId36">
-        <w:r>
-          <w:rPr>
-            <w:lang w:val="zh_TW" w:bidi="zh_TW"/>
-          </w:rPr>
-          <w:rPr>
-            <w:color w:val="0000EE"/>
-            <w:u w:val="single"/>
-          </w:rPr>
-          <w:t>太10:32</w:t>
-        </w:r>
-      </w:hyperlink>
-      <w:r>
-        <w:rPr>
-          <w:lang w:val="zh_TW" w:bidi="zh_TW"/>
-        </w:rPr>
-        <w:t>）。不認基督等同於否認祂（</w:t>
-      </w:r>
-      <w:hyperlink r:id="rId37">
-        <w:r>
-          <w:rPr>
-            <w:lang w:val="zh_TW" w:bidi="zh_TW"/>
-          </w:rPr>
-          <w:rPr>
-            <w:color w:val="0000EE"/>
-            <w:u w:val="single"/>
-          </w:rPr>
-          <w:t>太10:33</w:t>
-        </w:r>
-      </w:hyperlink>
+          <w:i/>
+          <w:lang w:val="zh_TW" w:bidi="zh_TW"/>
+        </w:rPr>
+        <w:t>另見</w:t>
+      </w:r>
+      <w:r>
+        <w:rPr>
+          <w:lang w:val="zh_TW" w:bidi="zh_TW"/>
+        </w:rPr>
+        <w:t xml:space="preserve"> </w:t>
+      </w:r>
+      <w:r>
+        <w:rPr>
+          <w:lang w:val="zh_TW" w:bidi="zh_TW"/>
+        </w:rPr>
+        <w:t>會幕</w:t>
+      </w:r>
       <w:r>
         <w:rPr>
           <w:lang w:val="zh_TW" w:bidi="zh_TW"/>
         </w:rPr>
         <w:t>；</w:t>
       </w:r>
-      <w:hyperlink r:id="rId38">
-        <w:r>
-          <w:rPr>
-            <w:lang w:val="zh_TW" w:bidi="zh_TW"/>
-          </w:rPr>
-          <w:rPr>
-            <w:color w:val="0000EE"/>
-            <w:u w:val="single"/>
-          </w:rPr>
-          <w:t>路12:8</w:t>
-        </w:r>
-      </w:hyperlink>
-      <w:r>
-        <w:rPr>
-          <w:lang w:val="zh_TW" w:bidi="zh_TW"/>
-        </w:rPr>
-        <w:t>；參</w:t>
-      </w:r>
-      <w:hyperlink r:id="rId39">
-        <w:r>
-          <w:rPr>
-            <w:lang w:val="zh_TW" w:bidi="zh_TW"/>
-          </w:rPr>
-          <w:rPr>
-            <w:color w:val="0000EE"/>
-            <w:u w:val="single"/>
-          </w:rPr>
-          <w:t>提後2:11–13</w:t>
-        </w:r>
-      </w:hyperlink>
-      <w:r>
-        <w:rPr>
-          <w:lang w:val="zh_TW" w:bidi="zh_TW"/>
-        </w:rPr>
-        <w:t>；</w:t>
-      </w:r>
-      <w:hyperlink r:id="rId40">
-        <w:r>
-          <w:rPr>
-            <w:lang w:val="zh_TW" w:bidi="zh_TW"/>
-          </w:rPr>
-          <w:rPr>
-            <w:color w:val="0000EE"/>
-            <w:u w:val="single"/>
-          </w:rPr>
-          <w:t>啟3:5</w:t>
-        </w:r>
-      </w:hyperlink>
-      <w:r>
-        <w:rPr>
-          <w:lang w:val="zh_TW" w:bidi="zh_TW"/>
-        </w:rPr>
-        <w:t>）。因此，基督徒的生活從信仰的認信開始，即在見證人面前的公開宣告（</w:t>
-      </w:r>
-      <w:hyperlink r:id="rId41">
-        <w:r>
-          <w:rPr>
-            <w:lang w:val="zh_TW" w:bidi="zh_TW"/>
-          </w:rPr>
-          <w:rPr>
-            <w:color w:val="0000EE"/>
-            <w:u w:val="single"/>
-          </w:rPr>
-          <w:t>羅10:9–10</w:t>
-        </w:r>
-      </w:hyperlink>
-      <w:r>
-        <w:rPr>
-          <w:lang w:val="zh_TW" w:bidi="zh_TW"/>
-        </w:rPr>
-        <w:t>；</w:t>
-      </w:r>
-      <w:hyperlink r:id="rId42">
-        <w:r>
-          <w:rPr>
-            <w:lang w:val="zh_TW" w:bidi="zh_TW"/>
-          </w:rPr>
-          <w:rPr>
-            <w:color w:val="0000EE"/>
-            <w:u w:val="single"/>
-          </w:rPr>
-          <w:t>提前6:12</w:t>
-        </w:r>
-      </w:hyperlink>
-      <w:r>
-        <w:rPr>
-          <w:lang w:val="zh_TW" w:bidi="zh_TW"/>
-        </w:rPr>
-        <w:t>）。</w:t>
-      </w:r>
-      <w:hyperlink r:id="rId43">
-        <w:r>
-          <w:rPr>
-            <w:lang w:val="zh_TW" w:bidi="zh_TW"/>
-          </w:rPr>
-          <w:rPr>
-            <w:color w:val="0000EE"/>
-            <w:u w:val="single"/>
-          </w:rPr>
-          <w:t>約翰壹書四章2節</w:t>
-        </w:r>
-      </w:hyperlink>
-      <w:r>
-        <w:rPr>
-          <w:lang w:val="zh_TW" w:bidi="zh_TW"/>
-        </w:rPr>
-        <w:t>提供了基督徒認罪的另一個層面：必須承認「耶穌基督是成了肉身來的」，即承認耶穌的神性和作為神的兒子的先存性（祂「來到（has come）」；見</w:t>
-      </w:r>
-      <w:hyperlink r:id="rId44">
-        <w:r>
-          <w:rPr>
-            <w:lang w:val="zh_TW" w:bidi="zh_TW"/>
-          </w:rPr>
-          <w:rPr>
-            <w:color w:val="0000EE"/>
-            <w:u w:val="single"/>
-          </w:rPr>
-          <w:t>約壹4:15</w:t>
-        </w:r>
-      </w:hyperlink>
-      <w:r>
-        <w:rPr>
-          <w:lang w:val="zh_TW" w:bidi="zh_TW"/>
-        </w:rPr>
-        <w:t>）以及耶穌的人性和道成肉身（祂是「成了肉身（has come in flesh）」來的）。希臘文「承認」的字面意思是「說同樣的話」。基督徒的「美好的見證（good confession）」遵循基督認信的榜樣（</w:t>
-      </w:r>
-      <w:hyperlink r:id="rId45">
-        <w:r>
-          <w:rPr>
-            <w:lang w:val="zh_TW" w:bidi="zh_TW"/>
-          </w:rPr>
-          <w:rPr>
-            <w:color w:val="0000EE"/>
-            <w:u w:val="single"/>
-          </w:rPr>
-          <w:t>提前6:12–13</w:t>
-        </w:r>
-      </w:hyperlink>
-      <w:r>
-        <w:rPr>
-          <w:lang w:val="zh_TW" w:bidi="zh_TW"/>
-        </w:rPr>
-        <w:t>）。</w:t>
-      </w:r>
-    </w:p>
-    <w:p>
-      <w:pPr/>
-      <w:r>
-        <w:rPr>
-          <w:lang w:val="zh_TW" w:bidi="zh_TW"/>
-        </w:rPr>
-      </w:r>
-      <w:r>
-        <w:rPr>
-          <w:lang w:val="zh_TW" w:bidi="zh_TW"/>
-        </w:rPr>
-        <w:t>新約中只有少數經文談論認罪。受約翰洗禮的人公開承認他們的罪並悔改（</w:t>
-      </w:r>
-      <w:hyperlink r:id="rId46">
-        <w:r>
-          <w:rPr>
-            <w:lang w:val="zh_TW" w:bidi="zh_TW"/>
-          </w:rPr>
-          <w:rPr>
-            <w:color w:val="0000EE"/>
-            <w:u w:val="single"/>
-          </w:rPr>
-          <w:t>可1:4–5</w:t>
-        </w:r>
-      </w:hyperlink>
-      <w:r>
-        <w:rPr>
-          <w:lang w:val="zh_TW" w:bidi="zh_TW"/>
-        </w:rPr>
-        <w:t>）。事實上，所有基督徒都必須同意神的判斷，承認自己是罪人（</w:t>
-      </w:r>
-      <w:hyperlink r:id="rId47">
-        <w:r>
-          <w:rPr>
-            <w:lang w:val="zh_TW" w:bidi="zh_TW"/>
-          </w:rPr>
-          <w:rPr>
-            <w:color w:val="0000EE"/>
-            <w:u w:val="single"/>
-          </w:rPr>
-          <w:t>約一1:8–10</w:t>
-        </w:r>
-      </w:hyperlink>
-      <w:r>
-        <w:rPr>
-          <w:lang w:val="zh_TW" w:bidi="zh_TW"/>
-        </w:rPr>
-        <w:t>）。雅各書提供了一個更全面的圖畫：當一個基督徒生病時，長老應當探訪並給予這人機會認罪。像在詩篇中一樣，赦免與醫治（道德與身體）與認罪密切相關。基於這一原則，雅各敦促基督徒彼此認罪。</w:t>
-      </w:r>
-    </w:p>
-    <w:p>
-      <w:pPr/>
-      <w:r>
-        <w:rPr>
-          <w:lang w:val="zh_TW" w:bidi="zh_TW"/>
-        </w:rPr>
-      </w:r>
-      <w:r>
-        <w:rPr>
-          <w:i/>
-          <w:lang w:val="zh_TW" w:bidi="zh_TW"/>
-        </w:rPr>
-        <w:t>另見</w:t>
-      </w:r>
-      <w:r>
-        <w:rPr>
-          <w:lang w:val="zh_TW" w:bidi="zh_TW"/>
-        </w:rPr>
-        <w:t xml:space="preserve"> </w:t>
-      </w:r>
-      <w:r>
-        <w:rPr>
-          <w:lang w:val="zh_TW" w:bidi="zh_TW"/>
-        </w:rPr>
-        <w:t>歸信</w:t>
-      </w:r>
-      <w:r>
-        <w:rPr>
-          <w:lang w:val="zh_TW" w:bidi="zh_TW"/>
-        </w:rPr>
-        <w:t>；</w:t>
-      </w:r>
-      <w:r>
-        <w:rPr>
-          <w:lang w:val="zh_TW" w:bidi="zh_TW"/>
-        </w:rPr>
-        <w:t>寬恕</w:t>
-      </w:r>
-      <w:r>
-        <w:rPr>
-          <w:lang w:val="zh_TW" w:bidi="zh_TW"/>
-        </w:rPr>
-        <w:t>；</w:t>
-      </w:r>
-      <w:r>
-        <w:rPr>
-          <w:lang w:val="zh_TW" w:bidi="zh_TW"/>
-        </w:rPr>
-        <w:t>悔改</w:t>
-      </w:r>
-      <w:r>
-        <w:rPr>
-          <w:lang w:val="zh_TW" w:bidi="zh_TW"/>
-        </w:rPr>
-        <w:t>。</w:t>
-      </w:r>
-      <w:r>
-        <w:rPr>
-          <w:lang w:val="zh_TW" w:bidi="zh_TW"/>
-        </w:rPr>
-      </w:r>
-      <w:r>
-        <w:rPr>
-          <w:lang w:val="zh_TW" w:bidi="zh_TW"/>
-        </w:rPr>
-      </w:r>
-    </w:p>
-    <w:p>
-      <w:pPr/>
-      <w:r>
-        <w:rPr>
-          <w:lang w:val="zh_TW" w:bidi="zh_TW"/>
-        </w:rPr>
-      </w:r>
-    </w:p>
-    <w:p>
-      <w:pPr>
-        <w:pStyle w:val="Heading2"/>
-      </w:pPr>
-      <w:r>
-        <w:rPr>
-          <w:lang w:val="zh_TW" w:bidi="zh_TW"/>
-        </w:rPr>
-        <w:t>城</w:t>
-      </w:r>
-      <w:r>
-        <w:rPr>
-          <w:lang w:val="zh_TW" w:bidi="zh_TW"/>
-        </w:rPr>
-      </w:r>
-    </w:p>
-    <w:p>
-      <w:pPr/>
-      <w:r>
-        <w:rPr>
-          <w:lang w:val="zh_TW" w:bidi="zh_TW"/>
-        </w:rPr>
-      </w:r>
-      <w:r>
-        <w:rPr>
-          <w:lang w:val="zh_TW" w:bidi="zh_TW"/>
-        </w:rPr>
-        <w:t>一般來說，聖經沒有特別區分城、鎮或村，經文更著重於城牆與防禦（</w:t>
-      </w:r>
-      <w:hyperlink r:id="rId48">
-        <w:r>
-          <w:rPr>
-            <w:lang w:val="zh_TW" w:bidi="zh_TW"/>
-          </w:rPr>
-          <w:rPr>
-            <w:color w:val="0000EE"/>
-            <w:u w:val="single"/>
-          </w:rPr>
-          <w:t>利25:29–31</w:t>
-        </w:r>
-      </w:hyperlink>
-      <w:r>
-        <w:rPr>
-          <w:lang w:val="zh_TW" w:bidi="zh_TW"/>
-        </w:rPr>
-        <w:t>；</w:t>
-      </w:r>
-      <w:hyperlink r:id="rId49">
-        <w:r>
-          <w:rPr>
-            <w:lang w:val="zh_TW" w:bidi="zh_TW"/>
-          </w:rPr>
-          <w:rPr>
-            <w:color w:val="0000EE"/>
-            <w:u w:val="single"/>
-          </w:rPr>
-          <w:t>書19:35</w:t>
-        </w:r>
-      </w:hyperlink>
-      <w:r>
-        <w:rPr>
-          <w:lang w:val="zh_TW" w:bidi="zh_TW"/>
-        </w:rPr>
-        <w:t>）。聖經多次提到城樓、城門與圍困。由此可見，城會為周圍的鎮與村提供主要的安全保障。</w:t>
-      </w:r>
-    </w:p>
-    <w:p>
-      <w:pPr>
-        <w:pStyle w:val="Heading3"/>
-      </w:pPr>
-      <w:r>
-        <w:rPr>
-          <w:lang w:val="zh_TW" w:bidi="zh_TW"/>
-        </w:rPr>
-        <w:t>古代</w:t>
-      </w:r>
-    </w:p>
-    <w:p>
-      <w:pPr>
-        <w:pStyle w:val="Heading4"/>
-      </w:pPr>
-      <w:r>
-        <w:rPr>
-          <w:lang w:val="zh_TW" w:bidi="zh_TW"/>
-        </w:rPr>
-        <w:t>實際需要</w:t>
-      </w:r>
-    </w:p>
-    <w:p>
-      <w:pPr/>
-      <w:r>
-        <w:rPr>
-          <w:lang w:val="zh_TW" w:bidi="zh_TW"/>
-        </w:rPr>
-      </w:r>
-      <w:r>
-        <w:rPr>
-          <w:lang w:val="zh_TW" w:bidi="zh_TW"/>
-        </w:rPr>
-        <w:t>定居的群體依賴穩定而可管理的糧食來源。遊牧民族（經常四處遷移的人）與城裡定居的人不同，他們住在可隨時搬動的帳棚裡，邊走邊尋找食物。定居於城的生活方式，與遊牧的經驗形成強烈對比。聖經描述過著部分遊牧生活的亞伯拉罕時，正顯出這種差異：「因為他等候那座有根基的城，就是神所經營所建造的」（</w:t>
-      </w:r>
-      <w:hyperlink r:id="rId50">
-        <w:r>
-          <w:rPr>
-            <w:lang w:val="zh_TW" w:bidi="zh_TW"/>
-          </w:rPr>
-          <w:rPr>
-            <w:color w:val="0000EE"/>
-            <w:u w:val="single"/>
-          </w:rPr>
-          <w:t>來11:10</w:t>
-        </w:r>
-      </w:hyperlink>
-      <w:r>
-        <w:rPr>
-          <w:lang w:val="zh_TW" w:bidi="zh_TW"/>
-        </w:rPr>
-        <w:t>）。</w:t>
-      </w:r>
-    </w:p>
-    <w:p>
-      <w:pPr>
-        <w:pStyle w:val="Heading4"/>
-      </w:pPr>
-      <w:r>
-        <w:rPr>
-          <w:lang w:val="zh_TW" w:bidi="zh_TW"/>
-        </w:rPr>
-        <w:t>聖經中的第一座城</w:t>
-      </w:r>
-    </w:p>
-    <w:p>
-      <w:pPr/>
-      <w:r>
-        <w:rPr>
-          <w:lang w:val="zh_TW" w:bidi="zh_TW"/>
-        </w:rPr>
-      </w:r>
-      <w:r>
-        <w:rPr>
-          <w:lang w:val="zh_TW" w:bidi="zh_TW"/>
-        </w:rPr>
-        <w:t>聖經第一次提到城的經文，是在</w:t>
-      </w:r>
-      <w:hyperlink r:id="rId51">
-        <w:r>
-          <w:rPr>
-            <w:lang w:val="zh_TW" w:bidi="zh_TW"/>
-          </w:rPr>
-          <w:rPr>
-            <w:color w:val="0000EE"/>
-            <w:u w:val="single"/>
-          </w:rPr>
-          <w:t>創世記四章17節</w:t>
-        </w:r>
-      </w:hyperlink>
-      <w:r>
-        <w:rPr>
-          <w:lang w:val="zh_TW" w:bidi="zh_TW"/>
-        </w:rPr>
-        <w:t>。經文中的希伯來文動詞，顯示該隱「正在建造」那座城。他很可能沒有把城建成，也沒有留在那裡。因為神早前判他要「流離飄蕩」而活（</w:t>
-      </w:r>
-      <w:hyperlink r:id="rId52">
-        <w:r>
-          <w:rPr>
-            <w:lang w:val="zh_TW" w:bidi="zh_TW"/>
-          </w:rPr>
-          <w:rPr>
-            <w:color w:val="0000EE"/>
-            <w:u w:val="single"/>
-          </w:rPr>
-          <w:t>12</w:t>
-        </w:r>
-      </w:hyperlink>
-      <w:r>
-        <w:rPr>
-          <w:lang w:val="zh_TW" w:bidi="zh_TW"/>
-        </w:rPr>
-        <w:t>節）。</w:t>
-      </w:r>
-    </w:p>
-    <w:p>
-      <w:pPr/>
-      <w:r>
-        <w:rPr>
-          <w:lang w:val="zh_TW" w:bidi="zh_TW"/>
-        </w:rPr>
-      </w:r>
-      <w:r>
-        <w:rPr>
-          <w:lang w:val="zh_TW" w:bidi="zh_TW"/>
-        </w:rPr>
-        <w:t>創世記的記載始終如一，說明人在很早期就開始在城裡生活。人類最早的後代是該隱和亞伯，他們都從事食物生產（</w:t>
-      </w:r>
-      <w:hyperlink r:id="rId53">
-        <w:r>
-          <w:rPr>
-            <w:lang w:val="zh_TW" w:bidi="zh_TW"/>
-          </w:rPr>
-          <w:rPr>
-            <w:color w:val="0000EE"/>
-            <w:u w:val="single"/>
-          </w:rPr>
-          <w:t>創4:2</w:t>
-        </w:r>
-      </w:hyperlink>
-      <w:r>
-        <w:rPr>
-          <w:lang w:val="zh_TW" w:bidi="zh_TW"/>
-        </w:rPr>
-        <w:t>）。該隱是農夫，亞伯是牧羊人。</w:t>
-      </w:r>
-      <w:hyperlink r:id="rId54">
-        <w:r>
-          <w:rPr>
-            <w:lang w:val="zh_TW" w:bidi="zh_TW"/>
-          </w:rPr>
-          <w:rPr>
-            <w:color w:val="0000EE"/>
-            <w:u w:val="single"/>
-          </w:rPr>
-          <w:t>創世記四章</w:t>
-        </w:r>
-      </w:hyperlink>
-      <w:r>
-        <w:rPr>
-          <w:lang w:val="zh_TW" w:bidi="zh_TW"/>
-        </w:rPr>
-        <w:t>顯示生產糧食的需要，以及因生產糧食而出現的分工。例如，雅八是支搭帳棚之人（</w:t>
-      </w:r>
-      <w:hyperlink r:id="rId55">
-        <w:r>
-          <w:rPr>
-            <w:lang w:val="zh_TW" w:bidi="zh_TW"/>
-          </w:rPr>
-          <w:rPr>
-            <w:color w:val="0000EE"/>
-            <w:u w:val="single"/>
-          </w:rPr>
-          <w:t>20</w:t>
-        </w:r>
-      </w:hyperlink>
-      <w:r>
-        <w:rPr>
-          <w:lang w:val="zh_TW" w:bidi="zh_TW"/>
-        </w:rPr>
-        <w:t>節），猶八是作樂之人（第</w:t>
-      </w:r>
-      <w:hyperlink r:id="rId56">
-        <w:r>
-          <w:rPr>
-            <w:lang w:val="zh_TW" w:bidi="zh_TW"/>
-          </w:rPr>
-          <w:rPr>
-            <w:color w:val="0000EE"/>
-            <w:u w:val="single"/>
-          </w:rPr>
-          <w:t>21</w:t>
-        </w:r>
-      </w:hyperlink>
-      <w:r>
-        <w:rPr>
-          <w:lang w:val="zh_TW" w:bidi="zh_TW"/>
-        </w:rPr>
-        <w:t>節），土八‧該隱打造金屬器物之人（</w:t>
-      </w:r>
-      <w:hyperlink r:id="rId57">
-        <w:r>
-          <w:rPr>
-            <w:lang w:val="zh_TW" w:bidi="zh_TW"/>
-          </w:rPr>
-          <w:rPr>
-            <w:color w:val="0000EE"/>
-            <w:u w:val="single"/>
-          </w:rPr>
-          <w:t>22</w:t>
-        </w:r>
-      </w:hyperlink>
-      <w:r>
-        <w:rPr>
-          <w:lang w:val="zh_TW" w:bidi="zh_TW"/>
-        </w:rPr>
-        <w:t>節）。</w:t>
-      </w:r>
-    </w:p>
-    <w:p>
-      <w:pPr>
-        <w:pStyle w:val="Heading4"/>
-      </w:pPr>
-      <w:r>
-        <w:rPr>
-          <w:lang w:val="zh_TW" w:bidi="zh_TW"/>
-        </w:rPr>
-        <w:t>考古證據</w:t>
-      </w:r>
-    </w:p>
-    <w:p>
-      <w:pPr/>
-      <w:r>
-        <w:rPr>
-          <w:lang w:val="zh_TW" w:bidi="zh_TW"/>
-        </w:rPr>
-      </w:r>
-      <w:r>
-        <w:rPr>
-          <w:lang w:val="zh_TW" w:bidi="zh_TW"/>
-        </w:rPr>
-        <w:t>有人認為城在極早的時期就已經出現，這個觀點大致得到考古發現的支持。耶利哥是目前發現，在迦南地最古老的城。考古學家凱瑟琳·凱尼恩（Kathleen Kenyon）用碳十四測試（carbon-14 dating）檢驗當地出土的木材，斷定耶利哥在公元前7000年之前就已經存在。雖然這城的面積不足4公頃（10英畝），卻發展得相當完整。耶利哥擁有厚達1.8公尺（6英尺）的城牆，還有一座近9公尺（30英尺）高的圓形石塔，塔內從上到下有樓梯。</w:t>
-      </w:r>
-    </w:p>
-    <w:p>
-      <w:pPr/>
-      <w:r>
-        <w:rPr>
-          <w:lang w:val="zh_TW" w:bidi="zh_TW"/>
-        </w:rPr>
-      </w:r>
-      <w:r>
-        <w:rPr>
-          <w:lang w:val="zh_TW" w:bidi="zh_TW"/>
-        </w:rPr>
-        <w:t>耶利哥看來比其它迦南城早約3,000年出現。許多著名的蘇美（Sumerian）城，如吾珥、伊什（Ish）、拉加什（Lagah）和烏魯克（Uruk），都在其後出現，它們是在公元前四千年或三千年初期開始形成的。</w:t>
-      </w:r>
-    </w:p>
-    <w:p>
-      <w:pPr>
-        <w:pStyle w:val="Heading3"/>
-      </w:pPr>
-      <w:r>
-        <w:rPr>
-          <w:lang w:val="zh_TW" w:bidi="zh_TW"/>
-        </w:rPr>
-        <w:t>地點與名稱</w:t>
-      </w:r>
-    </w:p>
-    <w:p>
-      <w:pPr>
-        <w:pStyle w:val="Heading4"/>
-      </w:pPr>
-      <w:r>
-        <w:rPr>
-          <w:lang w:val="zh_TW" w:bidi="zh_TW"/>
-        </w:rPr>
-        <w:t>地形的必要條件</w:t>
-      </w:r>
-    </w:p>
-    <w:p>
-      <w:pPr/>
-      <w:r>
-        <w:rPr>
-          <w:lang w:val="zh_TW" w:bidi="zh_TW"/>
-        </w:rPr>
-      </w:r>
-      <w:r>
-        <w:rPr>
-          <w:lang w:val="zh_TW" w:bidi="zh_TW"/>
-        </w:rPr>
-        <w:t>挑選建城的位置時，主要考慮四項因素：</w:t>
-      </w:r>
-    </w:p>
-    <w:p>
-      <w:pPr>
-        <w:pStyle w:val="ListNumber"/>
-        <w:numPr>
-          <w:ilvl w:val="0"/>
-          <w:numId w:val="14"/>
-        </w:numPr>
-        <w:spacing w:line="240" w:lineRule="auto"/>
-        <w:ind w:left="720"/>
-      </w:pPr>
-      <w:r>
-        <w:rPr>
-          <w:lang w:val="zh_TW" w:bidi="zh_TW"/>
-        </w:rPr>
-      </w:r>
-      <w:r>
-        <w:rPr>
-          <w:b/>
-          <w:lang w:val="zh_TW" w:bidi="zh_TW"/>
-        </w:rPr>
-        <w:t>安全。</w:t>
-      </w:r>
-      <w:r>
-        <w:rPr>
-          <w:lang w:val="zh_TW" w:bidi="zh_TW"/>
-        </w:rPr>
-        <w:t>古城的地形（地勢或位置）必須有助防禦。建在天然山丘上的城，比建在山谷裡的城較不容易受到攻擊。若敵軍必須往上坡攻擊，守軍便能取得明顯優勢。</w:t>
-        <w:br/>
-      </w:r>
-      <w:r>
-        <w:rPr>
-          <w:lang w:val="zh_TW" w:bidi="zh_TW"/>
-        </w:rPr>
-        <w:t>耶路撒冷的地點正好說明安全地勢的重要：群山圍繞著它（</w:t>
-      </w:r>
-      <w:hyperlink r:id="rId58">
-        <w:r>
-          <w:rPr>
-            <w:lang w:val="zh_TW" w:bidi="zh_TW"/>
-          </w:rPr>
-          <w:rPr>
-            <w:color w:val="0000EE"/>
-            <w:u w:val="single"/>
-          </w:rPr>
-          <w:t>詩125:2</w:t>
-        </w:r>
-      </w:hyperlink>
-      <w:r>
-        <w:rPr>
-          <w:lang w:val="zh_TW" w:bidi="zh_TW"/>
-        </w:rPr>
-        <w:t>）。早期的耶路撒冷首先建立在一條石灰岩山脊上。東邊有深邃的汲淪谷（Kidron Valley）保護；西邊則是壯觀的土耳甫谷（Tyropoean Valley）。這兩個谷在南方匯合，使南面也受到保護。為了讓整個城更安全，人們在建城時，又會在周圍築牆，而重點放在北面，因為那裡若不防備，耶路撒冷就會暴露（參</w:t>
-      </w:r>
-      <w:hyperlink r:id="rId59">
-        <w:r>
-          <w:rPr>
-            <w:lang w:val="zh_TW" w:bidi="zh_TW"/>
-          </w:rPr>
-          <w:rPr>
-            <w:color w:val="0000EE"/>
-            <w:u w:val="single"/>
-          </w:rPr>
-          <w:t>撒下5:6</w:t>
-        </w:r>
-      </w:hyperlink>
-      <w:r>
-        <w:rPr>
-          <w:lang w:val="zh_TW" w:bidi="zh_TW"/>
-        </w:rPr>
-        <w:t>）。</w:t>
-      </w:r>
-    </w:p>
-    <w:p>
-      <w:pPr>
-        <w:pStyle w:val="ListNumber"/>
-        <w:spacing w:line="240" w:lineRule="auto"/>
-        <w:ind w:left="720"/>
-      </w:pPr>
-      <w:r>
-        <w:rPr>
-          <w:lang w:val="zh_TW" w:bidi="zh_TW"/>
-        </w:rPr>
-      </w:r>
-      <w:r>
-        <w:rPr>
-          <w:b/>
-          <w:lang w:val="zh_TW" w:bidi="zh_TW"/>
-        </w:rPr>
-        <w:t>水源。</w:t>
-      </w:r>
-      <w:r>
-        <w:rPr>
-          <w:lang w:val="zh_TW" w:bidi="zh_TW"/>
-        </w:rPr>
-        <w:t>一座城能夠維持下去，有一項絕對必要的條件，就是必須有方便獲取的水源。城裡的泉水或水井成了社交往來的中心，對婦女來說更是如此，因為她們通常負責提水。聖經裡有許多例子，可見人們在村莊水井旁邊社交往來（</w:t>
-      </w:r>
-      <w:hyperlink r:id="rId60">
-        <w:r>
-          <w:rPr>
-            <w:lang w:val="zh_TW" w:bidi="zh_TW"/>
-          </w:rPr>
-          <w:rPr>
-            <w:color w:val="0000EE"/>
-            <w:u w:val="single"/>
-          </w:rPr>
-          <w:t>創29:1–12</w:t>
-        </w:r>
-      </w:hyperlink>
-      <w:r>
-        <w:rPr>
-          <w:lang w:val="zh_TW" w:bidi="zh_TW"/>
-        </w:rPr>
-        <w:t>；</w:t>
-      </w:r>
-      <w:hyperlink r:id="rId61">
-        <w:r>
-          <w:rPr>
-            <w:lang w:val="zh_TW" w:bidi="zh_TW"/>
-          </w:rPr>
-          <w:rPr>
-            <w:color w:val="0000EE"/>
-            <w:u w:val="single"/>
-          </w:rPr>
-          <w:t>王上1:38–39</w:t>
-        </w:r>
-      </w:hyperlink>
-      <w:r>
-        <w:rPr>
-          <w:lang w:val="zh_TW" w:bidi="zh_TW"/>
-        </w:rPr>
-        <w:t>）。</w:t>
-        <w:br/>
-      </w:r>
-      <w:r>
-        <w:rPr>
-          <w:lang w:val="zh_TW" w:bidi="zh_TW"/>
-        </w:rPr>
-        <w:t>一般來說，山谷是水源所在，因此城的最近泉水往往在城牆外。攻城的敵人可能會先奪取水源，而城牆內儲存的水一旦用盡，城便不得不投降。在耶路撒冷，希西家王開鑿了一條水道，目的是化解亞述王西拿基立當時即將發動的攻擊（</w:t>
-      </w:r>
-      <w:hyperlink r:id="rId62">
-        <w:r>
-          <w:rPr>
-            <w:lang w:val="zh_TW" w:bidi="zh_TW"/>
-          </w:rPr>
-          <w:rPr>
-            <w:color w:val="0000EE"/>
-            <w:u w:val="single"/>
-          </w:rPr>
-          <w:t>王下20:20</w:t>
-        </w:r>
-      </w:hyperlink>
-      <w:r>
-        <w:rPr>
-          <w:lang w:val="zh_TW" w:bidi="zh_TW"/>
-        </w:rPr>
-        <w:t>；</w:t>
-      </w:r>
-      <w:hyperlink r:id="rId63">
-        <w:r>
-          <w:rPr>
-            <w:lang w:val="zh_TW" w:bidi="zh_TW"/>
-          </w:rPr>
-          <w:rPr>
-            <w:color w:val="0000EE"/>
-            <w:u w:val="single"/>
-          </w:rPr>
-          <w:t>代下32:30</w:t>
-        </w:r>
-      </w:hyperlink>
-      <w:r>
-        <w:rPr>
-          <w:lang w:val="zh_TW" w:bidi="zh_TW"/>
-        </w:rPr>
-        <w:t>）。這是一項驚人的工程成就，該水道長達518公尺（1,700英尺）以上。直到今天，到訪耶路撒冷的人仍可看見這條超過2,500年歷史的水道。</w:t>
-      </w:r>
-    </w:p>
-    <w:p>
-      <w:pPr>
-        <w:pStyle w:val="ListNumber"/>
-        <w:spacing w:line="240" w:lineRule="auto"/>
-        <w:ind w:left="720"/>
-      </w:pPr>
-      <w:r>
-        <w:rPr>
-          <w:lang w:val="zh_TW" w:bidi="zh_TW"/>
-        </w:rPr>
-      </w:r>
-      <w:r>
-        <w:rPr>
-          <w:b/>
-          <w:lang w:val="zh_TW" w:bidi="zh_TW"/>
-        </w:rPr>
-        <w:t>食物。</w:t>
-      </w:r>
-      <w:r>
-        <w:rPr>
-          <w:lang w:val="zh_TW" w:bidi="zh_TW"/>
-        </w:rPr>
-        <w:t>每座城都必須有足夠的食物供應給城中的居民。古代的農夫通常住在村莊或城裡，每天步行到自己的田地工作。若城的附近沒有足夠可耕種的土地來供應全城所需，這座城就無法維持下去。</w:t>
-      </w:r>
-    </w:p>
-    <w:p>
-      <w:pPr>
-        <w:pStyle w:val="ListNumber"/>
-        <w:spacing w:line="240" w:lineRule="auto"/>
-        <w:ind w:left="720"/>
-      </w:pPr>
-      <w:r>
-        <w:rPr>
-          <w:lang w:val="zh_TW" w:bidi="zh_TW"/>
-        </w:rPr>
-      </w:r>
-      <w:r>
-        <w:rPr>
-          <w:b/>
-          <w:lang w:val="zh_TW" w:bidi="zh_TW"/>
-        </w:rPr>
-        <w:t>貿易。</w:t>
-      </w:r>
-      <w:r>
-        <w:rPr>
-          <w:lang w:val="zh_TW" w:bidi="zh_TW"/>
-        </w:rPr>
-        <w:t>城必須能輸入原料並輸出成品。若城靠近本地或通往列邦的道路，會更具優勢，甚至可以說是必要條件。聖經中重要的城大多位於主要的商業道路旁。</w:t>
-      </w:r>
-    </w:p>
-    <w:p>
-      <w:pPr/>
-      <w:r>
-        <w:rPr>
-          <w:lang w:val="zh_TW" w:bidi="zh_TW"/>
-        </w:rPr>
-      </w:r>
-      <w:r>
-        <w:rPr>
-          <w:lang w:val="zh_TW" w:bidi="zh_TW"/>
-        </w:rPr>
-        <w:t>這四項因素的重要性隨著年代而改變。當強盛列邦（如羅馬）出現時，城不必再建在難以到達的山頂，因為它們可以倚靠常備軍隊來保護。抹上灰泥的蓄水池與引水道的發展，使人能在遠離天然水源之處建城。例如，大希律（Herod the Great）所建的凱撒利亞，距離迦密山的泉源19.3公里（12英里）。貿易路線會隨著列邦局勢的變化而改變，會令一些城衰落，另一些城興起。</w:t>
-      </w:r>
-    </w:p>
-    <w:p>
-      <w:pPr/>
-      <w:r>
-        <w:rPr>
-          <w:lang w:val="zh_TW" w:bidi="zh_TW"/>
-        </w:rPr>
-      </w:r>
-      <w:r>
-        <w:rPr>
-          <w:i/>
-          <w:lang w:val="zh_TW" w:bidi="zh_TW"/>
-        </w:rPr>
-        <w:t>另見</w:t>
-      </w:r>
-      <w:r>
-        <w:rPr>
-          <w:lang w:val="zh_TW" w:bidi="zh_TW"/>
-        </w:rPr>
-        <w:t>考古學與聖經</w:t>
+      <w:r>
+        <w:rPr>
+          <w:lang w:val="zh_TW" w:bidi="zh_TW"/>
+        </w:rPr>
+        <w:t>聖殿</w:t>
       </w:r>
       <w:r>
         <w:rPr>
@@ -3531,12 +2526,6 @@
   </w:num>
   <w:num w:numId="13" w16cid:durableId="592781308">
     <w:abstractNumId w:val="11"/>
-  </w:num>
-  <w:num w:numId="14">
-    <w:abstractNumId w:val="3"/>
-    <w:lvlOverride w:ilvl="0">
-      <w:startOverride w:val="1"/>
-    </w:lvlOverride>
   </w:num>
   <w:numIdMacAtCleanup w:val="10"/>
 </w:numbering>

--- a/zht/docx/016.content.docx
+++ b/zht/docx/016.content.docx
@@ -19,7 +19,7 @@
         <w:rPr>
           <w:lang w:val="zh_TW" w:bidi="zh_TW"/>
         </w:rPr>
-        <w:t>Resource: Tyndale Open Bible Dictionary</w:t>
+        <w:t>Resource: Aquifer Open Bible Dictionary</w:t>
       </w:r>
       <w:r>
         <w:rPr>
@@ -112,7 +112,7 @@
         <w:rPr>
           <w:lang w:val="zh_TW" w:bidi="zh_TW"/>
         </w:rPr>
-        <w:t>Tyndale Open Bible Dictionary</w:t>
+        <w:t>Aquifer Open Bible Dictionary</w:t>
       </w:r>
     </w:p>
     <w:p>

--- a/zht/docx/016.content.docx
+++ b/zht/docx/016.content.docx
@@ -149,7 +149,7 @@
         <w:rPr>
           <w:lang w:val="zh_TW" w:bidi="zh_TW"/>
         </w:rPr>
-        <w:t>chen</w:t>
+        <w:t>chan</w:t>
       </w:r>
       <w:r>
         <w:rPr>
@@ -212,7 +212,7 @@
         <w:rPr>
           <w:lang w:val="zh_TW" w:bidi="zh_TW"/>
         </w:rPr>
-        <w:t>陳設餅</w:t>
+        <w:t>產業</w:t>
       </w:r>
       <w:r>
         <w:rPr>
@@ -231,205 +231,29 @@
         <w:rPr>
           <w:lang w:val="zh_TW" w:bidi="zh_TW"/>
         </w:rPr>
-        <w:t>放置在會幕或聖所中的特別桌子上的餅，後來在聖殿中也有。舊約中有兩個其它術語用來描述「陳設餅（bread of the Presence）」，意思是擺在耶和華面前的餅（</w:t>
-      </w:r>
-      <w:hyperlink r:id="rId13">
-        <w:r>
-          <w:rPr>
-            <w:lang w:val="zh_TW" w:bidi="zh_TW"/>
-          </w:rPr>
-          <w:rPr>
-            <w:color w:val="0000EE"/>
-            <w:u w:val="single"/>
-          </w:rPr>
-          <w:t>出25:23、30</w:t>
-        </w:r>
-      </w:hyperlink>
-      <w:r>
-        <w:rPr>
-          <w:lang w:val="zh_TW" w:bidi="zh_TW"/>
-        </w:rPr>
-        <w:t>，</w:t>
-      </w:r>
-      <w:hyperlink r:id="rId14">
-        <w:r>
-          <w:rPr>
-            <w:lang w:val="zh_TW" w:bidi="zh_TW"/>
-          </w:rPr>
-          <w:rPr>
-            <w:color w:val="0000EE"/>
-            <w:u w:val="single"/>
-          </w:rPr>
-          <w:t>35:13</w:t>
-        </w:r>
-      </w:hyperlink>
-      <w:r>
-        <w:rPr>
-          <w:lang w:val="zh_TW" w:bidi="zh_TW"/>
-        </w:rPr>
-        <w:t>，</w:t>
-      </w:r>
-      <w:hyperlink r:id="rId15">
-        <w:r>
-          <w:rPr>
-            <w:lang w:val="zh_TW" w:bidi="zh_TW"/>
-          </w:rPr>
-          <w:rPr>
-            <w:color w:val="0000EE"/>
-            <w:u w:val="single"/>
-          </w:rPr>
-          <w:t>39:36</w:t>
-        </w:r>
-      </w:hyperlink>
-      <w:r>
-        <w:rPr>
-          <w:lang w:val="zh_TW" w:bidi="zh_TW"/>
-        </w:rPr>
-        <w:t>；</w:t>
-      </w:r>
-      <w:hyperlink r:id="rId16">
-        <w:r>
-          <w:rPr>
-            <w:lang w:val="zh_TW" w:bidi="zh_TW"/>
-          </w:rPr>
-          <w:rPr>
-            <w:color w:val="0000EE"/>
-            <w:u w:val="single"/>
-          </w:rPr>
-          <w:t>王上7:48</w:t>
-        </w:r>
-      </w:hyperlink>
-      <w:r>
-        <w:rPr>
-          <w:lang w:val="zh_TW" w:bidi="zh_TW"/>
-        </w:rPr>
-        <w:t>；</w:t>
-      </w:r>
-      <w:hyperlink r:id="rId17">
-        <w:r>
-          <w:rPr>
-            <w:lang w:val="zh_TW" w:bidi="zh_TW"/>
-          </w:rPr>
-          <w:rPr>
-            <w:color w:val="0000EE"/>
-            <w:u w:val="single"/>
-          </w:rPr>
-          <w:t>代下4:19</w:t>
-        </w:r>
-      </w:hyperlink>
-      <w:r>
-        <w:rPr>
-          <w:lang w:val="zh_TW" w:bidi="zh_TW"/>
-        </w:rPr>
-        <w:t>）。「陳設餅（showbread）」一詞指的是將餅排列在桌子上的方式（</w:t>
-      </w:r>
-      <w:hyperlink r:id="rId18">
-        <w:r>
-          <w:rPr>
-            <w:lang w:val="zh_TW" w:bidi="zh_TW"/>
-          </w:rPr>
-          <w:rPr>
-            <w:color w:val="0000EE"/>
-            <w:u w:val="single"/>
-          </w:rPr>
-          <w:t>代上9:32</w:t>
-        </w:r>
-      </w:hyperlink>
-      <w:r>
-        <w:rPr>
-          <w:lang w:val="zh_TW" w:bidi="zh_TW"/>
-        </w:rPr>
-        <w:t>，</w:t>
-      </w:r>
-      <w:hyperlink r:id="rId19">
-        <w:r>
-          <w:rPr>
-            <w:lang w:val="zh_TW" w:bidi="zh_TW"/>
-          </w:rPr>
-          <w:rPr>
-            <w:color w:val="0000EE"/>
-            <w:u w:val="single"/>
-          </w:rPr>
-          <w:t>23:29</w:t>
-        </w:r>
-      </w:hyperlink>
-      <w:r>
-        <w:rPr>
-          <w:lang w:val="zh_TW" w:bidi="zh_TW"/>
-        </w:rPr>
-        <w:t>，</w:t>
-      </w:r>
-      <w:hyperlink r:id="rId20">
-        <w:r>
-          <w:rPr>
-            <w:lang w:val="zh_TW" w:bidi="zh_TW"/>
-          </w:rPr>
-          <w:rPr>
-            <w:color w:val="0000EE"/>
-            <w:u w:val="single"/>
-          </w:rPr>
-          <w:t>28:16</w:t>
-        </w:r>
-      </w:hyperlink>
-      <w:r>
-        <w:rPr>
-          <w:lang w:val="zh_TW" w:bidi="zh_TW"/>
-        </w:rPr>
-        <w:t>；</w:t>
-      </w:r>
-      <w:hyperlink r:id="rId21">
-        <w:r>
-          <w:rPr>
-            <w:lang w:val="zh_TW" w:bidi="zh_TW"/>
-          </w:rPr>
-          <w:rPr>
-            <w:color w:val="0000EE"/>
-            <w:u w:val="single"/>
-          </w:rPr>
-          <w:t>代下2:4</w:t>
-        </w:r>
-      </w:hyperlink>
-      <w:r>
-        <w:rPr>
-          <w:lang w:val="zh_TW" w:bidi="zh_TW"/>
-        </w:rPr>
-        <w:t>，</w:t>
-      </w:r>
-      <w:hyperlink r:id="rId22">
-        <w:r>
-          <w:rPr>
-            <w:lang w:val="zh_TW" w:bidi="zh_TW"/>
-          </w:rPr>
-          <w:rPr>
-            <w:color w:val="0000EE"/>
-            <w:u w:val="single"/>
-          </w:rPr>
-          <w:t>13:11</w:t>
-        </w:r>
-      </w:hyperlink>
-      <w:r>
-        <w:rPr>
-          <w:lang w:val="zh_TW" w:bidi="zh_TW"/>
-        </w:rPr>
-        <w:t>，</w:t>
-      </w:r>
-      <w:hyperlink r:id="rId23">
-        <w:r>
-          <w:rPr>
-            <w:lang w:val="zh_TW" w:bidi="zh_TW"/>
-          </w:rPr>
-          <w:rPr>
-            <w:color w:val="0000EE"/>
-            <w:u w:val="single"/>
-          </w:rPr>
-          <w:t>29:18</w:t>
-        </w:r>
-      </w:hyperlink>
-      <w:r>
-        <w:rPr>
-          <w:lang w:val="zh_TW" w:bidi="zh_TW"/>
-        </w:rPr>
-        <w:t>）。</w:t>
+        <w:t>遺產或遺贈。產業在聖經中扮演著異常重要的角色，尤其當它被用來傳達神學真理時。正如我們所預期的，這些神學應用反映了舊約和新約時期的律法習俗。</w:t>
+      </w:r>
+    </w:p>
+    <w:p>
+      <w:pPr>
+        <w:pStyle w:val="Heading3"/>
+      </w:pPr>
+      <w:r>
+        <w:rPr>
+          <w:lang w:val="zh_TW" w:bidi="zh_TW"/>
+        </w:rPr>
+        <w:t>律法和歷史方面</w:t>
+      </w:r>
+    </w:p>
+    <w:p>
+      <w:pPr>
+        <w:pStyle w:val="Heading4"/>
+      </w:pPr>
+      <w:r>
+        <w:rPr>
+          <w:lang w:val="zh_TW" w:bidi="zh_TW"/>
+        </w:rPr>
+        <w:t>族長時期</w:t>
       </w:r>
     </w:p>
     <w:p>
@@ -443,25 +267,108 @@
         <w:rPr>
           <w:lang w:val="zh_TW" w:bidi="zh_TW"/>
         </w:rPr>
-        <w:t>雖然陳設餅的桌子、香壇和金燈台不在至聖所內，但它們仍被認為是在神的面前。作為擺在神面前的供物，這些餅被認為是聖潔的，只有祭司才能吃。在以色列歷史的後期，提供陳設餅以及其它聖殿服務的經費，來自於每位公民繳納的三分之一舍客勒的稅款（</w:t>
-      </w:r>
-      <w:hyperlink r:id="rId24">
-        <w:r>
-          <w:rPr>
-            <w:lang w:val="zh_TW" w:bidi="zh_TW"/>
-          </w:rPr>
-          <w:rPr>
-            <w:color w:val="0000EE"/>
-            <w:u w:val="single"/>
-          </w:rPr>
-          <w:t>尼10:32–33</w:t>
-        </w:r>
-      </w:hyperlink>
-      <w:r>
-        <w:rPr>
-          <w:lang w:val="zh_TW" w:bidi="zh_TW"/>
-        </w:rPr>
-        <w:t>）。</w:t>
+        <w:t>創世記中有關族長的故事，讓我們了解到公元前二千紀早期的習俗。例如，這些敘述顯示出長子通常期望獲得長子的名分。然而，也有許多例外。以實瑪利（</w:t>
+      </w:r>
+      <w:hyperlink r:id="rId13">
+        <w:r>
+          <w:rPr>
+            <w:lang w:val="zh_TW" w:bidi="zh_TW"/>
+          </w:rPr>
+          <w:rPr>
+            <w:color w:val="0000EE"/>
+            <w:u w:val="single"/>
+          </w:rPr>
+          <w:t>創16:15</w:t>
+        </w:r>
+      </w:hyperlink>
+      <w:r>
+        <w:rPr>
+          <w:lang w:val="zh_TW" w:bidi="zh_TW"/>
+        </w:rPr>
+        <w:t>，</w:t>
+      </w:r>
+      <w:hyperlink r:id="rId14">
+        <w:r>
+          <w:rPr>
+            <w:lang w:val="zh_TW" w:bidi="zh_TW"/>
+          </w:rPr>
+          <w:rPr>
+            <w:color w:val="0000EE"/>
+            <w:u w:val="single"/>
+          </w:rPr>
+          <w:t>17:15–21</w:t>
+        </w:r>
+      </w:hyperlink>
+      <w:r>
+        <w:rPr>
+          <w:lang w:val="zh_TW" w:bidi="zh_TW"/>
+        </w:rPr>
+        <w:t>）、以掃（</w:t>
+      </w:r>
+      <w:hyperlink r:id="rId15">
+        <w:r>
+          <w:rPr>
+            <w:lang w:val="zh_TW" w:bidi="zh_TW"/>
+          </w:rPr>
+          <w:rPr>
+            <w:color w:val="0000EE"/>
+            <w:u w:val="single"/>
+          </w:rPr>
+          <w:t>25:23</w:t>
+        </w:r>
+      </w:hyperlink>
+      <w:r>
+        <w:rPr>
+          <w:lang w:val="zh_TW" w:bidi="zh_TW"/>
+        </w:rPr>
+        <w:t>）、和呂便（</w:t>
+      </w:r>
+      <w:hyperlink r:id="rId16">
+        <w:r>
+          <w:rPr>
+            <w:lang w:val="zh_TW" w:bidi="zh_TW"/>
+          </w:rPr>
+          <w:rPr>
+            <w:color w:val="0000EE"/>
+            <w:u w:val="single"/>
+          </w:rPr>
+          <w:t>49:3–4</w:t>
+        </w:r>
+      </w:hyperlink>
+      <w:r>
+        <w:rPr>
+          <w:lang w:val="zh_TW" w:bidi="zh_TW"/>
+        </w:rPr>
+        <w:t>）都沒有得到長子的名分。另一個特別值得注意的例子是亞伯拉罕提出的，就是在沒有兒子的情況下，他的僕人以利以謝可以被視為繼承人（</w:t>
+      </w:r>
+      <w:hyperlink r:id="rId17">
+        <w:r>
+          <w:rPr>
+            <w:lang w:val="zh_TW" w:bidi="zh_TW"/>
+          </w:rPr>
+          <w:rPr>
+            <w:color w:val="0000EE"/>
+            <w:u w:val="single"/>
+          </w:rPr>
+          <w:t>15:2–5</w:t>
+        </w:r>
+      </w:hyperlink>
+      <w:r>
+        <w:rPr>
+          <w:lang w:val="zh_TW" w:bidi="zh_TW"/>
+        </w:rPr>
+        <w:t>）；學者們在第二千年的戶利安（Hurrian）法律文獻中找到了這種做法的證據。</w:t>
+      </w:r>
+    </w:p>
+    <w:p>
+      <w:pPr>
+        <w:pStyle w:val="Heading4"/>
+      </w:pPr>
+      <w:r>
+        <w:rPr>
+          <w:lang w:val="zh_TW" w:bidi="zh_TW"/>
+        </w:rPr>
+        <w:t>希伯來民族（The Hebrew Nation）</w:t>
       </w:r>
     </w:p>
     <w:p>
@@ -475,25 +382,103 @@
         <w:rPr>
           <w:lang w:val="zh_TW" w:bidi="zh_TW"/>
         </w:rPr>
-        <w:t>陳設餅由12個非常大的餅組成，每個餅由五分之一伊法的細麵製成。由於一伊法略多於一蒲式耳（bushel），製作這12個餅需要兩個半蒲式耳（30.3升）的精細小麥粉。餅上撒上乳香，排列成兩行，互相倚靠，放置在陳設餅的桌子上（</w:t>
-      </w:r>
-      <w:hyperlink r:id="rId25">
-        <w:r>
-          <w:rPr>
-            <w:lang w:val="zh_TW" w:bidi="zh_TW"/>
-          </w:rPr>
-          <w:rPr>
-            <w:color w:val="0000EE"/>
-            <w:u w:val="single"/>
-          </w:rPr>
-          <w:t>利24:5–9</w:t>
-        </w:r>
-      </w:hyperlink>
-      <w:r>
-        <w:rPr>
-          <w:lang w:val="zh_TW" w:bidi="zh_TW"/>
-        </w:rPr>
-        <w:t>）。這樣排列的餅成為「火祭獻給耶和華」。這些餅每週在安息日更換一次。</w:t>
+        <w:t>根據</w:t>
+      </w:r>
+      <w:hyperlink r:id="rId18">
+        <w:r>
+          <w:rPr>
+            <w:lang w:val="zh_TW" w:bidi="zh_TW"/>
+          </w:rPr>
+          <w:rPr>
+            <w:color w:val="0000EE"/>
+            <w:u w:val="single"/>
+          </w:rPr>
+          <w:t>申命記二十一章15至17節</w:t>
+        </w:r>
+      </w:hyperlink>
+      <w:r>
+        <w:rPr>
+          <w:lang w:val="zh_TW" w:bidi="zh_TW"/>
+        </w:rPr>
+        <w:t>，希伯來的長子在律法上有權獲得雙倍的產業份額。以色列人的律法也通過</w:t>
+      </w:r>
+      <w:r>
+        <w:rPr>
+          <w:lang w:val="zh_TW" w:bidi="zh_TW"/>
+        </w:rPr>
+        <w:t>利未婚姻（</w:t>
+      </w:r>
+      <w:r>
+        <w:rPr>
+          <w:lang w:val="zh_TW" w:bidi="zh_TW"/>
+        </w:rPr>
+        <w:t>levirate marriage</w:t>
+      </w:r>
+      <w:r>
+        <w:rPr>
+          <w:lang w:val="zh_TW" w:bidi="zh_TW"/>
+        </w:rPr>
+        <w:t>）</w:t>
+      </w:r>
+      <w:r>
+        <w:rPr>
+          <w:lang w:val="zh_TW" w:bidi="zh_TW"/>
+        </w:rPr>
+        <w:t>的做法為寡婦提供保障（</w:t>
+      </w:r>
+      <w:hyperlink r:id="rId19">
+        <w:r>
+          <w:rPr>
+            <w:lang w:val="zh_TW" w:bidi="zh_TW"/>
+          </w:rPr>
+          <w:rPr>
+            <w:color w:val="0000EE"/>
+            <w:u w:val="single"/>
+          </w:rPr>
+          <w:t>申25:5</w:t>
+        </w:r>
+      </w:hyperlink>
+      <w:r>
+        <w:rPr>
+          <w:lang w:val="zh_TW" w:bidi="zh_TW"/>
+        </w:rPr>
+        <w:t>；見</w:t>
+      </w:r>
+      <w:hyperlink r:id="rId20">
+        <w:r>
+          <w:rPr>
+            <w:lang w:val="zh_TW" w:bidi="zh_TW"/>
+          </w:rPr>
+          <w:rPr>
+            <w:color w:val="0000EE"/>
+            <w:u w:val="single"/>
+          </w:rPr>
+          <w:t>創38:8</w:t>
+        </w:r>
+      </w:hyperlink>
+      <w:r>
+        <w:rPr>
+          <w:lang w:val="zh_TW" w:bidi="zh_TW"/>
+        </w:rPr>
+        <w:t>；</w:t>
+      </w:r>
+      <w:hyperlink r:id="rId21">
+        <w:r>
+          <w:rPr>
+            <w:lang w:val="zh_TW" w:bidi="zh_TW"/>
+          </w:rPr>
+          <w:rPr>
+            <w:color w:val="0000EE"/>
+            <w:u w:val="single"/>
+          </w:rPr>
+          <w:t>得4:5</w:t>
+        </w:r>
+      </w:hyperlink>
+      <w:r>
+        <w:rPr>
+          <w:lang w:val="zh_TW" w:bidi="zh_TW"/>
+        </w:rPr>
+        <w:t>）。</w:t>
       </w:r>
     </w:p>
     <w:p>
@@ -507,79 +492,43 @@
         <w:rPr>
           <w:lang w:val="zh_TW" w:bidi="zh_TW"/>
         </w:rPr>
-        <w:t>在新約聖經中，提到的一次事件中出現了陳設餅。當大衛逃避掃羅王時，會幕在挪伯。大衛去找祭司亞希米勒尋求食物（</w:t>
-      </w:r>
-      <w:hyperlink r:id="rId26">
-        <w:r>
-          <w:rPr>
-            <w:lang w:val="zh_TW" w:bidi="zh_TW"/>
-          </w:rPr>
-          <w:rPr>
-            <w:color w:val="0000EE"/>
-            <w:u w:val="single"/>
-          </w:rPr>
-          <w:t>撒上21:1–6</w:t>
-        </w:r>
-      </w:hyperlink>
-      <w:r>
-        <w:rPr>
-          <w:lang w:val="zh_TW" w:bidi="zh_TW"/>
-        </w:rPr>
-        <w:t>）。亞希米勒只有陳設餅，他同意與大衛的手下分享，但前提是他們在吃之前已經保持了一段時間的性潔淨。耶穌後來提到這件事，與祂自己供應跟隨祂之人所需的事工相似（</w:t>
-      </w:r>
-      <w:hyperlink r:id="rId27">
-        <w:r>
-          <w:rPr>
-            <w:lang w:val="zh_TW" w:bidi="zh_TW"/>
-          </w:rPr>
-          <w:rPr>
-            <w:color w:val="0000EE"/>
-            <w:u w:val="single"/>
-          </w:rPr>
-          <w:t>太12:1–8</w:t>
-        </w:r>
-      </w:hyperlink>
-      <w:r>
-        <w:rPr>
-          <w:lang w:val="zh_TW" w:bidi="zh_TW"/>
-        </w:rPr>
-        <w:t>；</w:t>
-      </w:r>
-      <w:hyperlink r:id="rId28">
-        <w:r>
-          <w:rPr>
-            <w:lang w:val="zh_TW" w:bidi="zh_TW"/>
-          </w:rPr>
-          <w:rPr>
-            <w:color w:val="0000EE"/>
-            <w:u w:val="single"/>
-          </w:rPr>
-          <w:t>可2:25–26</w:t>
-        </w:r>
-      </w:hyperlink>
-      <w:r>
-        <w:rPr>
-          <w:lang w:val="zh_TW" w:bidi="zh_TW"/>
-        </w:rPr>
-        <w:t>；</w:t>
-      </w:r>
-      <w:hyperlink r:id="rId29">
-        <w:r>
-          <w:rPr>
-            <w:lang w:val="zh_TW" w:bidi="zh_TW"/>
-          </w:rPr>
-          <w:rPr>
-            <w:color w:val="0000EE"/>
-            <w:u w:val="single"/>
-          </w:rPr>
-          <w:t>路6:1–5</w:t>
-        </w:r>
-      </w:hyperlink>
-      <w:r>
-        <w:rPr>
-          <w:lang w:val="zh_TW" w:bidi="zh_TW"/>
-        </w:rPr>
-        <w:t>）。作為神的受膏者，大衛和他的手下被允許吃這聖餅。同樣，耶穌是神的受膏者，也在安息日規定之外為他人提供所需。</w:t>
+        <w:t>根據</w:t>
+      </w:r>
+      <w:hyperlink r:id="rId22">
+        <w:r>
+          <w:rPr>
+            <w:lang w:val="zh_TW" w:bidi="zh_TW"/>
+          </w:rPr>
+          <w:rPr>
+            <w:color w:val="0000EE"/>
+            <w:u w:val="single"/>
+          </w:rPr>
+          <w:t>民數記二十七章1至11節</w:t>
+        </w:r>
+      </w:hyperlink>
+      <w:r>
+        <w:rPr>
+          <w:lang w:val="zh_TW" w:bidi="zh_TW"/>
+        </w:rPr>
+        <w:t>，西羅非哈的女兒們爭辯說，既然她們的父親沒有兒子，她們應該繼承遺產。因此，神規定如果一個男人沒有兒子就去世，遺產應該轉給他的女兒；如果他沒有女兒，則轉給他的兄弟；如果他沒有兄弟，則轉給他最近的親屬。這個特別的事件也說明了保護家族財產的重要性：西羅非哈的女兒們不被允許嫁到瑪拿西支派以外，因為這將意味著財產會轉移到另一個支派（</w:t>
+      </w:r>
+      <w:hyperlink r:id="rId23">
+        <w:r>
+          <w:rPr>
+            <w:lang w:val="zh_TW" w:bidi="zh_TW"/>
+          </w:rPr>
+          <w:rPr>
+            <w:color w:val="0000EE"/>
+            <w:u w:val="single"/>
+          </w:rPr>
+          <w:t>民36章</w:t>
+        </w:r>
+      </w:hyperlink>
+      <w:r>
+        <w:rPr>
+          <w:lang w:val="zh_TW" w:bidi="zh_TW"/>
+        </w:rPr>
+        <w:t>）。</w:t>
       </w:r>
     </w:p>
     <w:p>
@@ -591,22 +540,2144 @@
       </w:r>
       <w:r>
         <w:rPr>
+          <w:lang w:val="zh_TW" w:bidi="zh_TW"/>
+        </w:rPr>
+        <w:t>以色列人對家族繼承財產的重視程度可以從</w:t>
+      </w:r>
+      <w:hyperlink r:id="rId24">
+        <w:r>
+          <w:rPr>
+            <w:lang w:val="zh_TW" w:bidi="zh_TW"/>
+          </w:rPr>
+          <w:rPr>
+            <w:color w:val="0000EE"/>
+            <w:u w:val="single"/>
+          </w:rPr>
+          <w:t>利未記二十五章25至28節</w:t>
+        </w:r>
+      </w:hyperlink>
+      <w:r>
+        <w:rPr>
+          <w:lang w:val="zh_TW" w:bidi="zh_TW"/>
+        </w:rPr>
+        <w:t>看出。如果某人因經濟原因賣掉了他的土地，律法規定必須為他的親屬提供贖回的機會；如果他沒有近親，他仍然可以在日後購回，即使他無力購回，土地也會在禧年自動歸還給他，屆時所有債務都會一筆勾消（另見</w:t>
+      </w:r>
+      <w:hyperlink r:id="rId25">
+        <w:r>
+          <w:rPr>
+            <w:lang w:val="zh_TW" w:bidi="zh_TW"/>
+          </w:rPr>
+          <w:rPr>
+            <w:color w:val="0000EE"/>
+            <w:u w:val="single"/>
+          </w:rPr>
+          <w:t>利27:14–25</w:t>
+        </w:r>
+      </w:hyperlink>
+      <w:r>
+        <w:rPr>
+          <w:lang w:val="zh_TW" w:bidi="zh_TW"/>
+        </w:rPr>
+        <w:t>）。</w:t>
+      </w:r>
+    </w:p>
+    <w:p>
+      <w:pPr>
+        <w:pStyle w:val="Heading4"/>
+      </w:pPr>
+      <w:r>
+        <w:rPr>
+          <w:lang w:val="zh_TW" w:bidi="zh_TW"/>
+        </w:rPr>
+        <w:t>在新約中</w:t>
+      </w:r>
+    </w:p>
+    <w:p>
+      <w:pPr/>
+      <w:r>
+        <w:rPr>
+          <w:lang w:val="zh_TW" w:bidi="zh_TW"/>
+        </w:rPr>
+      </w:r>
+      <w:r>
+        <w:rPr>
+          <w:lang w:val="zh_TW" w:bidi="zh_TW"/>
+        </w:rPr>
+        <w:t>除了在</w:t>
+      </w:r>
+      <w:hyperlink r:id="rId26">
+        <w:r>
+          <w:rPr>
+            <w:lang w:val="zh_TW" w:bidi="zh_TW"/>
+          </w:rPr>
+          <w:rPr>
+            <w:color w:val="0000EE"/>
+            <w:u w:val="single"/>
+          </w:rPr>
+          <w:t>馬太福音二十二章23至33節</w:t>
+        </w:r>
+      </w:hyperlink>
+      <w:r>
+        <w:rPr>
+          <w:lang w:val="zh_TW" w:bidi="zh_TW"/>
+        </w:rPr>
+        <w:t>（</w:t>
+      </w:r>
+      <w:hyperlink r:id="rId27">
+        <w:r>
+          <w:rPr>
+            <w:lang w:val="zh_TW" w:bidi="zh_TW"/>
+          </w:rPr>
+          <w:rPr>
+            <w:color w:val="0000EE"/>
+            <w:u w:val="single"/>
+          </w:rPr>
+          <w:t>可12:18–27</w:t>
+        </w:r>
+      </w:hyperlink>
+      <w:r>
+        <w:rPr>
+          <w:lang w:val="zh_TW" w:bidi="zh_TW"/>
+        </w:rPr>
+        <w:t>；</w:t>
+      </w:r>
+      <w:hyperlink r:id="rId28">
+        <w:r>
+          <w:rPr>
+            <w:lang w:val="zh_TW" w:bidi="zh_TW"/>
+          </w:rPr>
+          <w:rPr>
+            <w:color w:val="0000EE"/>
+            <w:u w:val="single"/>
+          </w:rPr>
+          <w:t>路20:27–40</w:t>
+        </w:r>
+      </w:hyperlink>
+      <w:r>
+        <w:rPr>
+          <w:lang w:val="zh_TW" w:bidi="zh_TW"/>
+        </w:rPr>
+        <w:t>）提到的利未婚姻外，新約幾乎沒有提及羅馬時代的財產轉讓原則。</w:t>
+      </w:r>
+    </w:p>
+    <w:p>
+      <w:pPr/>
+      <w:r>
+        <w:rPr>
+          <w:lang w:val="zh_TW" w:bidi="zh_TW"/>
+        </w:rPr>
+      </w:r>
+      <w:r>
+        <w:rPr>
+          <w:lang w:val="zh_TW" w:bidi="zh_TW"/>
+        </w:rPr>
+        <w:t>在浪子的比喻中，家中的小兒子要求分得他的遺產份額（</w:t>
+      </w:r>
+      <w:hyperlink r:id="rId29">
+        <w:r>
+          <w:rPr>
+            <w:lang w:val="zh_TW" w:bidi="zh_TW"/>
+          </w:rPr>
+          <w:rPr>
+            <w:color w:val="0000EE"/>
+            <w:u w:val="single"/>
+          </w:rPr>
+          <w:t>路15:12</w:t>
+        </w:r>
+      </w:hyperlink>
+      <w:r>
+        <w:rPr>
+          <w:lang w:val="zh_TW" w:bidi="zh_TW"/>
+        </w:rPr>
+        <w:t>）。值得注意的是，那位長子以虛假的虔誠態度，對於弟弟的行為表示不滿，當他弟弟要求分家產時，長子並沒有抗議；相反，長子也沒有抱怨地接受了他的一份家產——很可能是雙倍份額。</w:t>
+      </w:r>
+    </w:p>
+    <w:p>
+      <w:pPr/>
+      <w:r>
+        <w:rPr>
+          <w:lang w:val="zh_TW" w:bidi="zh_TW"/>
+        </w:rPr>
+      </w:r>
+      <w:r>
+        <w:rPr>
+          <w:lang w:val="zh_TW" w:bidi="zh_TW"/>
+        </w:rPr>
+        <w:t>保羅在另一處重要的經文中（</w:t>
+      </w:r>
+      <w:hyperlink r:id="rId30">
+        <w:r>
+          <w:rPr>
+            <w:lang w:val="zh_TW" w:bidi="zh_TW"/>
+          </w:rPr>
+          <w:rPr>
+            <w:color w:val="0000EE"/>
+            <w:u w:val="single"/>
+          </w:rPr>
+          <w:t>加4:1–2</w:t>
+        </w:r>
+      </w:hyperlink>
+      <w:r>
+        <w:rPr>
+          <w:lang w:val="zh_TW" w:bidi="zh_TW"/>
+        </w:rPr>
+        <w:t>）為了闡明一個神學觀點，提到一些世俗的做法。他告訴我們，繼承人在童年時期受監護人和管理人的監管，直到他實際繼承產業為止。保羅想要闡明的觀點非常清楚，但這個例子與我們所知的羅馬法律不符，可惜的是，學者們無法確定保羅所指的是哪種具體的社會習俗。或許，保羅並非嚴格地指某一法律制度，而是大致參考了他與加拉太人熟悉的某種社會習俗。</w:t>
+      </w:r>
+    </w:p>
+    <w:p>
+      <w:pPr>
+        <w:pStyle w:val="Heading3"/>
+      </w:pPr>
+      <w:r>
+        <w:rPr>
+          <w:lang w:val="zh_TW" w:bidi="zh_TW"/>
+        </w:rPr>
+        <w:t>神學方面</w:t>
+      </w:r>
+    </w:p>
+    <w:p>
+      <w:pPr>
+        <w:pStyle w:val="Heading4"/>
+      </w:pPr>
+      <w:r>
+        <w:rPr>
+          <w:lang w:val="zh_TW" w:bidi="zh_TW"/>
+        </w:rPr>
+        <w:t>迦南作為以色列的產業</w:t>
+      </w:r>
+    </w:p>
+    <w:p>
+      <w:pPr/>
+      <w:r>
+        <w:rPr>
+          <w:lang w:val="zh_TW" w:bidi="zh_TW"/>
+        </w:rPr>
+      </w:r>
+      <w:r>
+        <w:rPr>
+          <w:lang w:val="zh_TW" w:bidi="zh_TW"/>
+        </w:rPr>
+        <w:t>神將巴勒斯坦地賜給以色列人作為他們的產業的信念，在歷史和神學資料之間起到了橋樑作用。歷史元素在於一個明顯的事實，即應許之地（一個實體）確實被希伯來人佔領並分配給他們的支派。然而，神學上，聖經將這種佔領描述為神的禮物；事實上，即使是土地分配的方法也是基於土地屬於神的概念（</w:t>
+      </w:r>
+      <w:hyperlink r:id="rId31">
+        <w:r>
+          <w:rPr>
+            <w:lang w:val="zh_TW" w:bidi="zh_TW"/>
+          </w:rPr>
+          <w:rPr>
+            <w:color w:val="0000EE"/>
+            <w:u w:val="single"/>
+          </w:rPr>
+          <w:t>利25:23</w:t>
+        </w:r>
+      </w:hyperlink>
+      <w:r>
+        <w:rPr>
+          <w:lang w:val="zh_TW" w:bidi="zh_TW"/>
+        </w:rPr>
+        <w:t>；見</w:t>
+      </w:r>
+      <w:hyperlink r:id="rId32">
+        <w:r>
+          <w:rPr>
+            <w:lang w:val="zh_TW" w:bidi="zh_TW"/>
+          </w:rPr>
+          <w:rPr>
+            <w:color w:val="0000EE"/>
+            <w:u w:val="single"/>
+          </w:rPr>
+          <w:t>出15:17</w:t>
+        </w:r>
+      </w:hyperlink>
+      <w:r>
+        <w:rPr>
+          <w:lang w:val="zh_TW" w:bidi="zh_TW"/>
+        </w:rPr>
+        <w:t>；</w:t>
+      </w:r>
+      <w:hyperlink r:id="rId33">
+        <w:r>
+          <w:rPr>
+            <w:lang w:val="zh_TW" w:bidi="zh_TW"/>
+          </w:rPr>
+          <w:rPr>
+            <w:color w:val="0000EE"/>
+            <w:u w:val="single"/>
+          </w:rPr>
+          <w:t>書22:27</w:t>
+        </w:r>
+      </w:hyperlink>
+      <w:r>
+        <w:rPr>
+          <w:lang w:val="zh_TW" w:bidi="zh_TW"/>
+        </w:rPr>
+        <w:t>；</w:t>
+      </w:r>
+      <w:hyperlink r:id="rId34">
+        <w:r>
+          <w:rPr>
+            <w:lang w:val="zh_TW" w:bidi="zh_TW"/>
+          </w:rPr>
+          <w:rPr>
+            <w:color w:val="0000EE"/>
+            <w:u w:val="single"/>
+          </w:rPr>
+          <w:t>結38:16</w:t>
+        </w:r>
+      </w:hyperlink>
+      <w:r>
+        <w:rPr>
+          <w:lang w:val="zh_TW" w:bidi="zh_TW"/>
+        </w:rPr>
+        <w:t>；</w:t>
+      </w:r>
+      <w:hyperlink r:id="rId35">
+        <w:r>
+          <w:rPr>
+            <w:lang w:val="zh_TW" w:bidi="zh_TW"/>
+          </w:rPr>
+          <w:rPr>
+            <w:color w:val="0000EE"/>
+            <w:u w:val="single"/>
+          </w:rPr>
+          <w:t>珥1:6</w:t>
+        </w:r>
+      </w:hyperlink>
+      <w:r>
+        <w:rPr>
+          <w:lang w:val="zh_TW" w:bidi="zh_TW"/>
+        </w:rPr>
+        <w:t>）。</w:t>
+      </w:r>
+    </w:p>
+    <w:p>
+      <w:pPr/>
+      <w:r>
+        <w:rPr>
+          <w:lang w:val="zh_TW" w:bidi="zh_TW"/>
+        </w:rPr>
+      </w:r>
+      <w:r>
+        <w:rPr>
+          <w:lang w:val="zh_TW" w:bidi="zh_TW"/>
+        </w:rPr>
+        <w:t>這個主題可以追溯到</w:t>
+      </w:r>
+      <w:hyperlink r:id="rId36">
+        <w:r>
+          <w:rPr>
+            <w:lang w:val="zh_TW" w:bidi="zh_TW"/>
+          </w:rPr>
+          <w:rPr>
+            <w:color w:val="0000EE"/>
+            <w:u w:val="single"/>
+          </w:rPr>
+          <w:t>創世記十二章1至3節</w:t>
+        </w:r>
+      </w:hyperlink>
+      <w:r>
+        <w:rPr>
+          <w:lang w:val="zh_TW" w:bidi="zh_TW"/>
+        </w:rPr>
+        <w:t>。神在揀選亞伯拉罕時，指示他搬到一個新的地方，並應許使他成為一個偉大且蒙福的國（</w:t>
+      </w:r>
+      <w:hyperlink r:id="rId37">
+        <w:r>
+          <w:rPr>
+            <w:lang w:val="zh_TW" w:bidi="zh_TW"/>
+          </w:rPr>
+          <w:rPr>
+            <w:color w:val="0000EE"/>
+            <w:u w:val="single"/>
+          </w:rPr>
+          <w:t>來11:8</w:t>
+        </w:r>
+      </w:hyperlink>
+      <w:r>
+        <w:rPr>
+          <w:lang w:val="zh_TW" w:bidi="zh_TW"/>
+        </w:rPr>
+        <w:t>）。這個亞伯拉罕之約中土地的重要性，在後來變得更加明確：我們被告知神應許在以色列人於埃及經歷四個世紀的奴役之後，將迦南賜給亞伯拉罕的後裔（</w:t>
+      </w:r>
+      <w:hyperlink r:id="rId38">
+        <w:r>
+          <w:rPr>
+            <w:lang w:val="zh_TW" w:bidi="zh_TW"/>
+          </w:rPr>
+          <w:rPr>
+            <w:color w:val="0000EE"/>
+            <w:u w:val="single"/>
+          </w:rPr>
+          <w:t>創15:12–21</w:t>
+        </w:r>
+      </w:hyperlink>
+      <w:r>
+        <w:rPr>
+          <w:lang w:val="zh_TW" w:bidi="zh_TW"/>
+        </w:rPr>
+        <w:t>；見</w:t>
+      </w:r>
+      <w:hyperlink r:id="rId39">
+        <w:r>
+          <w:rPr>
+            <w:lang w:val="zh_TW" w:bidi="zh_TW"/>
+          </w:rPr>
+          <w:rPr>
+            <w:color w:val="0000EE"/>
+            <w:u w:val="single"/>
+          </w:rPr>
+          <w:t>徒7:5</w:t>
+        </w:r>
+      </w:hyperlink>
+      <w:r>
+        <w:rPr>
+          <w:lang w:val="zh_TW" w:bidi="zh_TW"/>
+        </w:rPr>
+        <w:t>）。</w:t>
+      </w:r>
+    </w:p>
+    <w:p>
+      <w:pPr/>
+      <w:r>
+        <w:rPr>
+          <w:lang w:val="zh_TW" w:bidi="zh_TW"/>
+        </w:rPr>
+      </w:r>
+      <w:r>
+        <w:rPr>
+          <w:lang w:val="zh_TW" w:bidi="zh_TW"/>
+        </w:rPr>
+        <w:t>由於迦南地被惡人佔據，這片土地必須用武力奪取；因此，繼承這片土地實際上意味著</w:t>
+      </w:r>
+      <w:r>
+        <w:rPr>
           <w:i/>
           <w:lang w:val="zh_TW" w:bidi="zh_TW"/>
         </w:rPr>
+        <w:t>佔有</w:t>
+      </w:r>
+      <w:r>
+        <w:rPr>
+          <w:lang w:val="zh_TW" w:bidi="zh_TW"/>
+        </w:rPr>
+        <w:t>它。以色列必須信靠神（這片土地的擁有者）會賜給他們勝利（</w:t>
+      </w:r>
+      <w:hyperlink r:id="rId40">
+        <w:r>
+          <w:rPr>
+            <w:lang w:val="zh_TW" w:bidi="zh_TW"/>
+          </w:rPr>
+          <w:rPr>
+            <w:color w:val="0000EE"/>
+            <w:u w:val="single"/>
+          </w:rPr>
+          <w:t>書1:1–9</w:t>
+        </w:r>
+      </w:hyperlink>
+      <w:r>
+        <w:rPr>
+          <w:lang w:val="zh_TW" w:bidi="zh_TW"/>
+        </w:rPr>
+        <w:t>，</w:t>
+      </w:r>
+      <w:hyperlink r:id="rId41">
+        <w:r>
+          <w:rPr>
+            <w:lang w:val="zh_TW" w:bidi="zh_TW"/>
+          </w:rPr>
+          <w:rPr>
+            <w:color w:val="0000EE"/>
+            <w:u w:val="single"/>
+          </w:rPr>
+          <w:t>21:43–45</w:t>
+        </w:r>
+      </w:hyperlink>
+      <w:r>
+        <w:rPr>
+          <w:lang w:val="zh_TW" w:bidi="zh_TW"/>
+        </w:rPr>
+        <w:t>；</w:t>
+      </w:r>
+      <w:hyperlink r:id="rId42">
+        <w:r>
+          <w:rPr>
+            <w:lang w:val="zh_TW" w:bidi="zh_TW"/>
+          </w:rPr>
+          <w:rPr>
+            <w:color w:val="0000EE"/>
+            <w:u w:val="single"/>
+          </w:rPr>
+          <w:t>士7:2</w:t>
+        </w:r>
+      </w:hyperlink>
+      <w:r>
+        <w:rPr>
+          <w:lang w:val="zh_TW" w:bidi="zh_TW"/>
+        </w:rPr>
+        <w:t>；</w:t>
+      </w:r>
+      <w:hyperlink r:id="rId43">
+        <w:r>
+          <w:rPr>
+            <w:lang w:val="zh_TW" w:bidi="zh_TW"/>
+          </w:rPr>
+          <w:rPr>
+            <w:color w:val="0000EE"/>
+            <w:u w:val="single"/>
+          </w:rPr>
+          <w:t>詩44:1–3</w:t>
+        </w:r>
+      </w:hyperlink>
+      <w:r>
+        <w:rPr>
+          <w:lang w:val="zh_TW" w:bidi="zh_TW"/>
+        </w:rPr>
+        <w:t>；</w:t>
+      </w:r>
+      <w:hyperlink r:id="rId44">
+        <w:r>
+          <w:rPr>
+            <w:lang w:val="zh_TW" w:bidi="zh_TW"/>
+          </w:rPr>
+          <w:rPr>
+            <w:color w:val="0000EE"/>
+            <w:u w:val="single"/>
+          </w:rPr>
+          <w:t>徒13:19</w:t>
+        </w:r>
+      </w:hyperlink>
+      <w:r>
+        <w:rPr>
+          <w:lang w:val="zh_TW" w:bidi="zh_TW"/>
+        </w:rPr>
+        <w:t>）。一旦他們征服了這片土地，土地便按支派的大小分配（根據</w:t>
+      </w:r>
+      <w:hyperlink r:id="rId45">
+        <w:r>
+          <w:rPr>
+            <w:lang w:val="zh_TW" w:bidi="zh_TW"/>
+          </w:rPr>
+          <w:rPr>
+            <w:color w:val="0000EE"/>
+            <w:u w:val="single"/>
+          </w:rPr>
+          <w:t>民26:52–54</w:t>
+        </w:r>
+      </w:hyperlink>
+      <w:r>
+        <w:rPr>
+          <w:lang w:val="zh_TW" w:bidi="zh_TW"/>
+        </w:rPr>
+        <w:t>中的指示）。神進一步命令百姓用拈鬮的方式來分配土地（</w:t>
+      </w:r>
+      <w:hyperlink r:id="rId46">
+        <w:r>
+          <w:rPr>
+            <w:lang w:val="zh_TW" w:bidi="zh_TW"/>
+          </w:rPr>
+          <w:rPr>
+            <w:color w:val="0000EE"/>
+            <w:u w:val="single"/>
+          </w:rPr>
+          <w:t>55–56節</w:t>
+        </w:r>
+      </w:hyperlink>
+      <w:r>
+        <w:rPr>
+          <w:lang w:val="zh_TW" w:bidi="zh_TW"/>
+        </w:rPr>
+        <w:t>）。因此，從最初對亞伯拉罕的應許，到實際的土地分配，甚至對未來的參照（</w:t>
+      </w:r>
+      <w:hyperlink r:id="rId47">
+        <w:r>
+          <w:rPr>
+            <w:lang w:val="zh_TW" w:bidi="zh_TW"/>
+          </w:rPr>
+          <w:rPr>
+            <w:color w:val="0000EE"/>
+            <w:u w:val="single"/>
+          </w:rPr>
+          <w:t>賽60:21</w:t>
+        </w:r>
+      </w:hyperlink>
+      <w:r>
+        <w:rPr>
+          <w:lang w:val="zh_TW" w:bidi="zh_TW"/>
+        </w:rPr>
+        <w:t>；</w:t>
+      </w:r>
+      <w:hyperlink r:id="rId48">
+        <w:r>
+          <w:rPr>
+            <w:lang w:val="zh_TW" w:bidi="zh_TW"/>
+          </w:rPr>
+          <w:rPr>
+            <w:color w:val="0000EE"/>
+            <w:u w:val="single"/>
+          </w:rPr>
+          <w:t>結45:1–8</w:t>
+        </w:r>
+      </w:hyperlink>
+      <w:r>
+        <w:rPr>
+          <w:lang w:val="zh_TW" w:bidi="zh_TW"/>
+        </w:rPr>
+        <w:t>，</w:t>
+      </w:r>
+      <w:hyperlink r:id="rId49">
+        <w:r>
+          <w:rPr>
+            <w:lang w:val="zh_TW" w:bidi="zh_TW"/>
+          </w:rPr>
+          <w:rPr>
+            <w:color w:val="0000EE"/>
+            <w:u w:val="single"/>
+          </w:rPr>
+          <w:t>47:13–48:29</w:t>
+        </w:r>
+      </w:hyperlink>
+      <w:r>
+        <w:rPr>
+          <w:lang w:val="zh_TW" w:bidi="zh_TW"/>
+        </w:rPr>
+        <w:t>），百姓清楚地知道他們的產業掌握在一位至高的主的手中。</w:t>
+      </w:r>
+    </w:p>
+    <w:p>
+      <w:pPr>
+        <w:pStyle w:val="Heading4"/>
+      </w:pPr>
+      <w:r>
+        <w:rPr>
+          <w:lang w:val="zh_TW" w:bidi="zh_TW"/>
+        </w:rPr>
+        <w:t>信徒的產業</w:t>
+      </w:r>
+    </w:p>
+    <w:p>
+      <w:pPr/>
+      <w:r>
+        <w:rPr>
+          <w:lang w:val="zh_TW" w:bidi="zh_TW"/>
+        </w:rPr>
+      </w:r>
+      <w:r>
+        <w:rPr>
+          <w:lang w:val="zh_TW" w:bidi="zh_TW"/>
+        </w:rPr>
+        <w:t>在舊約中，我們發現產業的概念從單純的物質層面轉移到屬靈的層面。利未支派作為祭司的家族，並未分得任何土地產業，因為「耶和華是他們的產業」（</w:t>
+      </w:r>
+      <w:hyperlink r:id="rId50">
+        <w:r>
+          <w:rPr>
+            <w:lang w:val="zh_TW" w:bidi="zh_TW"/>
+          </w:rPr>
+          <w:rPr>
+            <w:color w:val="0000EE"/>
+            <w:u w:val="single"/>
+          </w:rPr>
+          <w:t>申18:1–2</w:t>
+        </w:r>
+      </w:hyperlink>
+      <w:r>
+        <w:rPr>
+          <w:lang w:val="zh_TW" w:bidi="zh_TW"/>
+        </w:rPr>
+        <w:t>；見</w:t>
+      </w:r>
+      <w:hyperlink r:id="rId51">
+        <w:r>
+          <w:rPr>
+            <w:lang w:val="zh_TW" w:bidi="zh_TW"/>
+          </w:rPr>
+          <w:rPr>
+            <w:color w:val="0000EE"/>
+            <w:u w:val="single"/>
+          </w:rPr>
+          <w:t>民18:8–24</w:t>
+        </w:r>
+      </w:hyperlink>
+      <w:r>
+        <w:rPr>
+          <w:lang w:val="zh_TW" w:bidi="zh_TW"/>
+        </w:rPr>
+        <w:t>）。換句話說，利未人雖然沒有獲得土地分配，但在他們事奉神的過程中，他們已經開始享受土地產業所指向的更豐盛的祝福。</w:t>
+      </w:r>
+    </w:p>
+    <w:p>
+      <w:pPr/>
+      <w:r>
+        <w:rPr>
+          <w:lang w:val="zh_TW" w:bidi="zh_TW"/>
+        </w:rPr>
+      </w:r>
+      <w:r>
+        <w:rPr>
+          <w:lang w:val="zh_TW" w:bidi="zh_TW"/>
+        </w:rPr>
+        <w:t>這個真理不僅限於利未人，這一點在</w:t>
+      </w:r>
+      <w:hyperlink r:id="rId52">
+        <w:r>
+          <w:rPr>
+            <w:lang w:val="zh_TW" w:bidi="zh_TW"/>
+          </w:rPr>
+          <w:rPr>
+            <w:color w:val="0000EE"/>
+            <w:u w:val="single"/>
+          </w:rPr>
+          <w:t>出埃及記十九章6節</w:t>
+        </w:r>
+      </w:hyperlink>
+      <w:r>
+        <w:rPr>
+          <w:lang w:val="zh_TW" w:bidi="zh_TW"/>
+        </w:rPr>
+        <w:t>中有所暗示，經文稱整個國為「祭司的國度」（見</w:t>
+      </w:r>
+      <w:hyperlink r:id="rId53">
+        <w:r>
+          <w:rPr>
+            <w:lang w:val="zh_TW" w:bidi="zh_TW"/>
+          </w:rPr>
+          <w:rPr>
+            <w:color w:val="0000EE"/>
+            <w:u w:val="single"/>
+          </w:rPr>
+          <w:t>彼前2:9</w:t>
+        </w:r>
+      </w:hyperlink>
+      <w:r>
+        <w:rPr>
+          <w:lang w:val="zh_TW" w:bidi="zh_TW"/>
+        </w:rPr>
+        <w:t>）。</w:t>
+      </w:r>
+      <w:hyperlink r:id="rId54">
+        <w:r>
+          <w:rPr>
+            <w:lang w:val="zh_TW" w:bidi="zh_TW"/>
+          </w:rPr>
+          <w:rPr>
+            <w:color w:val="0000EE"/>
+            <w:u w:val="single"/>
+          </w:rPr>
+          <w:t>詩篇第十六篇</w:t>
+        </w:r>
+      </w:hyperlink>
+      <w:r>
+        <w:rPr>
+          <w:lang w:val="zh_TW" w:bidi="zh_TW"/>
+        </w:rPr>
+        <w:t>清楚表明，沒有人比大衛更清楚這些話的含義。即使他被剝奪了以色列的物質產業，他也通過抽籤得到了更美好的產業，就是耶和華自己，他在在神面前找到了滿足的喜樂和永恆的福樂（</w:t>
+      </w:r>
+      <w:hyperlink r:id="rId55">
+        <w:r>
+          <w:rPr>
+            <w:lang w:val="zh_TW" w:bidi="zh_TW"/>
+          </w:rPr>
+          <w:rPr>
+            <w:color w:val="0000EE"/>
+            <w:u w:val="single"/>
+          </w:rPr>
+          <w:t>詩16:5–6、11</w:t>
+        </w:r>
+      </w:hyperlink>
+      <w:r>
+        <w:rPr>
+          <w:lang w:val="zh_TW" w:bidi="zh_TW"/>
+        </w:rPr>
+        <w:t>；另見</w:t>
+      </w:r>
+      <w:hyperlink r:id="rId56">
+        <w:r>
+          <w:rPr>
+            <w:lang w:val="zh_TW" w:bidi="zh_TW"/>
+          </w:rPr>
+          <w:rPr>
+            <w:color w:val="0000EE"/>
+            <w:u w:val="single"/>
+          </w:rPr>
+          <w:t>詩73:25–26</w:t>
+        </w:r>
+      </w:hyperlink>
+      <w:r>
+        <w:rPr>
+          <w:lang w:val="zh_TW" w:bidi="zh_TW"/>
+        </w:rPr>
+        <w:t>，</w:t>
+      </w:r>
+      <w:hyperlink r:id="rId57">
+        <w:r>
+          <w:rPr>
+            <w:lang w:val="zh_TW" w:bidi="zh_TW"/>
+          </w:rPr>
+          <w:rPr>
+            <w:color w:val="0000EE"/>
+            <w:u w:val="single"/>
+          </w:rPr>
+          <w:t>142:5</w:t>
+        </w:r>
+      </w:hyperlink>
+      <w:r>
+        <w:rPr>
+          <w:lang w:val="zh_TW" w:bidi="zh_TW"/>
+        </w:rPr>
+        <w:t>；</w:t>
+      </w:r>
+      <w:hyperlink r:id="rId58">
+        <w:r>
+          <w:rPr>
+            <w:lang w:val="zh_TW" w:bidi="zh_TW"/>
+          </w:rPr>
+          <w:rPr>
+            <w:color w:val="0000EE"/>
+            <w:u w:val="single"/>
+          </w:rPr>
+          <w:t>賽58:14</w:t>
+        </w:r>
+      </w:hyperlink>
+      <w:r>
+        <w:rPr>
+          <w:lang w:val="zh_TW" w:bidi="zh_TW"/>
+        </w:rPr>
+        <w:t>；</w:t>
+      </w:r>
+      <w:hyperlink r:id="rId59">
+        <w:r>
+          <w:rPr>
+            <w:lang w:val="zh_TW" w:bidi="zh_TW"/>
+          </w:rPr>
+          <w:rPr>
+            <w:color w:val="0000EE"/>
+            <w:u w:val="single"/>
+          </w:rPr>
+          <w:t>哀3:24</w:t>
+        </w:r>
+      </w:hyperlink>
+      <w:r>
+        <w:rPr>
+          <w:lang w:val="zh_TW" w:bidi="zh_TW"/>
+        </w:rPr>
+        <w:t>）。</w:t>
+      </w:r>
+    </w:p>
+    <w:p>
+      <w:pPr/>
+      <w:r>
+        <w:rPr>
+          <w:lang w:val="zh_TW" w:bidi="zh_TW"/>
+        </w:rPr>
+      </w:r>
+      <w:r>
+        <w:rPr>
+          <w:lang w:val="zh_TW" w:bidi="zh_TW"/>
+        </w:rPr>
+        <w:t>在後來的猶太教中（在兩約之間時期及之後），這個比喻被進一步延伸。例如，拉比們開始談論律法是信徒的產業。此外，他們也可能給這個想法一個負面的解釋，例如，惡人被描述成會繼承地獄的懲罰（參</w:t>
+      </w:r>
+      <w:hyperlink r:id="rId60">
+        <w:r>
+          <w:rPr>
+            <w:lang w:val="zh_TW" w:bidi="zh_TW"/>
+          </w:rPr>
+          <w:rPr>
+            <w:color w:val="0000EE"/>
+            <w:u w:val="single"/>
+          </w:rPr>
+          <w:t>伯27:13</w:t>
+        </w:r>
+      </w:hyperlink>
+      <w:r>
+        <w:rPr>
+          <w:lang w:val="zh_TW" w:bidi="zh_TW"/>
+        </w:rPr>
+        <w:t>）。然而，這些比喻在新約中並未出現。</w:t>
+      </w:r>
+    </w:p>
+    <w:p>
+      <w:pPr/>
+      <w:r>
+        <w:rPr>
+          <w:lang w:val="zh_TW" w:bidi="zh_TW"/>
+        </w:rPr>
+      </w:r>
+      <w:r>
+        <w:rPr>
+          <w:lang w:val="zh_TW" w:bidi="zh_TW"/>
+        </w:rPr>
+        <w:t>我們還在猶太文學中讀到關於承受來世、國度、永生的陳述；這些觀念在新約中經常出現（</w:t>
+      </w:r>
+      <w:hyperlink r:id="rId61">
+        <w:r>
+          <w:rPr>
+            <w:lang w:val="zh_TW" w:bidi="zh_TW"/>
+          </w:rPr>
+          <w:rPr>
+            <w:color w:val="0000EE"/>
+            <w:u w:val="single"/>
+          </w:rPr>
+          <w:t>太19:29</w:t>
+        </w:r>
+      </w:hyperlink>
+      <w:r>
+        <w:rPr>
+          <w:lang w:val="zh_TW" w:bidi="zh_TW"/>
+        </w:rPr>
+        <w:t>，</w:t>
+      </w:r>
+      <w:hyperlink r:id="rId62">
+        <w:r>
+          <w:rPr>
+            <w:lang w:val="zh_TW" w:bidi="zh_TW"/>
+          </w:rPr>
+          <w:rPr>
+            <w:color w:val="0000EE"/>
+            <w:u w:val="single"/>
+          </w:rPr>
+          <w:t>25:34；</w:t>
+        </w:r>
+      </w:hyperlink>
+      <w:hyperlink r:id="rId63">
+        <w:r>
+          <w:rPr>
+            <w:lang w:val="zh_TW" w:bidi="zh_TW"/>
+          </w:rPr>
+          <w:rPr>
+            <w:color w:val="0000EE"/>
+            <w:u w:val="single"/>
+          </w:rPr>
+          <w:t>路10:25</w:t>
+        </w:r>
+      </w:hyperlink>
+      <w:r>
+        <w:rPr>
+          <w:lang w:val="zh_TW" w:bidi="zh_TW"/>
+        </w:rPr>
+        <w:t>，</w:t>
+      </w:r>
+      <w:hyperlink r:id="rId64">
+        <w:r>
+          <w:rPr>
+            <w:lang w:val="zh_TW" w:bidi="zh_TW"/>
+          </w:rPr>
+          <w:rPr>
+            <w:color w:val="0000EE"/>
+            <w:u w:val="single"/>
+          </w:rPr>
+          <w:t>18:18；</w:t>
+        </w:r>
+      </w:hyperlink>
+      <w:hyperlink r:id="rId65">
+        <w:r>
+          <w:rPr>
+            <w:lang w:val="zh_TW" w:bidi="zh_TW"/>
+          </w:rPr>
+          <w:rPr>
+            <w:color w:val="0000EE"/>
+            <w:u w:val="single"/>
+          </w:rPr>
+          <w:t>林前6:9–10</w:t>
+        </w:r>
+      </w:hyperlink>
+      <w:r>
+        <w:rPr>
+          <w:lang w:val="zh_TW" w:bidi="zh_TW"/>
+        </w:rPr>
+        <w:t>，</w:t>
+      </w:r>
+      <w:hyperlink r:id="rId66">
+        <w:r>
+          <w:rPr>
+            <w:lang w:val="zh_TW" w:bidi="zh_TW"/>
+          </w:rPr>
+          <w:rPr>
+            <w:color w:val="0000EE"/>
+            <w:u w:val="single"/>
+          </w:rPr>
+          <w:t>15:50</w:t>
+        </w:r>
+      </w:hyperlink>
+      <w:r>
+        <w:rPr>
+          <w:lang w:val="zh_TW" w:bidi="zh_TW"/>
+        </w:rPr>
+        <w:t>；</w:t>
+      </w:r>
+      <w:hyperlink r:id="rId67">
+        <w:r>
+          <w:rPr>
+            <w:lang w:val="zh_TW" w:bidi="zh_TW"/>
+          </w:rPr>
+          <w:rPr>
+            <w:color w:val="0000EE"/>
+            <w:u w:val="single"/>
+          </w:rPr>
+          <w:t>加5:21</w:t>
+        </w:r>
+      </w:hyperlink>
+      <w:r>
+        <w:rPr>
+          <w:lang w:val="zh_TW" w:bidi="zh_TW"/>
+        </w:rPr>
+        <w:t>；</w:t>
+      </w:r>
+      <w:hyperlink r:id="rId68">
+        <w:r>
+          <w:rPr>
+            <w:lang w:val="zh_TW" w:bidi="zh_TW"/>
+          </w:rPr>
+          <w:rPr>
+            <w:color w:val="0000EE"/>
+            <w:u w:val="single"/>
+          </w:rPr>
+          <w:t>弗5:5</w:t>
+        </w:r>
+      </w:hyperlink>
+      <w:r>
+        <w:rPr>
+          <w:lang w:val="zh_TW" w:bidi="zh_TW"/>
+        </w:rPr>
+        <w:t>；</w:t>
+      </w:r>
+      <w:hyperlink r:id="rId69">
+        <w:r>
+          <w:rPr>
+            <w:lang w:val="zh_TW" w:bidi="zh_TW"/>
+          </w:rPr>
+          <w:rPr>
+            <w:color w:val="0000EE"/>
+            <w:u w:val="single"/>
+          </w:rPr>
+          <w:t>多3:7</w:t>
+        </w:r>
+      </w:hyperlink>
+      <w:r>
+        <w:rPr>
+          <w:lang w:val="zh_TW" w:bidi="zh_TW"/>
+        </w:rPr>
+        <w:t>；</w:t>
+      </w:r>
+      <w:hyperlink r:id="rId70">
+        <w:r>
+          <w:rPr>
+            <w:lang w:val="zh_TW" w:bidi="zh_TW"/>
+          </w:rPr>
+          <w:rPr>
+            <w:color w:val="0000EE"/>
+            <w:u w:val="single"/>
+          </w:rPr>
+          <w:t>雅2:5</w:t>
+        </w:r>
+      </w:hyperlink>
+      <w:r>
+        <w:rPr>
+          <w:lang w:val="zh_TW" w:bidi="zh_TW"/>
+        </w:rPr>
+        <w:t>）。但是，這樣的產業只屬於那些因神的話語而成聖的人（</w:t>
+      </w:r>
+      <w:hyperlink r:id="rId71">
+        <w:r>
+          <w:rPr>
+            <w:lang w:val="zh_TW" w:bidi="zh_TW"/>
+          </w:rPr>
+          <w:rPr>
+            <w:color w:val="0000EE"/>
+            <w:u w:val="single"/>
+          </w:rPr>
+          <w:t>徒20:32</w:t>
+        </w:r>
+      </w:hyperlink>
+      <w:r>
+        <w:rPr>
+          <w:lang w:val="zh_TW" w:bidi="zh_TW"/>
+        </w:rPr>
+        <w:t>，</w:t>
+      </w:r>
+      <w:hyperlink r:id="rId72">
+        <w:r>
+          <w:rPr>
+            <w:lang w:val="zh_TW" w:bidi="zh_TW"/>
+          </w:rPr>
+          <w:rPr>
+            <w:color w:val="0000EE"/>
+            <w:u w:val="single"/>
+          </w:rPr>
+          <w:t>26:18</w:t>
+        </w:r>
+      </w:hyperlink>
+      <w:r>
+        <w:rPr>
+          <w:lang w:val="zh_TW" w:bidi="zh_TW"/>
+        </w:rPr>
+        <w:t>；</w:t>
+      </w:r>
+      <w:hyperlink r:id="rId73">
+        <w:r>
+          <w:rPr>
+            <w:lang w:val="zh_TW" w:bidi="zh_TW"/>
+          </w:rPr>
+          <w:rPr>
+            <w:color w:val="0000EE"/>
+            <w:u w:val="single"/>
+          </w:rPr>
+          <w:t>西1:12</w:t>
+        </w:r>
+      </w:hyperlink>
+      <w:r>
+        <w:rPr>
+          <w:lang w:val="zh_TW" w:bidi="zh_TW"/>
+        </w:rPr>
+        <w:t>；另見</w:t>
+      </w:r>
+      <w:hyperlink r:id="rId74">
+        <w:r>
+          <w:rPr>
+            <w:lang w:val="zh_TW" w:bidi="zh_TW"/>
+          </w:rPr>
+          <w:rPr>
+            <w:color w:val="0000EE"/>
+            <w:u w:val="single"/>
+          </w:rPr>
+          <w:t>約17:17</w:t>
+        </w:r>
+      </w:hyperlink>
+      <w:r>
+        <w:rPr>
+          <w:lang w:val="zh_TW" w:bidi="zh_TW"/>
+        </w:rPr>
+        <w:t>；</w:t>
+      </w:r>
+      <w:hyperlink r:id="rId75">
+        <w:r>
+          <w:rPr>
+            <w:lang w:val="zh_TW" w:bidi="zh_TW"/>
+          </w:rPr>
+          <w:rPr>
+            <w:color w:val="0000EE"/>
+            <w:u w:val="single"/>
+          </w:rPr>
+          <w:t>西3:23–24</w:t>
+        </w:r>
+      </w:hyperlink>
+      <w:r>
+        <w:rPr>
+          <w:lang w:val="zh_TW" w:bidi="zh_TW"/>
+        </w:rPr>
+        <w:t>）。這些未來的祝福並不排除物質上的福祉（</w:t>
+      </w:r>
+      <w:hyperlink r:id="rId76">
+        <w:r>
+          <w:rPr>
+            <w:lang w:val="zh_TW" w:bidi="zh_TW"/>
+          </w:rPr>
+          <w:rPr>
+            <w:color w:val="0000EE"/>
+            <w:u w:val="single"/>
+          </w:rPr>
+          <w:t>太5:5</w:t>
+        </w:r>
+      </w:hyperlink>
+      <w:r>
+        <w:rPr>
+          <w:lang w:val="zh_TW" w:bidi="zh_TW"/>
+        </w:rPr>
+        <w:t>；參</w:t>
+      </w:r>
+      <w:hyperlink r:id="rId77">
+        <w:r>
+          <w:rPr>
+            <w:lang w:val="zh_TW" w:bidi="zh_TW"/>
+          </w:rPr>
+          <w:rPr>
+            <w:color w:val="0000EE"/>
+            <w:u w:val="single"/>
+          </w:rPr>
+          <w:t>詩37:11、29</w:t>
+        </w:r>
+      </w:hyperlink>
+      <w:r>
+        <w:rPr>
+          <w:lang w:val="zh_TW" w:bidi="zh_TW"/>
+        </w:rPr>
+        <w:t>；</w:t>
+      </w:r>
+      <w:hyperlink r:id="rId47">
+        <w:r>
+          <w:rPr>
+            <w:lang w:val="zh_TW" w:bidi="zh_TW"/>
+          </w:rPr>
+          <w:rPr>
+            <w:color w:val="0000EE"/>
+            <w:u w:val="single"/>
+          </w:rPr>
+          <w:t>賽60:21</w:t>
+        </w:r>
+      </w:hyperlink>
+      <w:r>
+        <w:rPr>
+          <w:lang w:val="zh_TW" w:bidi="zh_TW"/>
+        </w:rPr>
+        <w:t>；</w:t>
+      </w:r>
+      <w:hyperlink r:id="rId78">
+        <w:r>
+          <w:rPr>
+            <w:lang w:val="zh_TW" w:bidi="zh_TW"/>
+          </w:rPr>
+          <w:rPr>
+            <w:color w:val="0000EE"/>
+            <w:u w:val="single"/>
+          </w:rPr>
+          <w:t>羅4:13</w:t>
+        </w:r>
+      </w:hyperlink>
+      <w:r>
+        <w:rPr>
+          <w:lang w:val="zh_TW" w:bidi="zh_TW"/>
+        </w:rPr>
+        <w:t>；</w:t>
+      </w:r>
+      <w:hyperlink r:id="rId79">
+        <w:r>
+          <w:rPr>
+            <w:lang w:val="zh_TW" w:bidi="zh_TW"/>
+          </w:rPr>
+          <w:rPr>
+            <w:color w:val="0000EE"/>
+            <w:u w:val="single"/>
+          </w:rPr>
+          <w:t>彼後3:13</w:t>
+        </w:r>
+      </w:hyperlink>
+      <w:r>
+        <w:rPr>
+          <w:lang w:val="zh_TW" w:bidi="zh_TW"/>
+        </w:rPr>
+        <w:t>），但它們確實排除了人性的脆弱，因為神的產業是永不朽壞的（</w:t>
+      </w:r>
+      <w:hyperlink r:id="rId66">
+        <w:r>
+          <w:rPr>
+            <w:lang w:val="zh_TW" w:bidi="zh_TW"/>
+          </w:rPr>
+          <w:rPr>
+            <w:color w:val="0000EE"/>
+            <w:u w:val="single"/>
+          </w:rPr>
+          <w:t>林前15:50</w:t>
+        </w:r>
+      </w:hyperlink>
+      <w:r>
+        <w:rPr>
+          <w:lang w:val="zh_TW" w:bidi="zh_TW"/>
+        </w:rPr>
+        <w:t>）。簡而言之，我們的產業就是完全的救恩（</w:t>
+      </w:r>
+      <w:hyperlink r:id="rId80">
+        <w:r>
+          <w:rPr>
+            <w:lang w:val="zh_TW" w:bidi="zh_TW"/>
+          </w:rPr>
+          <w:rPr>
+            <w:color w:val="0000EE"/>
+            <w:u w:val="single"/>
+          </w:rPr>
+          <w:t>來1:14</w:t>
+        </w:r>
+      </w:hyperlink>
+      <w:r>
+        <w:rPr>
+          <w:lang w:val="zh_TW" w:bidi="zh_TW"/>
+        </w:rPr>
+        <w:t>，</w:t>
+      </w:r>
+      <w:hyperlink r:id="rId81">
+        <w:r>
+          <w:rPr>
+            <w:lang w:val="zh_TW" w:bidi="zh_TW"/>
+          </w:rPr>
+          <w:rPr>
+            <w:color w:val="0000EE"/>
+            <w:u w:val="single"/>
+          </w:rPr>
+          <w:t>11:7</w:t>
+        </w:r>
+      </w:hyperlink>
+      <w:r>
+        <w:rPr>
+          <w:lang w:val="zh_TW" w:bidi="zh_TW"/>
+        </w:rPr>
+        <w:t>），這是神在天上為我們仔細看守的（</w:t>
+      </w:r>
+      <w:hyperlink r:id="rId82">
+        <w:r>
+          <w:rPr>
+            <w:lang w:val="zh_TW" w:bidi="zh_TW"/>
+          </w:rPr>
+          <w:rPr>
+            <w:color w:val="0000EE"/>
+            <w:u w:val="single"/>
+          </w:rPr>
+          <w:t>彼前1:4</w:t>
+        </w:r>
+      </w:hyperlink>
+      <w:r>
+        <w:rPr>
+          <w:lang w:val="zh_TW" w:bidi="zh_TW"/>
+        </w:rPr>
+        <w:t>）。</w:t>
+      </w:r>
+    </w:p>
+    <w:p>
+      <w:pPr/>
+      <w:r>
+        <w:rPr>
+          <w:lang w:val="zh_TW" w:bidi="zh_TW"/>
+        </w:rPr>
+      </w:r>
+      <w:r>
+        <w:rPr>
+          <w:lang w:val="zh_TW" w:bidi="zh_TW"/>
+        </w:rPr>
+        <w:t>毫無疑問，新約中最重要的特徵之一是強調，由於基督的工作，祂的子民即使在</w:t>
+      </w:r>
+      <w:r>
+        <w:rPr>
+          <w:i/>
+          <w:lang w:val="zh_TW" w:bidi="zh_TW"/>
+        </w:rPr>
+        <w:t>現在</w:t>
+      </w:r>
+      <w:r>
+        <w:rPr>
+          <w:lang w:val="zh_TW" w:bidi="zh_TW"/>
+        </w:rPr>
+        <w:t>就已經開始接受應許的產業。約翰福音經常強調永生的現實，希伯來書也是如此（參</w:t>
+      </w:r>
+      <w:hyperlink r:id="rId83">
+        <w:r>
+          <w:rPr>
+            <w:lang w:val="zh_TW" w:bidi="zh_TW"/>
+          </w:rPr>
+          <w:rPr>
+            <w:color w:val="0000EE"/>
+            <w:u w:val="single"/>
+          </w:rPr>
+          <w:t>6:12–17</w:t>
+        </w:r>
+      </w:hyperlink>
+      <w:r>
+        <w:rPr>
+          <w:lang w:val="zh_TW" w:bidi="zh_TW"/>
+        </w:rPr>
+        <w:t>與</w:t>
+      </w:r>
+      <w:hyperlink r:id="rId84">
+        <w:r>
+          <w:rPr>
+            <w:lang w:val="zh_TW" w:bidi="zh_TW"/>
+          </w:rPr>
+          <w:rPr>
+            <w:color w:val="0000EE"/>
+            <w:u w:val="single"/>
+          </w:rPr>
+          <w:t>9:15</w:t>
+        </w:r>
+      </w:hyperlink>
+      <w:r>
+        <w:rPr>
+          <w:lang w:val="zh_TW" w:bidi="zh_TW"/>
+        </w:rPr>
+        <w:t>和</w:t>
+      </w:r>
+      <w:hyperlink r:id="rId85">
+        <w:r>
+          <w:rPr>
+            <w:lang w:val="zh_TW" w:bidi="zh_TW"/>
+          </w:rPr>
+          <w:rPr>
+            <w:color w:val="0000EE"/>
+            <w:u w:val="single"/>
+          </w:rPr>
+          <w:t>11:13、39–40</w:t>
+        </w:r>
+      </w:hyperlink>
+      <w:r>
+        <w:rPr>
+          <w:lang w:val="zh_TW" w:bidi="zh_TW"/>
+        </w:rPr>
+        <w:t>）。</w:t>
+      </w:r>
+    </w:p>
+    <w:p>
+      <w:pPr/>
+      <w:r>
+        <w:rPr>
+          <w:lang w:val="zh_TW" w:bidi="zh_TW"/>
+        </w:rPr>
+      </w:r>
+      <w:r>
+        <w:rPr>
+          <w:lang w:val="zh_TW" w:bidi="zh_TW"/>
+        </w:rPr>
+        <w:t>保羅在</w:t>
+      </w:r>
+      <w:hyperlink r:id="rId86">
+        <w:r>
+          <w:rPr>
+            <w:lang w:val="zh_TW" w:bidi="zh_TW"/>
+          </w:rPr>
+          <w:rPr>
+            <w:color w:val="0000EE"/>
+            <w:u w:val="single"/>
+          </w:rPr>
+          <w:t>加拉太書三章7節至四章7節</w:t>
+        </w:r>
+      </w:hyperlink>
+      <w:r>
+        <w:rPr>
+          <w:lang w:val="zh_TW" w:bidi="zh_TW"/>
+        </w:rPr>
+        <w:t>中徹底討論了這一主題。為了回應那些聲稱亞伯拉罕的產業僅限於通過割禮成為猶太人的猶太主義者，保羅強烈反駁道，亞伯拉罕的真子孫是那些信的人，無論是猶太人還是外邦人（</w:t>
+      </w:r>
+      <w:hyperlink r:id="rId87">
+        <w:r>
+          <w:rPr>
+            <w:lang w:val="zh_TW" w:bidi="zh_TW"/>
+          </w:rPr>
+          <w:rPr>
+            <w:color w:val="0000EE"/>
+            <w:u w:val="single"/>
+          </w:rPr>
+          <w:t>3:7</w:t>
+        </w:r>
+      </w:hyperlink>
+      <w:r>
+        <w:rPr>
+          <w:lang w:val="zh_TW" w:bidi="zh_TW"/>
+        </w:rPr>
+        <w:t>；見</w:t>
+      </w:r>
+      <w:hyperlink r:id="rId88">
+        <w:r>
+          <w:rPr>
+            <w:lang w:val="zh_TW" w:bidi="zh_TW"/>
+          </w:rPr>
+          <w:rPr>
+            <w:color w:val="0000EE"/>
+            <w:u w:val="single"/>
+          </w:rPr>
+          <w:t>徒26:16–18</w:t>
+        </w:r>
+      </w:hyperlink>
+      <w:r>
+        <w:rPr>
+          <w:lang w:val="zh_TW" w:bidi="zh_TW"/>
+        </w:rPr>
+        <w:t>；</w:t>
+      </w:r>
+      <w:hyperlink r:id="rId89">
+        <w:r>
+          <w:rPr>
+            <w:lang w:val="zh_TW" w:bidi="zh_TW"/>
+          </w:rPr>
+          <w:rPr>
+            <w:color w:val="0000EE"/>
+            <w:u w:val="single"/>
+          </w:rPr>
+          <w:t>弗3:6</w:t>
+        </w:r>
+      </w:hyperlink>
+      <w:r>
+        <w:rPr>
+          <w:lang w:val="zh_TW" w:bidi="zh_TW"/>
+        </w:rPr>
+        <w:t>）。他們因為領受了聖靈而成為神應許的後嗣（</w:t>
+      </w:r>
+      <w:hyperlink r:id="rId90">
+        <w:r>
+          <w:rPr>
+            <w:lang w:val="zh_TW" w:bidi="zh_TW"/>
+          </w:rPr>
+          <w:rPr>
+            <w:color w:val="0000EE"/>
+            <w:u w:val="single"/>
+          </w:rPr>
+          <w:t>加3:14</w:t>
+        </w:r>
+      </w:hyperlink>
+      <w:r>
+        <w:rPr>
+          <w:lang w:val="zh_TW" w:bidi="zh_TW"/>
+        </w:rPr>
+        <w:t>）。承受產業的原則是基於應許，而不是律法（</w:t>
+      </w:r>
+      <w:hyperlink r:id="rId91">
+        <w:r>
+          <w:rPr>
+            <w:lang w:val="zh_TW" w:bidi="zh_TW"/>
+          </w:rPr>
+          <w:rPr>
+            <w:color w:val="0000EE"/>
+            <w:u w:val="single"/>
+          </w:rPr>
+          <w:t>18</w:t>
+        </w:r>
+      </w:hyperlink>
+      <w:r>
+        <w:rPr>
+          <w:lang w:val="zh_TW" w:bidi="zh_TW"/>
+        </w:rPr>
+        <w:t>節）。那些信的人與基督聯合（</w:t>
+      </w:r>
+      <w:hyperlink r:id="rId92">
+        <w:r>
+          <w:rPr>
+            <w:lang w:val="zh_TW" w:bidi="zh_TW"/>
+          </w:rPr>
+          <w:rPr>
+            <w:color w:val="0000EE"/>
+            <w:u w:val="single"/>
+          </w:rPr>
+          <w:t>27–29節</w:t>
+        </w:r>
+      </w:hyperlink>
+      <w:r>
+        <w:rPr>
+          <w:lang w:val="zh_TW" w:bidi="zh_TW"/>
+        </w:rPr>
+        <w:t>）；但他們不僅是亞伯拉罕的子孫，更是神的子女（第</w:t>
+      </w:r>
+      <w:hyperlink r:id="rId93">
+        <w:r>
+          <w:rPr>
+            <w:lang w:val="zh_TW" w:bidi="zh_TW"/>
+          </w:rPr>
+          <w:rPr>
+            <w:color w:val="0000EE"/>
+            <w:u w:val="single"/>
+          </w:rPr>
+          <w:t>26節</w:t>
+        </w:r>
+      </w:hyperlink>
+      <w:r>
+        <w:rPr>
+          <w:lang w:val="zh_TW" w:bidi="zh_TW"/>
+        </w:rPr>
+        <w:t>），因為基督是神的兒子，神決定差遣祂兒子的靈給信徒，使他們也能稱神為</w:t>
+      </w:r>
+      <w:r>
+        <w:rPr>
+          <w:i/>
+          <w:lang w:val="zh_TW" w:bidi="zh_TW"/>
+        </w:rPr>
+        <w:t>父</w:t>
+      </w:r>
+      <w:r>
+        <w:rPr>
+          <w:lang w:val="zh_TW" w:bidi="zh_TW"/>
+        </w:rPr>
+        <w:t>（</w:t>
+      </w:r>
+      <w:hyperlink r:id="rId94">
+        <w:r>
+          <w:rPr>
+            <w:lang w:val="zh_TW" w:bidi="zh_TW"/>
+          </w:rPr>
+          <w:rPr>
+            <w:color w:val="0000EE"/>
+            <w:u w:val="single"/>
+          </w:rPr>
+          <w:t>加4:4–7</w:t>
+        </w:r>
+      </w:hyperlink>
+      <w:r>
+        <w:rPr>
+          <w:lang w:val="zh_TW" w:bidi="zh_TW"/>
+        </w:rPr>
+        <w:t>；見</w:t>
+      </w:r>
+      <w:hyperlink r:id="rId95">
+        <w:r>
+          <w:rPr>
+            <w:lang w:val="zh_TW" w:bidi="zh_TW"/>
+          </w:rPr>
+          <w:rPr>
+            <w:color w:val="0000EE"/>
+            <w:u w:val="single"/>
+          </w:rPr>
+          <w:t>羅8:15–16</w:t>
+        </w:r>
+      </w:hyperlink>
+      <w:r>
+        <w:rPr>
+          <w:lang w:val="zh_TW" w:bidi="zh_TW"/>
+        </w:rPr>
+        <w:t>）。確實，基督自己作為兒子是那真正的繼承者（</w:t>
+      </w:r>
+      <w:hyperlink r:id="rId96">
+        <w:r>
+          <w:rPr>
+            <w:lang w:val="zh_TW" w:bidi="zh_TW"/>
+          </w:rPr>
+          <w:rPr>
+            <w:color w:val="0000EE"/>
+            <w:u w:val="single"/>
+          </w:rPr>
+          <w:t>太21:38</w:t>
+        </w:r>
+      </w:hyperlink>
+      <w:r>
+        <w:rPr>
+          <w:lang w:val="zh_TW" w:bidi="zh_TW"/>
+        </w:rPr>
+        <w:t>；</w:t>
+      </w:r>
+      <w:hyperlink r:id="rId97">
+        <w:r>
+          <w:rPr>
+            <w:lang w:val="zh_TW" w:bidi="zh_TW"/>
+          </w:rPr>
+          <w:rPr>
+            <w:color w:val="0000EE"/>
+            <w:u w:val="single"/>
+          </w:rPr>
+          <w:t>可12:7</w:t>
+        </w:r>
+      </w:hyperlink>
+      <w:r>
+        <w:rPr>
+          <w:lang w:val="zh_TW" w:bidi="zh_TW"/>
+        </w:rPr>
+        <w:t>；</w:t>
+      </w:r>
+      <w:hyperlink r:id="rId98">
+        <w:r>
+          <w:rPr>
+            <w:lang w:val="zh_TW" w:bidi="zh_TW"/>
+          </w:rPr>
+          <w:rPr>
+            <w:color w:val="0000EE"/>
+            <w:u w:val="single"/>
+          </w:rPr>
+          <w:t>路20:14</w:t>
+        </w:r>
+      </w:hyperlink>
+      <w:r>
+        <w:rPr>
+          <w:lang w:val="zh_TW" w:bidi="zh_TW"/>
+        </w:rPr>
+        <w:t>）；祂承受了一個超乎萬名之上的名（</w:t>
+      </w:r>
+      <w:hyperlink r:id="rId99">
+        <w:r>
+          <w:rPr>
+            <w:lang w:val="zh_TW" w:bidi="zh_TW"/>
+          </w:rPr>
+          <w:rPr>
+            <w:color w:val="0000EE"/>
+            <w:u w:val="single"/>
+          </w:rPr>
+          <w:t>腓2:9</w:t>
+        </w:r>
+      </w:hyperlink>
+      <w:r>
+        <w:rPr>
+          <w:lang w:val="zh_TW" w:bidi="zh_TW"/>
+        </w:rPr>
+        <w:t>；</w:t>
+      </w:r>
+      <w:hyperlink r:id="rId100">
+        <w:r>
+          <w:rPr>
+            <w:lang w:val="zh_TW" w:bidi="zh_TW"/>
+          </w:rPr>
+          <w:rPr>
+            <w:color w:val="0000EE"/>
+            <w:u w:val="single"/>
+          </w:rPr>
+          <w:t>來1:4</w:t>
+        </w:r>
+      </w:hyperlink>
+      <w:r>
+        <w:rPr>
+          <w:lang w:val="zh_TW" w:bidi="zh_TW"/>
+        </w:rPr>
+        <w:t>），並被立為萬有的承繼者（</w:t>
+      </w:r>
+      <w:hyperlink r:id="rId101">
+        <w:r>
+          <w:rPr>
+            <w:lang w:val="zh_TW" w:bidi="zh_TW"/>
+          </w:rPr>
+          <w:rPr>
+            <w:color w:val="0000EE"/>
+            <w:u w:val="single"/>
+          </w:rPr>
+          <w:t>來1:2</w:t>
+        </w:r>
+      </w:hyperlink>
+      <w:r>
+        <w:rPr>
+          <w:lang w:val="zh_TW" w:bidi="zh_TW"/>
+        </w:rPr>
+        <w:t>；見</w:t>
+      </w:r>
+      <w:hyperlink r:id="rId102">
+        <w:r>
+          <w:rPr>
+            <w:lang w:val="zh_TW" w:bidi="zh_TW"/>
+          </w:rPr>
+          <w:rPr>
+            <w:color w:val="0000EE"/>
+            <w:u w:val="single"/>
+          </w:rPr>
+          <w:t>詩2:7–8</w:t>
+        </w:r>
+      </w:hyperlink>
+      <w:r>
+        <w:rPr>
+          <w:lang w:val="zh_TW" w:bidi="zh_TW"/>
+        </w:rPr>
+        <w:t>；</w:t>
+      </w:r>
+      <w:hyperlink r:id="rId103">
+        <w:r>
+          <w:rPr>
+            <w:lang w:val="zh_TW" w:bidi="zh_TW"/>
+          </w:rPr>
+          <w:rPr>
+            <w:color w:val="0000EE"/>
+            <w:u w:val="single"/>
+          </w:rPr>
+          <w:t>太28:18</w:t>
+        </w:r>
+      </w:hyperlink>
+      <w:r>
+        <w:rPr>
+          <w:lang w:val="zh_TW" w:bidi="zh_TW"/>
+        </w:rPr>
+        <w:t>）。但藉著祂的恩典，凡藉著信心歸於祂的人，都成為與祂一同承繼產業的後嗣（</w:t>
+      </w:r>
+      <w:hyperlink r:id="rId104">
+        <w:r>
+          <w:rPr>
+            <w:lang w:val="zh_TW" w:bidi="zh_TW"/>
+          </w:rPr>
+          <w:rPr>
+            <w:color w:val="0000EE"/>
+            <w:u w:val="single"/>
+          </w:rPr>
+          <w:t>羅8:17</w:t>
+        </w:r>
+      </w:hyperlink>
+      <w:r>
+        <w:rPr>
+          <w:lang w:val="zh_TW" w:bidi="zh_TW"/>
+        </w:rPr>
+        <w:t>）。</w:t>
+      </w:r>
+    </w:p>
+    <w:p>
+      <w:pPr>
+        <w:pStyle w:val="Heading4"/>
+      </w:pPr>
+      <w:r>
+        <w:rPr>
+          <w:lang w:val="zh_TW" w:bidi="zh_TW"/>
+        </w:rPr>
+        <w:t>神的產業</w:t>
+      </w:r>
+    </w:p>
+    <w:p>
+      <w:pPr/>
+      <w:r>
+        <w:rPr>
+          <w:lang w:val="zh_TW" w:bidi="zh_TW"/>
+        </w:rPr>
+      </w:r>
+      <w:r>
+        <w:rPr>
+          <w:lang w:val="zh_TW" w:bidi="zh_TW"/>
+        </w:rPr>
+        <w:t>聖經通過一個大膽的比喻轉換，將信徒稱為神的產業。在美麗的「摩西之歌」中，作者提到神是以色列人的父（</w:t>
+      </w:r>
+      <w:hyperlink r:id="rId105">
+        <w:r>
+          <w:rPr>
+            <w:lang w:val="zh_TW" w:bidi="zh_TW"/>
+          </w:rPr>
+          <w:rPr>
+            <w:color w:val="0000EE"/>
+            <w:u w:val="single"/>
+          </w:rPr>
+          <w:t>申32:6</w:t>
+        </w:r>
+      </w:hyperlink>
+      <w:r>
+        <w:rPr>
+          <w:lang w:val="zh_TW" w:bidi="zh_TW"/>
+        </w:rPr>
+        <w:t>），祂特別關心他們的產業（</w:t>
+      </w:r>
+      <w:hyperlink r:id="rId106">
+        <w:r>
+          <w:rPr>
+            <w:lang w:val="zh_TW" w:bidi="zh_TW"/>
+          </w:rPr>
+          <w:rPr>
+            <w:color w:val="0000EE"/>
+            <w:u w:val="single"/>
+          </w:rPr>
+          <w:t>8</w:t>
+        </w:r>
+      </w:hyperlink>
+      <w:r>
+        <w:rPr>
+          <w:lang w:val="zh_TW" w:bidi="zh_TW"/>
+        </w:rPr>
+        <w:t>節）。隨後經文解釋了為何神如此關注：「耶和華的分本是他的百姓；他的產業本是雅各」（</w:t>
+      </w:r>
+      <w:hyperlink r:id="rId107">
+        <w:r>
+          <w:rPr>
+            <w:lang w:val="zh_TW" w:bidi="zh_TW"/>
+          </w:rPr>
+          <w:rPr>
+            <w:color w:val="0000EE"/>
+            <w:u w:val="single"/>
+          </w:rPr>
+          <w:t>申32:9</w:t>
+        </w:r>
+      </w:hyperlink>
+      <w:r>
+        <w:rPr>
+          <w:lang w:val="zh_TW" w:bidi="zh_TW"/>
+        </w:rPr>
+        <w:t>）。這個主題在舊約中變得非常突出（例如，</w:t>
+      </w:r>
+      <w:hyperlink r:id="rId108">
+        <w:r>
+          <w:rPr>
+            <w:lang w:val="zh_TW" w:bidi="zh_TW"/>
+          </w:rPr>
+          <w:rPr>
+            <w:color w:val="0000EE"/>
+            <w:u w:val="single"/>
+          </w:rPr>
+          <w:t>申9:26–29</w:t>
+        </w:r>
+      </w:hyperlink>
+      <w:r>
+        <w:rPr>
+          <w:lang w:val="zh_TW" w:bidi="zh_TW"/>
+        </w:rPr>
+        <w:t>；</w:t>
+      </w:r>
+      <w:hyperlink r:id="rId109">
+        <w:r>
+          <w:rPr>
+            <w:lang w:val="zh_TW" w:bidi="zh_TW"/>
+          </w:rPr>
+          <w:rPr>
+            <w:color w:val="0000EE"/>
+            <w:u w:val="single"/>
+          </w:rPr>
+          <w:t>王上8:51–53</w:t>
+        </w:r>
+      </w:hyperlink>
+      <w:r>
+        <w:rPr>
+          <w:lang w:val="zh_TW" w:bidi="zh_TW"/>
+        </w:rPr>
+        <w:t>；</w:t>
+      </w:r>
+      <w:hyperlink r:id="rId110">
+        <w:r>
+          <w:rPr>
+            <w:lang w:val="zh_TW" w:bidi="zh_TW"/>
+          </w:rPr>
+          <w:rPr>
+            <w:color w:val="0000EE"/>
+            <w:u w:val="single"/>
+          </w:rPr>
+          <w:t>詩28:9</w:t>
+        </w:r>
+      </w:hyperlink>
+      <w:r>
+        <w:rPr>
+          <w:lang w:val="zh_TW" w:bidi="zh_TW"/>
+        </w:rPr>
+        <w:t>，</w:t>
+      </w:r>
+      <w:hyperlink r:id="rId111">
+        <w:r>
+          <w:rPr>
+            <w:lang w:val="zh_TW" w:bidi="zh_TW"/>
+          </w:rPr>
+          <w:rPr>
+            <w:color w:val="0000EE"/>
+            <w:u w:val="single"/>
+          </w:rPr>
+          <w:t>33:12</w:t>
+        </w:r>
+      </w:hyperlink>
+      <w:r>
+        <w:rPr>
+          <w:lang w:val="zh_TW" w:bidi="zh_TW"/>
+        </w:rPr>
+        <w:t>，</w:t>
+      </w:r>
+      <w:hyperlink r:id="rId112">
+        <w:r>
+          <w:rPr>
+            <w:lang w:val="zh_TW" w:bidi="zh_TW"/>
+          </w:rPr>
+          <w:rPr>
+            <w:color w:val="0000EE"/>
+            <w:u w:val="single"/>
+          </w:rPr>
+          <w:t>74:2</w:t>
+        </w:r>
+      </w:hyperlink>
+      <w:r>
+        <w:rPr>
+          <w:lang w:val="zh_TW" w:bidi="zh_TW"/>
+        </w:rPr>
+        <w:t>；</w:t>
+      </w:r>
+      <w:hyperlink r:id="rId113">
+        <w:r>
+          <w:rPr>
+            <w:lang w:val="zh_TW" w:bidi="zh_TW"/>
+          </w:rPr>
+          <w:rPr>
+            <w:color w:val="0000EE"/>
+            <w:u w:val="single"/>
+          </w:rPr>
+          <w:t>賽19:25</w:t>
+        </w:r>
+      </w:hyperlink>
+      <w:r>
+        <w:rPr>
+          <w:lang w:val="zh_TW" w:bidi="zh_TW"/>
+        </w:rPr>
+        <w:t>；</w:t>
+      </w:r>
+      <w:hyperlink r:id="rId114">
+        <w:r>
+          <w:rPr>
+            <w:lang w:val="zh_TW" w:bidi="zh_TW"/>
+          </w:rPr>
+          <w:rPr>
+            <w:color w:val="0000EE"/>
+            <w:u w:val="single"/>
+          </w:rPr>
+          <w:t>耶10:16</w:t>
+        </w:r>
+      </w:hyperlink>
+      <w:r>
+        <w:rPr>
+          <w:lang w:val="zh_TW" w:bidi="zh_TW"/>
+        </w:rPr>
+        <w:t>；</w:t>
+      </w:r>
+      <w:hyperlink r:id="rId115">
+        <w:r>
+          <w:rPr>
+            <w:lang w:val="zh_TW" w:bidi="zh_TW"/>
+          </w:rPr>
+          <w:rPr>
+            <w:color w:val="0000EE"/>
+            <w:u w:val="single"/>
+          </w:rPr>
+          <w:t>亞2:12</w:t>
+        </w:r>
+      </w:hyperlink>
+      <w:r>
+        <w:rPr>
+          <w:lang w:val="zh_TW" w:bidi="zh_TW"/>
+        </w:rPr>
+        <w:t>）。在其他經文，以色列被稱為神的特殊產業（例如，</w:t>
+      </w:r>
+      <w:hyperlink r:id="rId116">
+        <w:r>
+          <w:rPr>
+            <w:lang w:val="zh_TW" w:bidi="zh_TW"/>
+          </w:rPr>
+          <w:rPr>
+            <w:color w:val="0000EE"/>
+            <w:u w:val="single"/>
+          </w:rPr>
+          <w:t>出19:5</w:t>
+        </w:r>
+      </w:hyperlink>
+      <w:r>
+        <w:rPr>
+          <w:lang w:val="zh_TW" w:bidi="zh_TW"/>
+        </w:rPr>
+        <w:t>；</w:t>
+      </w:r>
+      <w:hyperlink r:id="rId117">
+        <w:r>
+          <w:rPr>
+            <w:lang w:val="zh_TW" w:bidi="zh_TW"/>
+          </w:rPr>
+          <w:rPr>
+            <w:color w:val="0000EE"/>
+            <w:u w:val="single"/>
+          </w:rPr>
+          <w:t>申7:6</w:t>
+        </w:r>
+      </w:hyperlink>
+      <w:r>
+        <w:rPr>
+          <w:lang w:val="zh_TW" w:bidi="zh_TW"/>
+        </w:rPr>
+        <w:t>）。</w:t>
+      </w:r>
+    </w:p>
+    <w:p>
+      <w:pPr/>
+      <w:r>
+        <w:rPr>
+          <w:lang w:val="zh_TW" w:bidi="zh_TW"/>
+        </w:rPr>
+      </w:r>
+      <w:r>
+        <w:rPr>
+          <w:lang w:val="zh_TW" w:bidi="zh_TW"/>
+        </w:rPr>
+        <w:t>在</w:t>
+      </w:r>
+      <w:hyperlink r:id="rId118">
+        <w:r>
+          <w:rPr>
+            <w:lang w:val="zh_TW" w:bidi="zh_TW"/>
+          </w:rPr>
+          <w:rPr>
+            <w:color w:val="0000EE"/>
+            <w:u w:val="single"/>
+          </w:rPr>
+          <w:t>以弗所書一章14節</w:t>
+        </w:r>
+      </w:hyperlink>
+      <w:r>
+        <w:rPr>
+          <w:lang w:val="zh_TW" w:bidi="zh_TW"/>
+        </w:rPr>
+        <w:t>中，「得基業的憑據被贖」指的是信徒的最終救贖，他們是神的珍寶。而且，「我們也在他裡面得了基業」（</w:t>
+      </w:r>
+      <w:hyperlink r:id="rId119">
+        <w:r>
+          <w:rPr>
+            <w:lang w:val="zh_TW" w:bidi="zh_TW"/>
+          </w:rPr>
+          <w:rPr>
+            <w:color w:val="0000EE"/>
+            <w:u w:val="single"/>
+          </w:rPr>
+          <w:t>弗1:11</w:t>
+        </w:r>
+      </w:hyperlink>
+      <w:r>
+        <w:rPr>
+          <w:lang w:val="zh_TW" w:bidi="zh_TW"/>
+        </w:rPr>
+        <w:t>）也可以翻譯為「我們被做成了基業」，即被「選為神的份」，這一觀點在第</w:t>
+      </w:r>
+      <w:hyperlink r:id="rId120">
+        <w:r>
+          <w:rPr>
+            <w:lang w:val="zh_TW" w:bidi="zh_TW"/>
+          </w:rPr>
+          <w:rPr>
+            <w:color w:val="0000EE"/>
+            <w:u w:val="single"/>
+          </w:rPr>
+          <w:t>18</w:t>
+        </w:r>
+      </w:hyperlink>
+      <w:r>
+        <w:rPr>
+          <w:lang w:val="zh_TW" w:bidi="zh_TW"/>
+        </w:rPr>
+        <w:t>節得到支持。這種觀念在聖經中再根本不過，其精髓在於坐在寶座上的那位所說的話：「得勝的，必承受這些為業：我要作他的神，他要作我的兒子」（</w:t>
+      </w:r>
+      <w:hyperlink r:id="rId121">
+        <w:r>
+          <w:rPr>
+            <w:lang w:val="zh_TW" w:bidi="zh_TW"/>
+          </w:rPr>
+          <w:rPr>
+            <w:color w:val="0000EE"/>
+            <w:u w:val="single"/>
+          </w:rPr>
+          <w:t>啟21:7</w:t>
+        </w:r>
+      </w:hyperlink>
+      <w:r>
+        <w:rPr>
+          <w:lang w:val="zh_TW" w:bidi="zh_TW"/>
+        </w:rPr>
+        <w:t>；見</w:t>
+      </w:r>
+      <w:hyperlink r:id="rId122">
+        <w:r>
+          <w:rPr>
+            <w:lang w:val="zh_TW" w:bidi="zh_TW"/>
+          </w:rPr>
+          <w:rPr>
+            <w:color w:val="0000EE"/>
+            <w:u w:val="single"/>
+          </w:rPr>
+          <w:t>利26:11–12</w:t>
+        </w:r>
+      </w:hyperlink>
+      <w:r>
+        <w:rPr>
+          <w:lang w:val="zh_TW" w:bidi="zh_TW"/>
+        </w:rPr>
+        <w:t>；</w:t>
+      </w:r>
+      <w:hyperlink r:id="rId123">
+        <w:r>
+          <w:rPr>
+            <w:lang w:val="zh_TW" w:bidi="zh_TW"/>
+          </w:rPr>
+          <w:rPr>
+            <w:color w:val="0000EE"/>
+            <w:u w:val="single"/>
+          </w:rPr>
+          <w:t>撒下7:14</w:t>
+        </w:r>
+      </w:hyperlink>
+      <w:r>
+        <w:rPr>
+          <w:lang w:val="zh_TW" w:bidi="zh_TW"/>
+        </w:rPr>
+        <w:t>）。</w:t>
+      </w:r>
+    </w:p>
+    <w:p>
+      <w:pPr/>
+      <w:r>
+        <w:rPr>
+          <w:lang w:val="zh_TW" w:bidi="zh_TW"/>
+        </w:rPr>
+      </w:r>
+      <w:r>
+        <w:rPr>
+          <w:i/>
+          <w:lang w:val="zh_TW" w:bidi="zh_TW"/>
+        </w:rPr>
         <w:t>另見</w:t>
       </w:r>
       <w:r>
         <w:rPr>
           <w:lang w:val="zh_TW" w:bidi="zh_TW"/>
         </w:rPr>
-        <w:t xml:space="preserve"> </w:t>
-      </w:r>
-      <w:r>
-        <w:rPr>
-          <w:lang w:val="zh_TW" w:bidi="zh_TW"/>
-        </w:rPr>
-        <w:t>會幕</w:t>
+        <w:t>兒子的名分</w:t>
       </w:r>
       <w:r>
         <w:rPr>
@@ -618,7 +2689,31 @@
         <w:rPr>
           <w:lang w:val="zh_TW" w:bidi="zh_TW"/>
         </w:rPr>
-        <w:t>聖殿</w:t>
+        <w:t>長子的名分</w:t>
+      </w:r>
+      <w:r>
+        <w:rPr>
+          <w:lang w:val="zh_TW" w:bidi="zh_TW"/>
+        </w:rPr>
+        <w:t>；</w:t>
+      </w:r>
+      <w:r>
+        <w:rPr>
+          <w:lang w:val="zh_TW" w:bidi="zh_TW"/>
+        </w:rPr>
+        <w:t>長子</w:t>
+      </w:r>
+      <w:r>
+        <w:rPr>
+          <w:lang w:val="zh_TW" w:bidi="zh_TW"/>
+        </w:rPr>
+        <w:t>；</w:t>
+      </w:r>
+      <w:r>
+        <w:rPr>
+          <w:lang w:val="zh_TW" w:bidi="zh_TW"/>
+        </w:rPr>
+        <w:t>繼承人</w:t>
       </w:r>
       <w:r>
         <w:rPr>

--- a/zht/docx/016.content.docx
+++ b/zht/docx/016.content.docx
@@ -269,90 +269,60 @@
         </w:rPr>
         <w:t>創世記中有關族長的故事，讓我們了解到公元前二千紀早期的習俗。例如，這些敘述顯示出長子通常期望獲得長子的名分。然而，也有許多例外。以實瑪利（</w:t>
       </w:r>
-      <w:hyperlink r:id="rId13">
-        <w:r>
-          <w:rPr>
-            <w:lang w:val="zh_TW" w:bidi="zh_TW"/>
-          </w:rPr>
-          <w:rPr>
-            <w:color w:val="0000EE"/>
-            <w:u w:val="single"/>
-          </w:rPr>
-          <w:t>創16:15</w:t>
-        </w:r>
-      </w:hyperlink>
+      <w:r>
+        <w:rPr>
+          <w:lang w:val="zh_TW" w:bidi="zh_TW"/>
+        </w:rPr>
+        <w:t>創16:15</w:t>
+      </w:r>
       <w:r>
         <w:rPr>
           <w:lang w:val="zh_TW" w:bidi="zh_TW"/>
         </w:rPr>
         <w:t>，</w:t>
       </w:r>
-      <w:hyperlink r:id="rId14">
-        <w:r>
-          <w:rPr>
-            <w:lang w:val="zh_TW" w:bidi="zh_TW"/>
-          </w:rPr>
-          <w:rPr>
-            <w:color w:val="0000EE"/>
-            <w:u w:val="single"/>
-          </w:rPr>
-          <w:t>17:15–21</w:t>
-        </w:r>
-      </w:hyperlink>
+      <w:r>
+        <w:rPr>
+          <w:lang w:val="zh_TW" w:bidi="zh_TW"/>
+        </w:rPr>
+        <w:t>17:15–21</w:t>
+      </w:r>
       <w:r>
         <w:rPr>
           <w:lang w:val="zh_TW" w:bidi="zh_TW"/>
         </w:rPr>
         <w:t>）、以掃（</w:t>
       </w:r>
-      <w:hyperlink r:id="rId15">
-        <w:r>
-          <w:rPr>
-            <w:lang w:val="zh_TW" w:bidi="zh_TW"/>
-          </w:rPr>
-          <w:rPr>
-            <w:color w:val="0000EE"/>
-            <w:u w:val="single"/>
-          </w:rPr>
-          <w:t>25:23</w:t>
-        </w:r>
-      </w:hyperlink>
+      <w:r>
+        <w:rPr>
+          <w:lang w:val="zh_TW" w:bidi="zh_TW"/>
+        </w:rPr>
+        <w:t>25:23</w:t>
+      </w:r>
       <w:r>
         <w:rPr>
           <w:lang w:val="zh_TW" w:bidi="zh_TW"/>
         </w:rPr>
         <w:t>）、和呂便（</w:t>
       </w:r>
-      <w:hyperlink r:id="rId16">
-        <w:r>
-          <w:rPr>
-            <w:lang w:val="zh_TW" w:bidi="zh_TW"/>
-          </w:rPr>
-          <w:rPr>
-            <w:color w:val="0000EE"/>
-            <w:u w:val="single"/>
-          </w:rPr>
-          <w:t>49:3–4</w:t>
-        </w:r>
-      </w:hyperlink>
+      <w:r>
+        <w:rPr>
+          <w:lang w:val="zh_TW" w:bidi="zh_TW"/>
+        </w:rPr>
+        <w:t>49:3–4</w:t>
+      </w:r>
       <w:r>
         <w:rPr>
           <w:lang w:val="zh_TW" w:bidi="zh_TW"/>
         </w:rPr>
         <w:t>）都沒有得到長子的名分。另一個特別值得注意的例子是亞伯拉罕提出的，就是在沒有兒子的情況下，他的僕人以利以謝可以被視為繼承人（</w:t>
       </w:r>
-      <w:hyperlink r:id="rId17">
-        <w:r>
-          <w:rPr>
-            <w:lang w:val="zh_TW" w:bidi="zh_TW"/>
-          </w:rPr>
-          <w:rPr>
-            <w:color w:val="0000EE"/>
-            <w:u w:val="single"/>
-          </w:rPr>
-          <w:t>15:2–5</w:t>
-        </w:r>
-      </w:hyperlink>
+      <w:r>
+        <w:rPr>
+          <w:lang w:val="zh_TW" w:bidi="zh_TW"/>
+        </w:rPr>
+        <w:t>15:2–5</w:t>
+      </w:r>
       <w:r>
         <w:rPr>
           <w:lang w:val="zh_TW" w:bidi="zh_TW"/>
@@ -384,18 +354,12 @@
         </w:rPr>
         <w:t>根據</w:t>
       </w:r>
-      <w:hyperlink r:id="rId18">
-        <w:r>
-          <w:rPr>
-            <w:lang w:val="zh_TW" w:bidi="zh_TW"/>
-          </w:rPr>
-          <w:rPr>
-            <w:color w:val="0000EE"/>
-            <w:u w:val="single"/>
-          </w:rPr>
-          <w:t>申命記二十一章15至17節</w:t>
-        </w:r>
-      </w:hyperlink>
+      <w:r>
+        <w:rPr>
+          <w:lang w:val="zh_TW" w:bidi="zh_TW"/>
+        </w:rPr>
+        <w:t>申命記二十一章15至17節</w:t>
+      </w:r>
       <w:r>
         <w:rPr>
           <w:lang w:val="zh_TW" w:bidi="zh_TW"/>
@@ -426,54 +390,36 @@
         </w:rPr>
         <w:t>的做法為寡婦提供保障（</w:t>
       </w:r>
-      <w:hyperlink r:id="rId19">
-        <w:r>
-          <w:rPr>
-            <w:lang w:val="zh_TW" w:bidi="zh_TW"/>
-          </w:rPr>
-          <w:rPr>
-            <w:color w:val="0000EE"/>
-            <w:u w:val="single"/>
-          </w:rPr>
-          <w:t>申25:5</w:t>
-        </w:r>
-      </w:hyperlink>
+      <w:r>
+        <w:rPr>
+          <w:lang w:val="zh_TW" w:bidi="zh_TW"/>
+        </w:rPr>
+        <w:t>申25:5</w:t>
+      </w:r>
       <w:r>
         <w:rPr>
           <w:lang w:val="zh_TW" w:bidi="zh_TW"/>
         </w:rPr>
         <w:t>；見</w:t>
       </w:r>
-      <w:hyperlink r:id="rId20">
-        <w:r>
-          <w:rPr>
-            <w:lang w:val="zh_TW" w:bidi="zh_TW"/>
-          </w:rPr>
-          <w:rPr>
-            <w:color w:val="0000EE"/>
-            <w:u w:val="single"/>
-          </w:rPr>
-          <w:t>創38:8</w:t>
-        </w:r>
-      </w:hyperlink>
+      <w:r>
+        <w:rPr>
+          <w:lang w:val="zh_TW" w:bidi="zh_TW"/>
+        </w:rPr>
+        <w:t>創38:8</w:t>
+      </w:r>
       <w:r>
         <w:rPr>
           <w:lang w:val="zh_TW" w:bidi="zh_TW"/>
         </w:rPr>
         <w:t>；</w:t>
       </w:r>
-      <w:hyperlink r:id="rId21">
-        <w:r>
-          <w:rPr>
-            <w:lang w:val="zh_TW" w:bidi="zh_TW"/>
-          </w:rPr>
-          <w:rPr>
-            <w:color w:val="0000EE"/>
-            <w:u w:val="single"/>
-          </w:rPr>
-          <w:t>得4:5</w:t>
-        </w:r>
-      </w:hyperlink>
+      <w:r>
+        <w:rPr>
+          <w:lang w:val="zh_TW" w:bidi="zh_TW"/>
+        </w:rPr>
+        <w:t>得4:5</w:t>
+      </w:r>
       <w:r>
         <w:rPr>
           <w:lang w:val="zh_TW" w:bidi="zh_TW"/>
@@ -494,36 +440,24 @@
         </w:rPr>
         <w:t>根據</w:t>
       </w:r>
-      <w:hyperlink r:id="rId22">
-        <w:r>
-          <w:rPr>
-            <w:lang w:val="zh_TW" w:bidi="zh_TW"/>
-          </w:rPr>
-          <w:rPr>
-            <w:color w:val="0000EE"/>
-            <w:u w:val="single"/>
-          </w:rPr>
-          <w:t>民數記二十七章1至11節</w:t>
-        </w:r>
-      </w:hyperlink>
+      <w:r>
+        <w:rPr>
+          <w:lang w:val="zh_TW" w:bidi="zh_TW"/>
+        </w:rPr>
+        <w:t>民數記二十七章1至11節</w:t>
+      </w:r>
       <w:r>
         <w:rPr>
           <w:lang w:val="zh_TW" w:bidi="zh_TW"/>
         </w:rPr>
         <w:t>，西羅非哈的女兒們爭辯說，既然她們的父親沒有兒子，她們應該繼承遺產。因此，神規定如果一個男人沒有兒子就去世，遺產應該轉給他的女兒；如果他沒有女兒，則轉給他的兄弟；如果他沒有兄弟，則轉給他最近的親屬。這個特別的事件也說明了保護家族財產的重要性：西羅非哈的女兒們不被允許嫁到瑪拿西支派以外，因為這將意味著財產會轉移到另一個支派（</w:t>
       </w:r>
-      <w:hyperlink r:id="rId23">
-        <w:r>
-          <w:rPr>
-            <w:lang w:val="zh_TW" w:bidi="zh_TW"/>
-          </w:rPr>
-          <w:rPr>
-            <w:color w:val="0000EE"/>
-            <w:u w:val="single"/>
-          </w:rPr>
-          <w:t>民36章</w:t>
-        </w:r>
-      </w:hyperlink>
+      <w:r>
+        <w:rPr>
+          <w:lang w:val="zh_TW" w:bidi="zh_TW"/>
+        </w:rPr>
+        <w:t>民36章</w:t>
+      </w:r>
       <w:r>
         <w:rPr>
           <w:lang w:val="zh_TW" w:bidi="zh_TW"/>
@@ -544,36 +478,24 @@
         </w:rPr>
         <w:t>以色列人對家族繼承財產的重視程度可以從</w:t>
       </w:r>
-      <w:hyperlink r:id="rId24">
-        <w:r>
-          <w:rPr>
-            <w:lang w:val="zh_TW" w:bidi="zh_TW"/>
-          </w:rPr>
-          <w:rPr>
-            <w:color w:val="0000EE"/>
-            <w:u w:val="single"/>
-          </w:rPr>
-          <w:t>利未記二十五章25至28節</w:t>
-        </w:r>
-      </w:hyperlink>
+      <w:r>
+        <w:rPr>
+          <w:lang w:val="zh_TW" w:bidi="zh_TW"/>
+        </w:rPr>
+        <w:t>利未記二十五章25至28節</w:t>
+      </w:r>
       <w:r>
         <w:rPr>
           <w:lang w:val="zh_TW" w:bidi="zh_TW"/>
         </w:rPr>
         <w:t>看出。如果某人因經濟原因賣掉了他的土地，律法規定必須為他的親屬提供贖回的機會；如果他沒有近親，他仍然可以在日後購回，即使他無力購回，土地也會在禧年自動歸還給他，屆時所有債務都會一筆勾消（另見</w:t>
       </w:r>
-      <w:hyperlink r:id="rId25">
-        <w:r>
-          <w:rPr>
-            <w:lang w:val="zh_TW" w:bidi="zh_TW"/>
-          </w:rPr>
-          <w:rPr>
-            <w:color w:val="0000EE"/>
-            <w:u w:val="single"/>
-          </w:rPr>
-          <w:t>利27:14–25</w:t>
-        </w:r>
-      </w:hyperlink>
+      <w:r>
+        <w:rPr>
+          <w:lang w:val="zh_TW" w:bidi="zh_TW"/>
+        </w:rPr>
+        <w:t>利27:14–25</w:t>
+      </w:r>
       <w:r>
         <w:rPr>
           <w:lang w:val="zh_TW" w:bidi="zh_TW"/>
@@ -605,54 +527,36 @@
         </w:rPr>
         <w:t>除了在</w:t>
       </w:r>
-      <w:hyperlink r:id="rId26">
-        <w:r>
-          <w:rPr>
-            <w:lang w:val="zh_TW" w:bidi="zh_TW"/>
-          </w:rPr>
-          <w:rPr>
-            <w:color w:val="0000EE"/>
-            <w:u w:val="single"/>
-          </w:rPr>
-          <w:t>馬太福音二十二章23至33節</w:t>
-        </w:r>
-      </w:hyperlink>
+      <w:r>
+        <w:rPr>
+          <w:lang w:val="zh_TW" w:bidi="zh_TW"/>
+        </w:rPr>
+        <w:t>馬太福音二十二章23至33節</w:t>
+      </w:r>
       <w:r>
         <w:rPr>
           <w:lang w:val="zh_TW" w:bidi="zh_TW"/>
         </w:rPr>
         <w:t>（</w:t>
       </w:r>
-      <w:hyperlink r:id="rId27">
-        <w:r>
-          <w:rPr>
-            <w:lang w:val="zh_TW" w:bidi="zh_TW"/>
-          </w:rPr>
-          <w:rPr>
-            <w:color w:val="0000EE"/>
-            <w:u w:val="single"/>
-          </w:rPr>
-          <w:t>可12:18–27</w:t>
-        </w:r>
-      </w:hyperlink>
+      <w:r>
+        <w:rPr>
+          <w:lang w:val="zh_TW" w:bidi="zh_TW"/>
+        </w:rPr>
+        <w:t>可12:18–27</w:t>
+      </w:r>
       <w:r>
         <w:rPr>
           <w:lang w:val="zh_TW" w:bidi="zh_TW"/>
         </w:rPr>
         <w:t>；</w:t>
       </w:r>
-      <w:hyperlink r:id="rId28">
-        <w:r>
-          <w:rPr>
-            <w:lang w:val="zh_TW" w:bidi="zh_TW"/>
-          </w:rPr>
-          <w:rPr>
-            <w:color w:val="0000EE"/>
-            <w:u w:val="single"/>
-          </w:rPr>
-          <w:t>路20:27–40</w:t>
-        </w:r>
-      </w:hyperlink>
+      <w:r>
+        <w:rPr>
+          <w:lang w:val="zh_TW" w:bidi="zh_TW"/>
+        </w:rPr>
+        <w:t>路20:27–40</w:t>
+      </w:r>
       <w:r>
         <w:rPr>
           <w:lang w:val="zh_TW" w:bidi="zh_TW"/>
@@ -673,18 +577,12 @@
         </w:rPr>
         <w:t>在浪子的比喻中，家中的小兒子要求分得他的遺產份額（</w:t>
       </w:r>
-      <w:hyperlink r:id="rId29">
-        <w:r>
-          <w:rPr>
-            <w:lang w:val="zh_TW" w:bidi="zh_TW"/>
-          </w:rPr>
-          <w:rPr>
-            <w:color w:val="0000EE"/>
-            <w:u w:val="single"/>
-          </w:rPr>
-          <w:t>路15:12</w:t>
-        </w:r>
-      </w:hyperlink>
+      <w:r>
+        <w:rPr>
+          <w:lang w:val="zh_TW" w:bidi="zh_TW"/>
+        </w:rPr>
+        <w:t>路15:12</w:t>
+      </w:r>
       <w:r>
         <w:rPr>
           <w:lang w:val="zh_TW" w:bidi="zh_TW"/>
@@ -705,18 +603,12 @@
         </w:rPr>
         <w:t>保羅在另一處重要的經文中（</w:t>
       </w:r>
-      <w:hyperlink r:id="rId30">
-        <w:r>
-          <w:rPr>
-            <w:lang w:val="zh_TW" w:bidi="zh_TW"/>
-          </w:rPr>
-          <w:rPr>
-            <w:color w:val="0000EE"/>
-            <w:u w:val="single"/>
-          </w:rPr>
-          <w:t>加4:1–2</w:t>
-        </w:r>
-      </w:hyperlink>
+      <w:r>
+        <w:rPr>
+          <w:lang w:val="zh_TW" w:bidi="zh_TW"/>
+        </w:rPr>
+        <w:t>加4:1–2</w:t>
+      </w:r>
       <w:r>
         <w:rPr>
           <w:lang w:val="zh_TW" w:bidi="zh_TW"/>
@@ -759,90 +651,60 @@
         </w:rPr>
         <w:t>神將巴勒斯坦地賜給以色列人作為他們的產業的信念，在歷史和神學資料之間起到了橋樑作用。歷史元素在於一個明顯的事實，即應許之地（一個實體）確實被希伯來人佔領並分配給他們的支派。然而，神學上，聖經將這種佔領描述為神的禮物；事實上，即使是土地分配的方法也是基於土地屬於神的概念（</w:t>
       </w:r>
-      <w:hyperlink r:id="rId31">
-        <w:r>
-          <w:rPr>
-            <w:lang w:val="zh_TW" w:bidi="zh_TW"/>
-          </w:rPr>
-          <w:rPr>
-            <w:color w:val="0000EE"/>
-            <w:u w:val="single"/>
-          </w:rPr>
-          <w:t>利25:23</w:t>
-        </w:r>
-      </w:hyperlink>
+      <w:r>
+        <w:rPr>
+          <w:lang w:val="zh_TW" w:bidi="zh_TW"/>
+        </w:rPr>
+        <w:t>利25:23</w:t>
+      </w:r>
       <w:r>
         <w:rPr>
           <w:lang w:val="zh_TW" w:bidi="zh_TW"/>
         </w:rPr>
         <w:t>；見</w:t>
       </w:r>
-      <w:hyperlink r:id="rId32">
-        <w:r>
-          <w:rPr>
-            <w:lang w:val="zh_TW" w:bidi="zh_TW"/>
-          </w:rPr>
-          <w:rPr>
-            <w:color w:val="0000EE"/>
-            <w:u w:val="single"/>
-          </w:rPr>
-          <w:t>出15:17</w:t>
-        </w:r>
-      </w:hyperlink>
+      <w:r>
+        <w:rPr>
+          <w:lang w:val="zh_TW" w:bidi="zh_TW"/>
+        </w:rPr>
+        <w:t>出15:17</w:t>
+      </w:r>
       <w:r>
         <w:rPr>
           <w:lang w:val="zh_TW" w:bidi="zh_TW"/>
         </w:rPr>
         <w:t>；</w:t>
       </w:r>
-      <w:hyperlink r:id="rId33">
-        <w:r>
-          <w:rPr>
-            <w:lang w:val="zh_TW" w:bidi="zh_TW"/>
-          </w:rPr>
-          <w:rPr>
-            <w:color w:val="0000EE"/>
-            <w:u w:val="single"/>
-          </w:rPr>
-          <w:t>書22:27</w:t>
-        </w:r>
-      </w:hyperlink>
+      <w:r>
+        <w:rPr>
+          <w:lang w:val="zh_TW" w:bidi="zh_TW"/>
+        </w:rPr>
+        <w:t>書22:27</w:t>
+      </w:r>
       <w:r>
         <w:rPr>
           <w:lang w:val="zh_TW" w:bidi="zh_TW"/>
         </w:rPr>
         <w:t>；</w:t>
       </w:r>
-      <w:hyperlink r:id="rId34">
-        <w:r>
-          <w:rPr>
-            <w:lang w:val="zh_TW" w:bidi="zh_TW"/>
-          </w:rPr>
-          <w:rPr>
-            <w:color w:val="0000EE"/>
-            <w:u w:val="single"/>
-          </w:rPr>
-          <w:t>結38:16</w:t>
-        </w:r>
-      </w:hyperlink>
+      <w:r>
+        <w:rPr>
+          <w:lang w:val="zh_TW" w:bidi="zh_TW"/>
+        </w:rPr>
+        <w:t>結38:16</w:t>
+      </w:r>
       <w:r>
         <w:rPr>
           <w:lang w:val="zh_TW" w:bidi="zh_TW"/>
         </w:rPr>
         <w:t>；</w:t>
       </w:r>
-      <w:hyperlink r:id="rId35">
-        <w:r>
-          <w:rPr>
-            <w:lang w:val="zh_TW" w:bidi="zh_TW"/>
-          </w:rPr>
-          <w:rPr>
-            <w:color w:val="0000EE"/>
-            <w:u w:val="single"/>
-          </w:rPr>
-          <w:t>珥1:6</w:t>
-        </w:r>
-      </w:hyperlink>
+      <w:r>
+        <w:rPr>
+          <w:lang w:val="zh_TW" w:bidi="zh_TW"/>
+        </w:rPr>
+        <w:t>珥1:6</w:t>
+      </w:r>
       <w:r>
         <w:rPr>
           <w:lang w:val="zh_TW" w:bidi="zh_TW"/>
@@ -863,72 +725,48 @@
         </w:rPr>
         <w:t>這個主題可以追溯到</w:t>
       </w:r>
-      <w:hyperlink r:id="rId36">
-        <w:r>
-          <w:rPr>
-            <w:lang w:val="zh_TW" w:bidi="zh_TW"/>
-          </w:rPr>
-          <w:rPr>
-            <w:color w:val="0000EE"/>
-            <w:u w:val="single"/>
-          </w:rPr>
-          <w:t>創世記十二章1至3節</w:t>
-        </w:r>
-      </w:hyperlink>
+      <w:r>
+        <w:rPr>
+          <w:lang w:val="zh_TW" w:bidi="zh_TW"/>
+        </w:rPr>
+        <w:t>創世記十二章1至3節</w:t>
+      </w:r>
       <w:r>
         <w:rPr>
           <w:lang w:val="zh_TW" w:bidi="zh_TW"/>
         </w:rPr>
         <w:t>。神在揀選亞伯拉罕時，指示他搬到一個新的地方，並應許使他成為一個偉大且蒙福的國（</w:t>
       </w:r>
-      <w:hyperlink r:id="rId37">
-        <w:r>
-          <w:rPr>
-            <w:lang w:val="zh_TW" w:bidi="zh_TW"/>
-          </w:rPr>
-          <w:rPr>
-            <w:color w:val="0000EE"/>
-            <w:u w:val="single"/>
-          </w:rPr>
-          <w:t>來11:8</w:t>
-        </w:r>
-      </w:hyperlink>
+      <w:r>
+        <w:rPr>
+          <w:lang w:val="zh_TW" w:bidi="zh_TW"/>
+        </w:rPr>
+        <w:t>來11:8</w:t>
+      </w:r>
       <w:r>
         <w:rPr>
           <w:lang w:val="zh_TW" w:bidi="zh_TW"/>
         </w:rPr>
         <w:t>）。這個亞伯拉罕之約中土地的重要性，在後來變得更加明確：我們被告知神應許在以色列人於埃及經歷四個世紀的奴役之後，將迦南賜給亞伯拉罕的後裔（</w:t>
       </w:r>
-      <w:hyperlink r:id="rId38">
-        <w:r>
-          <w:rPr>
-            <w:lang w:val="zh_TW" w:bidi="zh_TW"/>
-          </w:rPr>
-          <w:rPr>
-            <w:color w:val="0000EE"/>
-            <w:u w:val="single"/>
-          </w:rPr>
-          <w:t>創15:12–21</w:t>
-        </w:r>
-      </w:hyperlink>
+      <w:r>
+        <w:rPr>
+          <w:lang w:val="zh_TW" w:bidi="zh_TW"/>
+        </w:rPr>
+        <w:t>創15:12–21</w:t>
+      </w:r>
       <w:r>
         <w:rPr>
           <w:lang w:val="zh_TW" w:bidi="zh_TW"/>
         </w:rPr>
         <w:t>；見</w:t>
       </w:r>
-      <w:hyperlink r:id="rId39">
-        <w:r>
-          <w:rPr>
-            <w:lang w:val="zh_TW" w:bidi="zh_TW"/>
-          </w:rPr>
-          <w:rPr>
-            <w:color w:val="0000EE"/>
-            <w:u w:val="single"/>
-          </w:rPr>
-          <w:t>徒7:5</w:t>
-        </w:r>
-      </w:hyperlink>
+      <w:r>
+        <w:rPr>
+          <w:lang w:val="zh_TW" w:bidi="zh_TW"/>
+        </w:rPr>
+        <w:t>徒7:5</w:t>
+      </w:r>
       <w:r>
         <w:rPr>
           <w:lang w:val="zh_TW" w:bidi="zh_TW"/>
@@ -962,180 +800,120 @@
         </w:rPr>
         <w:t>它。以色列必須信靠神（這片土地的擁有者）會賜給他們勝利（</w:t>
       </w:r>
-      <w:hyperlink r:id="rId40">
-        <w:r>
-          <w:rPr>
-            <w:lang w:val="zh_TW" w:bidi="zh_TW"/>
-          </w:rPr>
-          <w:rPr>
-            <w:color w:val="0000EE"/>
-            <w:u w:val="single"/>
-          </w:rPr>
-          <w:t>書1:1–9</w:t>
-        </w:r>
-      </w:hyperlink>
+      <w:r>
+        <w:rPr>
+          <w:lang w:val="zh_TW" w:bidi="zh_TW"/>
+        </w:rPr>
+        <w:t>書1:1–9</w:t>
+      </w:r>
       <w:r>
         <w:rPr>
           <w:lang w:val="zh_TW" w:bidi="zh_TW"/>
         </w:rPr>
         <w:t>，</w:t>
       </w:r>
-      <w:hyperlink r:id="rId41">
-        <w:r>
-          <w:rPr>
-            <w:lang w:val="zh_TW" w:bidi="zh_TW"/>
-          </w:rPr>
-          <w:rPr>
-            <w:color w:val="0000EE"/>
-            <w:u w:val="single"/>
-          </w:rPr>
-          <w:t>21:43–45</w:t>
-        </w:r>
-      </w:hyperlink>
+      <w:r>
+        <w:rPr>
+          <w:lang w:val="zh_TW" w:bidi="zh_TW"/>
+        </w:rPr>
+        <w:t>21:43–45</w:t>
+      </w:r>
       <w:r>
         <w:rPr>
           <w:lang w:val="zh_TW" w:bidi="zh_TW"/>
         </w:rPr>
         <w:t>；</w:t>
       </w:r>
-      <w:hyperlink r:id="rId42">
-        <w:r>
-          <w:rPr>
-            <w:lang w:val="zh_TW" w:bidi="zh_TW"/>
-          </w:rPr>
-          <w:rPr>
-            <w:color w:val="0000EE"/>
-            <w:u w:val="single"/>
-          </w:rPr>
-          <w:t>士7:2</w:t>
-        </w:r>
-      </w:hyperlink>
+      <w:r>
+        <w:rPr>
+          <w:lang w:val="zh_TW" w:bidi="zh_TW"/>
+        </w:rPr>
+        <w:t>士7:2</w:t>
+      </w:r>
       <w:r>
         <w:rPr>
           <w:lang w:val="zh_TW" w:bidi="zh_TW"/>
         </w:rPr>
         <w:t>；</w:t>
       </w:r>
-      <w:hyperlink r:id="rId43">
-        <w:r>
-          <w:rPr>
-            <w:lang w:val="zh_TW" w:bidi="zh_TW"/>
-          </w:rPr>
-          <w:rPr>
-            <w:color w:val="0000EE"/>
-            <w:u w:val="single"/>
-          </w:rPr>
-          <w:t>詩44:1–3</w:t>
-        </w:r>
-      </w:hyperlink>
+      <w:r>
+        <w:rPr>
+          <w:lang w:val="zh_TW" w:bidi="zh_TW"/>
+        </w:rPr>
+        <w:t>詩44:1–3</w:t>
+      </w:r>
       <w:r>
         <w:rPr>
           <w:lang w:val="zh_TW" w:bidi="zh_TW"/>
         </w:rPr>
         <w:t>；</w:t>
       </w:r>
-      <w:hyperlink r:id="rId44">
-        <w:r>
-          <w:rPr>
-            <w:lang w:val="zh_TW" w:bidi="zh_TW"/>
-          </w:rPr>
-          <w:rPr>
-            <w:color w:val="0000EE"/>
-            <w:u w:val="single"/>
-          </w:rPr>
-          <w:t>徒13:19</w:t>
-        </w:r>
-      </w:hyperlink>
+      <w:r>
+        <w:rPr>
+          <w:lang w:val="zh_TW" w:bidi="zh_TW"/>
+        </w:rPr>
+        <w:t>徒13:19</w:t>
+      </w:r>
       <w:r>
         <w:rPr>
           <w:lang w:val="zh_TW" w:bidi="zh_TW"/>
         </w:rPr>
         <w:t>）。一旦他們征服了這片土地，土地便按支派的大小分配（根據</w:t>
       </w:r>
-      <w:hyperlink r:id="rId45">
-        <w:r>
-          <w:rPr>
-            <w:lang w:val="zh_TW" w:bidi="zh_TW"/>
-          </w:rPr>
-          <w:rPr>
-            <w:color w:val="0000EE"/>
-            <w:u w:val="single"/>
-          </w:rPr>
-          <w:t>民26:52–54</w:t>
-        </w:r>
-      </w:hyperlink>
+      <w:r>
+        <w:rPr>
+          <w:lang w:val="zh_TW" w:bidi="zh_TW"/>
+        </w:rPr>
+        <w:t>民26:52–54</w:t>
+      </w:r>
       <w:r>
         <w:rPr>
           <w:lang w:val="zh_TW" w:bidi="zh_TW"/>
         </w:rPr>
         <w:t>中的指示）。神進一步命令百姓用拈鬮的方式來分配土地（</w:t>
       </w:r>
-      <w:hyperlink r:id="rId46">
-        <w:r>
-          <w:rPr>
-            <w:lang w:val="zh_TW" w:bidi="zh_TW"/>
-          </w:rPr>
-          <w:rPr>
-            <w:color w:val="0000EE"/>
-            <w:u w:val="single"/>
-          </w:rPr>
-          <w:t>55–56節</w:t>
-        </w:r>
-      </w:hyperlink>
+      <w:r>
+        <w:rPr>
+          <w:lang w:val="zh_TW" w:bidi="zh_TW"/>
+        </w:rPr>
+        <w:t>55–56節</w:t>
+      </w:r>
       <w:r>
         <w:rPr>
           <w:lang w:val="zh_TW" w:bidi="zh_TW"/>
         </w:rPr>
         <w:t>）。因此，從最初對亞伯拉罕的應許，到實際的土地分配，甚至對未來的參照（</w:t>
       </w:r>
-      <w:hyperlink r:id="rId47">
-        <w:r>
-          <w:rPr>
-            <w:lang w:val="zh_TW" w:bidi="zh_TW"/>
-          </w:rPr>
-          <w:rPr>
-            <w:color w:val="0000EE"/>
-            <w:u w:val="single"/>
-          </w:rPr>
-          <w:t>賽60:21</w:t>
-        </w:r>
-      </w:hyperlink>
+      <w:r>
+        <w:rPr>
+          <w:lang w:val="zh_TW" w:bidi="zh_TW"/>
+        </w:rPr>
+        <w:t>賽60:21</w:t>
+      </w:r>
       <w:r>
         <w:rPr>
           <w:lang w:val="zh_TW" w:bidi="zh_TW"/>
         </w:rPr>
         <w:t>；</w:t>
       </w:r>
-      <w:hyperlink r:id="rId48">
-        <w:r>
-          <w:rPr>
-            <w:lang w:val="zh_TW" w:bidi="zh_TW"/>
-          </w:rPr>
-          <w:rPr>
-            <w:color w:val="0000EE"/>
-            <w:u w:val="single"/>
-          </w:rPr>
-          <w:t>結45:1–8</w:t>
-        </w:r>
-      </w:hyperlink>
+      <w:r>
+        <w:rPr>
+          <w:lang w:val="zh_TW" w:bidi="zh_TW"/>
+        </w:rPr>
+        <w:t>結45:1–8</w:t>
+      </w:r>
       <w:r>
         <w:rPr>
           <w:lang w:val="zh_TW" w:bidi="zh_TW"/>
         </w:rPr>
         <w:t>，</w:t>
       </w:r>
-      <w:hyperlink r:id="rId49">
-        <w:r>
-          <w:rPr>
-            <w:lang w:val="zh_TW" w:bidi="zh_TW"/>
-          </w:rPr>
-          <w:rPr>
-            <w:color w:val="0000EE"/>
-            <w:u w:val="single"/>
-          </w:rPr>
-          <w:t>47:13–48:29</w:t>
-        </w:r>
-      </w:hyperlink>
+      <w:r>
+        <w:rPr>
+          <w:lang w:val="zh_TW" w:bidi="zh_TW"/>
+        </w:rPr>
+        <w:t>47:13–48:29</w:t>
+      </w:r>
       <w:r>
         <w:rPr>
           <w:lang w:val="zh_TW" w:bidi="zh_TW"/>
@@ -1167,36 +945,24 @@
         </w:rPr>
         <w:t>在舊約中，我們發現產業的概念從單純的物質層面轉移到屬靈的層面。利未支派作為祭司的家族，並未分得任何土地產業，因為「耶和華是他們的產業」（</w:t>
       </w:r>
-      <w:hyperlink r:id="rId50">
-        <w:r>
-          <w:rPr>
-            <w:lang w:val="zh_TW" w:bidi="zh_TW"/>
-          </w:rPr>
-          <w:rPr>
-            <w:color w:val="0000EE"/>
-            <w:u w:val="single"/>
-          </w:rPr>
-          <w:t>申18:1–2</w:t>
-        </w:r>
-      </w:hyperlink>
+      <w:r>
+        <w:rPr>
+          <w:lang w:val="zh_TW" w:bidi="zh_TW"/>
+        </w:rPr>
+        <w:t>申18:1–2</w:t>
+      </w:r>
       <w:r>
         <w:rPr>
           <w:lang w:val="zh_TW" w:bidi="zh_TW"/>
         </w:rPr>
         <w:t>；見</w:t>
       </w:r>
-      <w:hyperlink r:id="rId51">
-        <w:r>
-          <w:rPr>
-            <w:lang w:val="zh_TW" w:bidi="zh_TW"/>
-          </w:rPr>
-          <w:rPr>
-            <w:color w:val="0000EE"/>
-            <w:u w:val="single"/>
-          </w:rPr>
-          <w:t>民18:8–24</w:t>
-        </w:r>
-      </w:hyperlink>
+      <w:r>
+        <w:rPr>
+          <w:lang w:val="zh_TW" w:bidi="zh_TW"/>
+        </w:rPr>
+        <w:t>民18:8–24</w:t>
+      </w:r>
       <w:r>
         <w:rPr>
           <w:lang w:val="zh_TW" w:bidi="zh_TW"/>
@@ -1217,144 +983,96 @@
         </w:rPr>
         <w:t>這個真理不僅限於利未人，這一點在</w:t>
       </w:r>
-      <w:hyperlink r:id="rId52">
-        <w:r>
-          <w:rPr>
-            <w:lang w:val="zh_TW" w:bidi="zh_TW"/>
-          </w:rPr>
-          <w:rPr>
-            <w:color w:val="0000EE"/>
-            <w:u w:val="single"/>
-          </w:rPr>
-          <w:t>出埃及記十九章6節</w:t>
-        </w:r>
-      </w:hyperlink>
+      <w:r>
+        <w:rPr>
+          <w:lang w:val="zh_TW" w:bidi="zh_TW"/>
+        </w:rPr>
+        <w:t>出埃及記十九章6節</w:t>
+      </w:r>
       <w:r>
         <w:rPr>
           <w:lang w:val="zh_TW" w:bidi="zh_TW"/>
         </w:rPr>
         <w:t>中有所暗示，經文稱整個國為「祭司的國度」（見</w:t>
       </w:r>
-      <w:hyperlink r:id="rId53">
-        <w:r>
-          <w:rPr>
-            <w:lang w:val="zh_TW" w:bidi="zh_TW"/>
-          </w:rPr>
-          <w:rPr>
-            <w:color w:val="0000EE"/>
-            <w:u w:val="single"/>
-          </w:rPr>
-          <w:t>彼前2:9</w:t>
-        </w:r>
-      </w:hyperlink>
+      <w:r>
+        <w:rPr>
+          <w:lang w:val="zh_TW" w:bidi="zh_TW"/>
+        </w:rPr>
+        <w:t>彼前2:9</w:t>
+      </w:r>
       <w:r>
         <w:rPr>
           <w:lang w:val="zh_TW" w:bidi="zh_TW"/>
         </w:rPr>
         <w:t>）。</w:t>
       </w:r>
-      <w:hyperlink r:id="rId54">
-        <w:r>
-          <w:rPr>
-            <w:lang w:val="zh_TW" w:bidi="zh_TW"/>
-          </w:rPr>
-          <w:rPr>
-            <w:color w:val="0000EE"/>
-            <w:u w:val="single"/>
-          </w:rPr>
-          <w:t>詩篇第十六篇</w:t>
-        </w:r>
-      </w:hyperlink>
+      <w:r>
+        <w:rPr>
+          <w:lang w:val="zh_TW" w:bidi="zh_TW"/>
+        </w:rPr>
+        <w:t>詩篇第十六篇</w:t>
+      </w:r>
       <w:r>
         <w:rPr>
           <w:lang w:val="zh_TW" w:bidi="zh_TW"/>
         </w:rPr>
         <w:t>清楚表明，沒有人比大衛更清楚這些話的含義。即使他被剝奪了以色列的物質產業，他也通過抽籤得到了更美好的產業，就是耶和華自己，他在在神面前找到了滿足的喜樂和永恆的福樂（</w:t>
       </w:r>
-      <w:hyperlink r:id="rId55">
-        <w:r>
-          <w:rPr>
-            <w:lang w:val="zh_TW" w:bidi="zh_TW"/>
-          </w:rPr>
-          <w:rPr>
-            <w:color w:val="0000EE"/>
-            <w:u w:val="single"/>
-          </w:rPr>
-          <w:t>詩16:5–6、11</w:t>
-        </w:r>
-      </w:hyperlink>
+      <w:r>
+        <w:rPr>
+          <w:lang w:val="zh_TW" w:bidi="zh_TW"/>
+        </w:rPr>
+        <w:t>詩16:5–6、11</w:t>
+      </w:r>
       <w:r>
         <w:rPr>
           <w:lang w:val="zh_TW" w:bidi="zh_TW"/>
         </w:rPr>
         <w:t>；另見</w:t>
       </w:r>
-      <w:hyperlink r:id="rId56">
-        <w:r>
-          <w:rPr>
-            <w:lang w:val="zh_TW" w:bidi="zh_TW"/>
-          </w:rPr>
-          <w:rPr>
-            <w:color w:val="0000EE"/>
-            <w:u w:val="single"/>
-          </w:rPr>
-          <w:t>詩73:25–26</w:t>
-        </w:r>
-      </w:hyperlink>
+      <w:r>
+        <w:rPr>
+          <w:lang w:val="zh_TW" w:bidi="zh_TW"/>
+        </w:rPr>
+        <w:t>詩73:25–26</w:t>
+      </w:r>
       <w:r>
         <w:rPr>
           <w:lang w:val="zh_TW" w:bidi="zh_TW"/>
         </w:rPr>
         <w:t>，</w:t>
       </w:r>
-      <w:hyperlink r:id="rId57">
-        <w:r>
-          <w:rPr>
-            <w:lang w:val="zh_TW" w:bidi="zh_TW"/>
-          </w:rPr>
-          <w:rPr>
-            <w:color w:val="0000EE"/>
-            <w:u w:val="single"/>
-          </w:rPr>
-          <w:t>142:5</w:t>
-        </w:r>
-      </w:hyperlink>
+      <w:r>
+        <w:rPr>
+          <w:lang w:val="zh_TW" w:bidi="zh_TW"/>
+        </w:rPr>
+        <w:t>142:5</w:t>
+      </w:r>
       <w:r>
         <w:rPr>
           <w:lang w:val="zh_TW" w:bidi="zh_TW"/>
         </w:rPr>
         <w:t>；</w:t>
       </w:r>
-      <w:hyperlink r:id="rId58">
-        <w:r>
-          <w:rPr>
-            <w:lang w:val="zh_TW" w:bidi="zh_TW"/>
-          </w:rPr>
-          <w:rPr>
-            <w:color w:val="0000EE"/>
-            <w:u w:val="single"/>
-          </w:rPr>
-          <w:t>賽58:14</w:t>
-        </w:r>
-      </w:hyperlink>
+      <w:r>
+        <w:rPr>
+          <w:lang w:val="zh_TW" w:bidi="zh_TW"/>
+        </w:rPr>
+        <w:t>賽58:14</w:t>
+      </w:r>
       <w:r>
         <w:rPr>
           <w:lang w:val="zh_TW" w:bidi="zh_TW"/>
         </w:rPr>
         <w:t>；</w:t>
       </w:r>
-      <w:hyperlink r:id="rId59">
-        <w:r>
-          <w:rPr>
-            <w:lang w:val="zh_TW" w:bidi="zh_TW"/>
-          </w:rPr>
-          <w:rPr>
-            <w:color w:val="0000EE"/>
-            <w:u w:val="single"/>
-          </w:rPr>
-          <w:t>哀3:24</w:t>
-        </w:r>
-      </w:hyperlink>
+      <w:r>
+        <w:rPr>
+          <w:lang w:val="zh_TW" w:bidi="zh_TW"/>
+        </w:rPr>
+        <w:t>哀3:24</w:t>
+      </w:r>
       <w:r>
         <w:rPr>
           <w:lang w:val="zh_TW" w:bidi="zh_TW"/>
@@ -1375,18 +1093,12 @@
         </w:rPr>
         <w:t>在後來的猶太教中（在兩約之間時期及之後），這個比喻被進一步延伸。例如，拉比們開始談論律法是信徒的產業。此外，他們也可能給這個想法一個負面的解釋，例如，惡人被描述成會繼承地獄的懲罰（參</w:t>
       </w:r>
-      <w:hyperlink r:id="rId60">
-        <w:r>
-          <w:rPr>
-            <w:lang w:val="zh_TW" w:bidi="zh_TW"/>
-          </w:rPr>
-          <w:rPr>
-            <w:color w:val="0000EE"/>
-            <w:u w:val="single"/>
-          </w:rPr>
-          <w:t>伯27:13</w:t>
-        </w:r>
-      </w:hyperlink>
+      <w:r>
+        <w:rPr>
+          <w:lang w:val="zh_TW" w:bidi="zh_TW"/>
+        </w:rPr>
+        <w:t>伯27:13</w:t>
+      </w:r>
       <w:r>
         <w:rPr>
           <w:lang w:val="zh_TW" w:bidi="zh_TW"/>
@@ -1407,420 +1119,276 @@
         </w:rPr>
         <w:t>我們還在猶太文學中讀到關於承受來世、國度、永生的陳述；這些觀念在新約中經常出現（</w:t>
       </w:r>
-      <w:hyperlink r:id="rId61">
-        <w:r>
-          <w:rPr>
-            <w:lang w:val="zh_TW" w:bidi="zh_TW"/>
-          </w:rPr>
-          <w:rPr>
-            <w:color w:val="0000EE"/>
-            <w:u w:val="single"/>
-          </w:rPr>
-          <w:t>太19:29</w:t>
-        </w:r>
-      </w:hyperlink>
+      <w:r>
+        <w:rPr>
+          <w:lang w:val="zh_TW" w:bidi="zh_TW"/>
+        </w:rPr>
+        <w:t>太19:29</w:t>
+      </w:r>
       <w:r>
         <w:rPr>
           <w:lang w:val="zh_TW" w:bidi="zh_TW"/>
         </w:rPr>
         <w:t>，</w:t>
       </w:r>
-      <w:hyperlink r:id="rId62">
-        <w:r>
-          <w:rPr>
-            <w:lang w:val="zh_TW" w:bidi="zh_TW"/>
-          </w:rPr>
-          <w:rPr>
-            <w:color w:val="0000EE"/>
-            <w:u w:val="single"/>
-          </w:rPr>
-          <w:t>25:34；</w:t>
-        </w:r>
-      </w:hyperlink>
-      <w:hyperlink r:id="rId63">
-        <w:r>
-          <w:rPr>
-            <w:lang w:val="zh_TW" w:bidi="zh_TW"/>
-          </w:rPr>
-          <w:rPr>
-            <w:color w:val="0000EE"/>
-            <w:u w:val="single"/>
-          </w:rPr>
-          <w:t>路10:25</w:t>
-        </w:r>
-      </w:hyperlink>
+      <w:r>
+        <w:rPr>
+          <w:lang w:val="zh_TW" w:bidi="zh_TW"/>
+        </w:rPr>
+        <w:t>25:34；</w:t>
+      </w:r>
+      <w:r>
+        <w:rPr>
+          <w:lang w:val="zh_TW" w:bidi="zh_TW"/>
+        </w:rPr>
+        <w:t>路10:25</w:t>
+      </w:r>
       <w:r>
         <w:rPr>
           <w:lang w:val="zh_TW" w:bidi="zh_TW"/>
         </w:rPr>
         <w:t>，</w:t>
       </w:r>
-      <w:hyperlink r:id="rId64">
-        <w:r>
-          <w:rPr>
-            <w:lang w:val="zh_TW" w:bidi="zh_TW"/>
-          </w:rPr>
-          <w:rPr>
-            <w:color w:val="0000EE"/>
-            <w:u w:val="single"/>
-          </w:rPr>
-          <w:t>18:18；</w:t>
-        </w:r>
-      </w:hyperlink>
-      <w:hyperlink r:id="rId65">
-        <w:r>
-          <w:rPr>
-            <w:lang w:val="zh_TW" w:bidi="zh_TW"/>
-          </w:rPr>
-          <w:rPr>
-            <w:color w:val="0000EE"/>
-            <w:u w:val="single"/>
-          </w:rPr>
-          <w:t>林前6:9–10</w:t>
-        </w:r>
-      </w:hyperlink>
+      <w:r>
+        <w:rPr>
+          <w:lang w:val="zh_TW" w:bidi="zh_TW"/>
+        </w:rPr>
+        <w:t>18:18；</w:t>
+      </w:r>
+      <w:r>
+        <w:rPr>
+          <w:lang w:val="zh_TW" w:bidi="zh_TW"/>
+        </w:rPr>
+        <w:t>林前6:9–10</w:t>
+      </w:r>
       <w:r>
         <w:rPr>
           <w:lang w:val="zh_TW" w:bidi="zh_TW"/>
         </w:rPr>
         <w:t>，</w:t>
       </w:r>
-      <w:hyperlink r:id="rId66">
-        <w:r>
-          <w:rPr>
-            <w:lang w:val="zh_TW" w:bidi="zh_TW"/>
-          </w:rPr>
-          <w:rPr>
-            <w:color w:val="0000EE"/>
-            <w:u w:val="single"/>
-          </w:rPr>
-          <w:t>15:50</w:t>
-        </w:r>
-      </w:hyperlink>
+      <w:r>
+        <w:rPr>
+          <w:lang w:val="zh_TW" w:bidi="zh_TW"/>
+        </w:rPr>
+        <w:t>15:50</w:t>
+      </w:r>
       <w:r>
         <w:rPr>
           <w:lang w:val="zh_TW" w:bidi="zh_TW"/>
         </w:rPr>
         <w:t>；</w:t>
       </w:r>
-      <w:hyperlink r:id="rId67">
-        <w:r>
-          <w:rPr>
-            <w:lang w:val="zh_TW" w:bidi="zh_TW"/>
-          </w:rPr>
-          <w:rPr>
-            <w:color w:val="0000EE"/>
-            <w:u w:val="single"/>
-          </w:rPr>
-          <w:t>加5:21</w:t>
-        </w:r>
-      </w:hyperlink>
+      <w:r>
+        <w:rPr>
+          <w:lang w:val="zh_TW" w:bidi="zh_TW"/>
+        </w:rPr>
+        <w:t>加5:21</w:t>
+      </w:r>
       <w:r>
         <w:rPr>
           <w:lang w:val="zh_TW" w:bidi="zh_TW"/>
         </w:rPr>
         <w:t>；</w:t>
       </w:r>
-      <w:hyperlink r:id="rId68">
-        <w:r>
-          <w:rPr>
-            <w:lang w:val="zh_TW" w:bidi="zh_TW"/>
-          </w:rPr>
-          <w:rPr>
-            <w:color w:val="0000EE"/>
-            <w:u w:val="single"/>
-          </w:rPr>
-          <w:t>弗5:5</w:t>
-        </w:r>
-      </w:hyperlink>
+      <w:r>
+        <w:rPr>
+          <w:lang w:val="zh_TW" w:bidi="zh_TW"/>
+        </w:rPr>
+        <w:t>弗5:5</w:t>
+      </w:r>
       <w:r>
         <w:rPr>
           <w:lang w:val="zh_TW" w:bidi="zh_TW"/>
         </w:rPr>
         <w:t>；</w:t>
       </w:r>
-      <w:hyperlink r:id="rId69">
-        <w:r>
-          <w:rPr>
-            <w:lang w:val="zh_TW" w:bidi="zh_TW"/>
-          </w:rPr>
-          <w:rPr>
-            <w:color w:val="0000EE"/>
-            <w:u w:val="single"/>
-          </w:rPr>
-          <w:t>多3:7</w:t>
-        </w:r>
-      </w:hyperlink>
+      <w:r>
+        <w:rPr>
+          <w:lang w:val="zh_TW" w:bidi="zh_TW"/>
+        </w:rPr>
+        <w:t>多3:7</w:t>
+      </w:r>
       <w:r>
         <w:rPr>
           <w:lang w:val="zh_TW" w:bidi="zh_TW"/>
         </w:rPr>
         <w:t>；</w:t>
       </w:r>
-      <w:hyperlink r:id="rId70">
-        <w:r>
-          <w:rPr>
-            <w:lang w:val="zh_TW" w:bidi="zh_TW"/>
-          </w:rPr>
-          <w:rPr>
-            <w:color w:val="0000EE"/>
-            <w:u w:val="single"/>
-          </w:rPr>
-          <w:t>雅2:5</w:t>
-        </w:r>
-      </w:hyperlink>
+      <w:r>
+        <w:rPr>
+          <w:lang w:val="zh_TW" w:bidi="zh_TW"/>
+        </w:rPr>
+        <w:t>雅2:5</w:t>
+      </w:r>
       <w:r>
         <w:rPr>
           <w:lang w:val="zh_TW" w:bidi="zh_TW"/>
         </w:rPr>
         <w:t>）。但是，這樣的產業只屬於那些因神的話語而成聖的人（</w:t>
       </w:r>
-      <w:hyperlink r:id="rId71">
-        <w:r>
-          <w:rPr>
-            <w:lang w:val="zh_TW" w:bidi="zh_TW"/>
-          </w:rPr>
-          <w:rPr>
-            <w:color w:val="0000EE"/>
-            <w:u w:val="single"/>
-          </w:rPr>
-          <w:t>徒20:32</w:t>
-        </w:r>
-      </w:hyperlink>
+      <w:r>
+        <w:rPr>
+          <w:lang w:val="zh_TW" w:bidi="zh_TW"/>
+        </w:rPr>
+        <w:t>徒20:32</w:t>
+      </w:r>
       <w:r>
         <w:rPr>
           <w:lang w:val="zh_TW" w:bidi="zh_TW"/>
         </w:rPr>
         <w:t>，</w:t>
       </w:r>
-      <w:hyperlink r:id="rId72">
-        <w:r>
-          <w:rPr>
-            <w:lang w:val="zh_TW" w:bidi="zh_TW"/>
-          </w:rPr>
-          <w:rPr>
-            <w:color w:val="0000EE"/>
-            <w:u w:val="single"/>
-          </w:rPr>
-          <w:t>26:18</w:t>
-        </w:r>
-      </w:hyperlink>
+      <w:r>
+        <w:rPr>
+          <w:lang w:val="zh_TW" w:bidi="zh_TW"/>
+        </w:rPr>
+        <w:t>26:18</w:t>
+      </w:r>
       <w:r>
         <w:rPr>
           <w:lang w:val="zh_TW" w:bidi="zh_TW"/>
         </w:rPr>
         <w:t>；</w:t>
       </w:r>
-      <w:hyperlink r:id="rId73">
-        <w:r>
-          <w:rPr>
-            <w:lang w:val="zh_TW" w:bidi="zh_TW"/>
-          </w:rPr>
-          <w:rPr>
-            <w:color w:val="0000EE"/>
-            <w:u w:val="single"/>
-          </w:rPr>
-          <w:t>西1:12</w:t>
-        </w:r>
-      </w:hyperlink>
+      <w:r>
+        <w:rPr>
+          <w:lang w:val="zh_TW" w:bidi="zh_TW"/>
+        </w:rPr>
+        <w:t>西1:12</w:t>
+      </w:r>
       <w:r>
         <w:rPr>
           <w:lang w:val="zh_TW" w:bidi="zh_TW"/>
         </w:rPr>
         <w:t>；另見</w:t>
       </w:r>
-      <w:hyperlink r:id="rId74">
-        <w:r>
-          <w:rPr>
-            <w:lang w:val="zh_TW" w:bidi="zh_TW"/>
-          </w:rPr>
-          <w:rPr>
-            <w:color w:val="0000EE"/>
-            <w:u w:val="single"/>
-          </w:rPr>
-          <w:t>約17:17</w:t>
-        </w:r>
-      </w:hyperlink>
+      <w:r>
+        <w:rPr>
+          <w:lang w:val="zh_TW" w:bidi="zh_TW"/>
+        </w:rPr>
+        <w:t>約17:17</w:t>
+      </w:r>
       <w:r>
         <w:rPr>
           <w:lang w:val="zh_TW" w:bidi="zh_TW"/>
         </w:rPr>
         <w:t>；</w:t>
       </w:r>
-      <w:hyperlink r:id="rId75">
-        <w:r>
-          <w:rPr>
-            <w:lang w:val="zh_TW" w:bidi="zh_TW"/>
-          </w:rPr>
-          <w:rPr>
-            <w:color w:val="0000EE"/>
-            <w:u w:val="single"/>
-          </w:rPr>
-          <w:t>西3:23–24</w:t>
-        </w:r>
-      </w:hyperlink>
+      <w:r>
+        <w:rPr>
+          <w:lang w:val="zh_TW" w:bidi="zh_TW"/>
+        </w:rPr>
+        <w:t>西3:23–24</w:t>
+      </w:r>
       <w:r>
         <w:rPr>
           <w:lang w:val="zh_TW" w:bidi="zh_TW"/>
         </w:rPr>
         <w:t>）。這些未來的祝福並不排除物質上的福祉（</w:t>
       </w:r>
-      <w:hyperlink r:id="rId76">
-        <w:r>
-          <w:rPr>
-            <w:lang w:val="zh_TW" w:bidi="zh_TW"/>
-          </w:rPr>
-          <w:rPr>
-            <w:color w:val="0000EE"/>
-            <w:u w:val="single"/>
-          </w:rPr>
-          <w:t>太5:5</w:t>
-        </w:r>
-      </w:hyperlink>
+      <w:r>
+        <w:rPr>
+          <w:lang w:val="zh_TW" w:bidi="zh_TW"/>
+        </w:rPr>
+        <w:t>太5:5</w:t>
+      </w:r>
       <w:r>
         <w:rPr>
           <w:lang w:val="zh_TW" w:bidi="zh_TW"/>
         </w:rPr>
         <w:t>；參</w:t>
       </w:r>
-      <w:hyperlink r:id="rId77">
-        <w:r>
-          <w:rPr>
-            <w:lang w:val="zh_TW" w:bidi="zh_TW"/>
-          </w:rPr>
-          <w:rPr>
-            <w:color w:val="0000EE"/>
-            <w:u w:val="single"/>
-          </w:rPr>
-          <w:t>詩37:11、29</w:t>
-        </w:r>
-      </w:hyperlink>
+      <w:r>
+        <w:rPr>
+          <w:lang w:val="zh_TW" w:bidi="zh_TW"/>
+        </w:rPr>
+        <w:t>詩37:11、29</w:t>
+      </w:r>
       <w:r>
         <w:rPr>
           <w:lang w:val="zh_TW" w:bidi="zh_TW"/>
         </w:rPr>
         <w:t>；</w:t>
       </w:r>
-      <w:hyperlink r:id="rId47">
-        <w:r>
-          <w:rPr>
-            <w:lang w:val="zh_TW" w:bidi="zh_TW"/>
-          </w:rPr>
-          <w:rPr>
-            <w:color w:val="0000EE"/>
-            <w:u w:val="single"/>
-          </w:rPr>
-          <w:t>賽60:21</w:t>
-        </w:r>
-      </w:hyperlink>
+      <w:r>
+        <w:rPr>
+          <w:lang w:val="zh_TW" w:bidi="zh_TW"/>
+        </w:rPr>
+        <w:t>賽60:21</w:t>
+      </w:r>
       <w:r>
         <w:rPr>
           <w:lang w:val="zh_TW" w:bidi="zh_TW"/>
         </w:rPr>
         <w:t>；</w:t>
       </w:r>
-      <w:hyperlink r:id="rId78">
-        <w:r>
-          <w:rPr>
-            <w:lang w:val="zh_TW" w:bidi="zh_TW"/>
-          </w:rPr>
-          <w:rPr>
-            <w:color w:val="0000EE"/>
-            <w:u w:val="single"/>
-          </w:rPr>
-          <w:t>羅4:13</w:t>
-        </w:r>
-      </w:hyperlink>
+      <w:r>
+        <w:rPr>
+          <w:lang w:val="zh_TW" w:bidi="zh_TW"/>
+        </w:rPr>
+        <w:t>羅4:13</w:t>
+      </w:r>
       <w:r>
         <w:rPr>
           <w:lang w:val="zh_TW" w:bidi="zh_TW"/>
         </w:rPr>
         <w:t>；</w:t>
       </w:r>
-      <w:hyperlink r:id="rId79">
-        <w:r>
-          <w:rPr>
-            <w:lang w:val="zh_TW" w:bidi="zh_TW"/>
-          </w:rPr>
-          <w:rPr>
-            <w:color w:val="0000EE"/>
-            <w:u w:val="single"/>
-          </w:rPr>
-          <w:t>彼後3:13</w:t>
-        </w:r>
-      </w:hyperlink>
+      <w:r>
+        <w:rPr>
+          <w:lang w:val="zh_TW" w:bidi="zh_TW"/>
+        </w:rPr>
+        <w:t>彼後3:13</w:t>
+      </w:r>
       <w:r>
         <w:rPr>
           <w:lang w:val="zh_TW" w:bidi="zh_TW"/>
         </w:rPr>
         <w:t>），但它們確實排除了人性的脆弱，因為神的產業是永不朽壞的（</w:t>
       </w:r>
-      <w:hyperlink r:id="rId66">
-        <w:r>
-          <w:rPr>
-            <w:lang w:val="zh_TW" w:bidi="zh_TW"/>
-          </w:rPr>
-          <w:rPr>
-            <w:color w:val="0000EE"/>
-            <w:u w:val="single"/>
-          </w:rPr>
-          <w:t>林前15:50</w:t>
-        </w:r>
-      </w:hyperlink>
+      <w:r>
+        <w:rPr>
+          <w:lang w:val="zh_TW" w:bidi="zh_TW"/>
+        </w:rPr>
+        <w:t>林前15:50</w:t>
+      </w:r>
       <w:r>
         <w:rPr>
           <w:lang w:val="zh_TW" w:bidi="zh_TW"/>
         </w:rPr>
         <w:t>）。簡而言之，我們的產業就是完全的救恩（</w:t>
       </w:r>
-      <w:hyperlink r:id="rId80">
-        <w:r>
-          <w:rPr>
-            <w:lang w:val="zh_TW" w:bidi="zh_TW"/>
-          </w:rPr>
-          <w:rPr>
-            <w:color w:val="0000EE"/>
-            <w:u w:val="single"/>
-          </w:rPr>
-          <w:t>來1:14</w:t>
-        </w:r>
-      </w:hyperlink>
+      <w:r>
+        <w:rPr>
+          <w:lang w:val="zh_TW" w:bidi="zh_TW"/>
+        </w:rPr>
+        <w:t>來1:14</w:t>
+      </w:r>
       <w:r>
         <w:rPr>
           <w:lang w:val="zh_TW" w:bidi="zh_TW"/>
         </w:rPr>
         <w:t>，</w:t>
       </w:r>
-      <w:hyperlink r:id="rId81">
-        <w:r>
-          <w:rPr>
-            <w:lang w:val="zh_TW" w:bidi="zh_TW"/>
-          </w:rPr>
-          <w:rPr>
-            <w:color w:val="0000EE"/>
-            <w:u w:val="single"/>
-          </w:rPr>
-          <w:t>11:7</w:t>
-        </w:r>
-      </w:hyperlink>
+      <w:r>
+        <w:rPr>
+          <w:lang w:val="zh_TW" w:bidi="zh_TW"/>
+        </w:rPr>
+        <w:t>11:7</w:t>
+      </w:r>
       <w:r>
         <w:rPr>
           <w:lang w:val="zh_TW" w:bidi="zh_TW"/>
         </w:rPr>
         <w:t>），這是神在天上為我們仔細看守的（</w:t>
       </w:r>
-      <w:hyperlink r:id="rId82">
-        <w:r>
-          <w:rPr>
-            <w:lang w:val="zh_TW" w:bidi="zh_TW"/>
-          </w:rPr>
-          <w:rPr>
-            <w:color w:val="0000EE"/>
-            <w:u w:val="single"/>
-          </w:rPr>
-          <w:t>彼前1:4</w:t>
-        </w:r>
-      </w:hyperlink>
+      <w:r>
+        <w:rPr>
+          <w:lang w:val="zh_TW" w:bidi="zh_TW"/>
+        </w:rPr>
+        <w:t>彼前1:4</w:t>
+      </w:r>
       <w:r>
         <w:rPr>
           <w:lang w:val="zh_TW" w:bidi="zh_TW"/>
@@ -1854,54 +1422,36 @@
         </w:rPr>
         <w:t>就已經開始接受應許的產業。約翰福音經常強調永生的現實，希伯來書也是如此（參</w:t>
       </w:r>
-      <w:hyperlink r:id="rId83">
-        <w:r>
-          <w:rPr>
-            <w:lang w:val="zh_TW" w:bidi="zh_TW"/>
-          </w:rPr>
-          <w:rPr>
-            <w:color w:val="0000EE"/>
-            <w:u w:val="single"/>
-          </w:rPr>
-          <w:t>6:12–17</w:t>
-        </w:r>
-      </w:hyperlink>
+      <w:r>
+        <w:rPr>
+          <w:lang w:val="zh_TW" w:bidi="zh_TW"/>
+        </w:rPr>
+        <w:t>6:12–17</w:t>
+      </w:r>
       <w:r>
         <w:rPr>
           <w:lang w:val="zh_TW" w:bidi="zh_TW"/>
         </w:rPr>
         <w:t>與</w:t>
       </w:r>
-      <w:hyperlink r:id="rId84">
-        <w:r>
-          <w:rPr>
-            <w:lang w:val="zh_TW" w:bidi="zh_TW"/>
-          </w:rPr>
-          <w:rPr>
-            <w:color w:val="0000EE"/>
-            <w:u w:val="single"/>
-          </w:rPr>
-          <w:t>9:15</w:t>
-        </w:r>
-      </w:hyperlink>
+      <w:r>
+        <w:rPr>
+          <w:lang w:val="zh_TW" w:bidi="zh_TW"/>
+        </w:rPr>
+        <w:t>9:15</w:t>
+      </w:r>
       <w:r>
         <w:rPr>
           <w:lang w:val="zh_TW" w:bidi="zh_TW"/>
         </w:rPr>
         <w:t>和</w:t>
       </w:r>
-      <w:hyperlink r:id="rId85">
-        <w:r>
-          <w:rPr>
-            <w:lang w:val="zh_TW" w:bidi="zh_TW"/>
-          </w:rPr>
-          <w:rPr>
-            <w:color w:val="0000EE"/>
-            <w:u w:val="single"/>
-          </w:rPr>
-          <w:t>11:13、39–40</w:t>
-        </w:r>
-      </w:hyperlink>
+      <w:r>
+        <w:rPr>
+          <w:lang w:val="zh_TW" w:bidi="zh_TW"/>
+        </w:rPr>
+        <w:t>11:13、39–40</w:t>
+      </w:r>
       <w:r>
         <w:rPr>
           <w:lang w:val="zh_TW" w:bidi="zh_TW"/>
@@ -1922,144 +1472,96 @@
         </w:rPr>
         <w:t>保羅在</w:t>
       </w:r>
-      <w:hyperlink r:id="rId86">
-        <w:r>
-          <w:rPr>
-            <w:lang w:val="zh_TW" w:bidi="zh_TW"/>
-          </w:rPr>
-          <w:rPr>
-            <w:color w:val="0000EE"/>
-            <w:u w:val="single"/>
-          </w:rPr>
-          <w:t>加拉太書三章7節至四章7節</w:t>
-        </w:r>
-      </w:hyperlink>
+      <w:r>
+        <w:rPr>
+          <w:lang w:val="zh_TW" w:bidi="zh_TW"/>
+        </w:rPr>
+        <w:t>加拉太書三章7節至四章7節</w:t>
+      </w:r>
       <w:r>
         <w:rPr>
           <w:lang w:val="zh_TW" w:bidi="zh_TW"/>
         </w:rPr>
         <w:t>中徹底討論了這一主題。為了回應那些聲稱亞伯拉罕的產業僅限於通過割禮成為猶太人的猶太主義者，保羅強烈反駁道，亞伯拉罕的真子孫是那些信的人，無論是猶太人還是外邦人（</w:t>
       </w:r>
-      <w:hyperlink r:id="rId87">
-        <w:r>
-          <w:rPr>
-            <w:lang w:val="zh_TW" w:bidi="zh_TW"/>
-          </w:rPr>
-          <w:rPr>
-            <w:color w:val="0000EE"/>
-            <w:u w:val="single"/>
-          </w:rPr>
-          <w:t>3:7</w:t>
-        </w:r>
-      </w:hyperlink>
+      <w:r>
+        <w:rPr>
+          <w:lang w:val="zh_TW" w:bidi="zh_TW"/>
+        </w:rPr>
+        <w:t>3:7</w:t>
+      </w:r>
       <w:r>
         <w:rPr>
           <w:lang w:val="zh_TW" w:bidi="zh_TW"/>
         </w:rPr>
         <w:t>；見</w:t>
       </w:r>
-      <w:hyperlink r:id="rId88">
-        <w:r>
-          <w:rPr>
-            <w:lang w:val="zh_TW" w:bidi="zh_TW"/>
-          </w:rPr>
-          <w:rPr>
-            <w:color w:val="0000EE"/>
-            <w:u w:val="single"/>
-          </w:rPr>
-          <w:t>徒26:16–18</w:t>
-        </w:r>
-      </w:hyperlink>
+      <w:r>
+        <w:rPr>
+          <w:lang w:val="zh_TW" w:bidi="zh_TW"/>
+        </w:rPr>
+        <w:t>徒26:16–18</w:t>
+      </w:r>
       <w:r>
         <w:rPr>
           <w:lang w:val="zh_TW" w:bidi="zh_TW"/>
         </w:rPr>
         <w:t>；</w:t>
       </w:r>
-      <w:hyperlink r:id="rId89">
-        <w:r>
-          <w:rPr>
-            <w:lang w:val="zh_TW" w:bidi="zh_TW"/>
-          </w:rPr>
-          <w:rPr>
-            <w:color w:val="0000EE"/>
-            <w:u w:val="single"/>
-          </w:rPr>
-          <w:t>弗3:6</w:t>
-        </w:r>
-      </w:hyperlink>
+      <w:r>
+        <w:rPr>
+          <w:lang w:val="zh_TW" w:bidi="zh_TW"/>
+        </w:rPr>
+        <w:t>弗3:6</w:t>
+      </w:r>
       <w:r>
         <w:rPr>
           <w:lang w:val="zh_TW" w:bidi="zh_TW"/>
         </w:rPr>
         <w:t>）。他們因為領受了聖靈而成為神應許的後嗣（</w:t>
       </w:r>
-      <w:hyperlink r:id="rId90">
-        <w:r>
-          <w:rPr>
-            <w:lang w:val="zh_TW" w:bidi="zh_TW"/>
-          </w:rPr>
-          <w:rPr>
-            <w:color w:val="0000EE"/>
-            <w:u w:val="single"/>
-          </w:rPr>
-          <w:t>加3:14</w:t>
-        </w:r>
-      </w:hyperlink>
+      <w:r>
+        <w:rPr>
+          <w:lang w:val="zh_TW" w:bidi="zh_TW"/>
+        </w:rPr>
+        <w:t>加3:14</w:t>
+      </w:r>
       <w:r>
         <w:rPr>
           <w:lang w:val="zh_TW" w:bidi="zh_TW"/>
         </w:rPr>
         <w:t>）。承受產業的原則是基於應許，而不是律法（</w:t>
       </w:r>
-      <w:hyperlink r:id="rId91">
-        <w:r>
-          <w:rPr>
-            <w:lang w:val="zh_TW" w:bidi="zh_TW"/>
-          </w:rPr>
-          <w:rPr>
-            <w:color w:val="0000EE"/>
-            <w:u w:val="single"/>
-          </w:rPr>
-          <w:t>18</w:t>
-        </w:r>
-      </w:hyperlink>
+      <w:r>
+        <w:rPr>
+          <w:lang w:val="zh_TW" w:bidi="zh_TW"/>
+        </w:rPr>
+        <w:t>18</w:t>
+      </w:r>
       <w:r>
         <w:rPr>
           <w:lang w:val="zh_TW" w:bidi="zh_TW"/>
         </w:rPr>
         <w:t>節）。那些信的人與基督聯合（</w:t>
       </w:r>
-      <w:hyperlink r:id="rId92">
-        <w:r>
-          <w:rPr>
-            <w:lang w:val="zh_TW" w:bidi="zh_TW"/>
-          </w:rPr>
-          <w:rPr>
-            <w:color w:val="0000EE"/>
-            <w:u w:val="single"/>
-          </w:rPr>
-          <w:t>27–29節</w:t>
-        </w:r>
-      </w:hyperlink>
+      <w:r>
+        <w:rPr>
+          <w:lang w:val="zh_TW" w:bidi="zh_TW"/>
+        </w:rPr>
+        <w:t>27–29節</w:t>
+      </w:r>
       <w:r>
         <w:rPr>
           <w:lang w:val="zh_TW" w:bidi="zh_TW"/>
         </w:rPr>
         <w:t>）；但他們不僅是亞伯拉罕的子孫，更是神的子女（第</w:t>
       </w:r>
-      <w:hyperlink r:id="rId93">
-        <w:r>
-          <w:rPr>
-            <w:lang w:val="zh_TW" w:bidi="zh_TW"/>
-          </w:rPr>
-          <w:rPr>
-            <w:color w:val="0000EE"/>
-            <w:u w:val="single"/>
-          </w:rPr>
-          <w:t>26節</w:t>
-        </w:r>
-      </w:hyperlink>
+      <w:r>
+        <w:rPr>
+          <w:lang w:val="zh_TW" w:bidi="zh_TW"/>
+        </w:rPr>
+        <w:t>26節</w:t>
+      </w:r>
       <w:r>
         <w:rPr>
           <w:lang w:val="zh_TW" w:bidi="zh_TW"/>
@@ -2079,198 +1581,132 @@
         </w:rPr>
         <w:t>（</w:t>
       </w:r>
-      <w:hyperlink r:id="rId94">
-        <w:r>
-          <w:rPr>
-            <w:lang w:val="zh_TW" w:bidi="zh_TW"/>
-          </w:rPr>
-          <w:rPr>
-            <w:color w:val="0000EE"/>
-            <w:u w:val="single"/>
-          </w:rPr>
-          <w:t>加4:4–7</w:t>
-        </w:r>
-      </w:hyperlink>
+      <w:r>
+        <w:rPr>
+          <w:lang w:val="zh_TW" w:bidi="zh_TW"/>
+        </w:rPr>
+        <w:t>加4:4–7</w:t>
+      </w:r>
       <w:r>
         <w:rPr>
           <w:lang w:val="zh_TW" w:bidi="zh_TW"/>
         </w:rPr>
         <w:t>；見</w:t>
       </w:r>
-      <w:hyperlink r:id="rId95">
-        <w:r>
-          <w:rPr>
-            <w:lang w:val="zh_TW" w:bidi="zh_TW"/>
-          </w:rPr>
-          <w:rPr>
-            <w:color w:val="0000EE"/>
-            <w:u w:val="single"/>
-          </w:rPr>
-          <w:t>羅8:15–16</w:t>
-        </w:r>
-      </w:hyperlink>
+      <w:r>
+        <w:rPr>
+          <w:lang w:val="zh_TW" w:bidi="zh_TW"/>
+        </w:rPr>
+        <w:t>羅8:15–16</w:t>
+      </w:r>
       <w:r>
         <w:rPr>
           <w:lang w:val="zh_TW" w:bidi="zh_TW"/>
         </w:rPr>
         <w:t>）。確實，基督自己作為兒子是那真正的繼承者（</w:t>
       </w:r>
-      <w:hyperlink r:id="rId96">
-        <w:r>
-          <w:rPr>
-            <w:lang w:val="zh_TW" w:bidi="zh_TW"/>
-          </w:rPr>
-          <w:rPr>
-            <w:color w:val="0000EE"/>
-            <w:u w:val="single"/>
-          </w:rPr>
-          <w:t>太21:38</w:t>
-        </w:r>
-      </w:hyperlink>
+      <w:r>
+        <w:rPr>
+          <w:lang w:val="zh_TW" w:bidi="zh_TW"/>
+        </w:rPr>
+        <w:t>太21:38</w:t>
+      </w:r>
       <w:r>
         <w:rPr>
           <w:lang w:val="zh_TW" w:bidi="zh_TW"/>
         </w:rPr>
         <w:t>；</w:t>
       </w:r>
-      <w:hyperlink r:id="rId97">
-        <w:r>
-          <w:rPr>
-            <w:lang w:val="zh_TW" w:bidi="zh_TW"/>
-          </w:rPr>
-          <w:rPr>
-            <w:color w:val="0000EE"/>
-            <w:u w:val="single"/>
-          </w:rPr>
-          <w:t>可12:7</w:t>
-        </w:r>
-      </w:hyperlink>
+      <w:r>
+        <w:rPr>
+          <w:lang w:val="zh_TW" w:bidi="zh_TW"/>
+        </w:rPr>
+        <w:t>可12:7</w:t>
+      </w:r>
       <w:r>
         <w:rPr>
           <w:lang w:val="zh_TW" w:bidi="zh_TW"/>
         </w:rPr>
         <w:t>；</w:t>
       </w:r>
-      <w:hyperlink r:id="rId98">
-        <w:r>
-          <w:rPr>
-            <w:lang w:val="zh_TW" w:bidi="zh_TW"/>
-          </w:rPr>
-          <w:rPr>
-            <w:color w:val="0000EE"/>
-            <w:u w:val="single"/>
-          </w:rPr>
-          <w:t>路20:14</w:t>
-        </w:r>
-      </w:hyperlink>
+      <w:r>
+        <w:rPr>
+          <w:lang w:val="zh_TW" w:bidi="zh_TW"/>
+        </w:rPr>
+        <w:t>路20:14</w:t>
+      </w:r>
       <w:r>
         <w:rPr>
           <w:lang w:val="zh_TW" w:bidi="zh_TW"/>
         </w:rPr>
         <w:t>）；祂承受了一個超乎萬名之上的名（</w:t>
       </w:r>
-      <w:hyperlink r:id="rId99">
-        <w:r>
-          <w:rPr>
-            <w:lang w:val="zh_TW" w:bidi="zh_TW"/>
-          </w:rPr>
-          <w:rPr>
-            <w:color w:val="0000EE"/>
-            <w:u w:val="single"/>
-          </w:rPr>
-          <w:t>腓2:9</w:t>
-        </w:r>
-      </w:hyperlink>
+      <w:r>
+        <w:rPr>
+          <w:lang w:val="zh_TW" w:bidi="zh_TW"/>
+        </w:rPr>
+        <w:t>腓2:9</w:t>
+      </w:r>
       <w:r>
         <w:rPr>
           <w:lang w:val="zh_TW" w:bidi="zh_TW"/>
         </w:rPr>
         <w:t>；</w:t>
       </w:r>
-      <w:hyperlink r:id="rId100">
-        <w:r>
-          <w:rPr>
-            <w:lang w:val="zh_TW" w:bidi="zh_TW"/>
-          </w:rPr>
-          <w:rPr>
-            <w:color w:val="0000EE"/>
-            <w:u w:val="single"/>
-          </w:rPr>
-          <w:t>來1:4</w:t>
-        </w:r>
-      </w:hyperlink>
+      <w:r>
+        <w:rPr>
+          <w:lang w:val="zh_TW" w:bidi="zh_TW"/>
+        </w:rPr>
+        <w:t>來1:4</w:t>
+      </w:r>
       <w:r>
         <w:rPr>
           <w:lang w:val="zh_TW" w:bidi="zh_TW"/>
         </w:rPr>
         <w:t>），並被立為萬有的承繼者（</w:t>
       </w:r>
-      <w:hyperlink r:id="rId101">
-        <w:r>
-          <w:rPr>
-            <w:lang w:val="zh_TW" w:bidi="zh_TW"/>
-          </w:rPr>
-          <w:rPr>
-            <w:color w:val="0000EE"/>
-            <w:u w:val="single"/>
-          </w:rPr>
-          <w:t>來1:2</w:t>
-        </w:r>
-      </w:hyperlink>
+      <w:r>
+        <w:rPr>
+          <w:lang w:val="zh_TW" w:bidi="zh_TW"/>
+        </w:rPr>
+        <w:t>來1:2</w:t>
+      </w:r>
       <w:r>
         <w:rPr>
           <w:lang w:val="zh_TW" w:bidi="zh_TW"/>
         </w:rPr>
         <w:t>；見</w:t>
       </w:r>
-      <w:hyperlink r:id="rId102">
-        <w:r>
-          <w:rPr>
-            <w:lang w:val="zh_TW" w:bidi="zh_TW"/>
-          </w:rPr>
-          <w:rPr>
-            <w:color w:val="0000EE"/>
-            <w:u w:val="single"/>
-          </w:rPr>
-          <w:t>詩2:7–8</w:t>
-        </w:r>
-      </w:hyperlink>
+      <w:r>
+        <w:rPr>
+          <w:lang w:val="zh_TW" w:bidi="zh_TW"/>
+        </w:rPr>
+        <w:t>詩2:7–8</w:t>
+      </w:r>
       <w:r>
         <w:rPr>
           <w:lang w:val="zh_TW" w:bidi="zh_TW"/>
         </w:rPr>
         <w:t>；</w:t>
       </w:r>
-      <w:hyperlink r:id="rId103">
-        <w:r>
-          <w:rPr>
-            <w:lang w:val="zh_TW" w:bidi="zh_TW"/>
-          </w:rPr>
-          <w:rPr>
-            <w:color w:val="0000EE"/>
-            <w:u w:val="single"/>
-          </w:rPr>
-          <w:t>太28:18</w:t>
-        </w:r>
-      </w:hyperlink>
+      <w:r>
+        <w:rPr>
+          <w:lang w:val="zh_TW" w:bidi="zh_TW"/>
+        </w:rPr>
+        <w:t>太28:18</w:t>
+      </w:r>
       <w:r>
         <w:rPr>
           <w:lang w:val="zh_TW" w:bidi="zh_TW"/>
         </w:rPr>
         <w:t>）。但藉著祂的恩典，凡藉著信心歸於祂的人，都成為與祂一同承繼產業的後嗣（</w:t>
       </w:r>
-      <w:hyperlink r:id="rId104">
-        <w:r>
-          <w:rPr>
-            <w:lang w:val="zh_TW" w:bidi="zh_TW"/>
-          </w:rPr>
-          <w:rPr>
-            <w:color w:val="0000EE"/>
-            <w:u w:val="single"/>
-          </w:rPr>
-          <w:t>羅8:17</w:t>
-        </w:r>
-      </w:hyperlink>
+      <w:r>
+        <w:rPr>
+          <w:lang w:val="zh_TW" w:bidi="zh_TW"/>
+        </w:rPr>
+        <w:t>羅8:17</w:t>
+      </w:r>
       <w:r>
         <w:rPr>
           <w:lang w:val="zh_TW" w:bidi="zh_TW"/>
@@ -2302,234 +1738,156 @@
         </w:rPr>
         <w:t>聖經通過一個大膽的比喻轉換，將信徒稱為神的產業。在美麗的「摩西之歌」中，作者提到神是以色列人的父（</w:t>
       </w:r>
-      <w:hyperlink r:id="rId105">
-        <w:r>
-          <w:rPr>
-            <w:lang w:val="zh_TW" w:bidi="zh_TW"/>
-          </w:rPr>
-          <w:rPr>
-            <w:color w:val="0000EE"/>
-            <w:u w:val="single"/>
-          </w:rPr>
-          <w:t>申32:6</w:t>
-        </w:r>
-      </w:hyperlink>
+      <w:r>
+        <w:rPr>
+          <w:lang w:val="zh_TW" w:bidi="zh_TW"/>
+        </w:rPr>
+        <w:t>申32:6</w:t>
+      </w:r>
       <w:r>
         <w:rPr>
           <w:lang w:val="zh_TW" w:bidi="zh_TW"/>
         </w:rPr>
         <w:t>），祂特別關心他們的產業（</w:t>
       </w:r>
-      <w:hyperlink r:id="rId106">
-        <w:r>
-          <w:rPr>
-            <w:lang w:val="zh_TW" w:bidi="zh_TW"/>
-          </w:rPr>
-          <w:rPr>
-            <w:color w:val="0000EE"/>
-            <w:u w:val="single"/>
-          </w:rPr>
-          <w:t>8</w:t>
-        </w:r>
-      </w:hyperlink>
+      <w:r>
+        <w:rPr>
+          <w:lang w:val="zh_TW" w:bidi="zh_TW"/>
+        </w:rPr>
+        <w:t>8</w:t>
+      </w:r>
       <w:r>
         <w:rPr>
           <w:lang w:val="zh_TW" w:bidi="zh_TW"/>
         </w:rPr>
         <w:t>節）。隨後經文解釋了為何神如此關注：「耶和華的分本是他的百姓；他的產業本是雅各」（</w:t>
       </w:r>
-      <w:hyperlink r:id="rId107">
-        <w:r>
-          <w:rPr>
-            <w:lang w:val="zh_TW" w:bidi="zh_TW"/>
-          </w:rPr>
-          <w:rPr>
-            <w:color w:val="0000EE"/>
-            <w:u w:val="single"/>
-          </w:rPr>
-          <w:t>申32:9</w:t>
-        </w:r>
-      </w:hyperlink>
+      <w:r>
+        <w:rPr>
+          <w:lang w:val="zh_TW" w:bidi="zh_TW"/>
+        </w:rPr>
+        <w:t>申32:9</w:t>
+      </w:r>
       <w:r>
         <w:rPr>
           <w:lang w:val="zh_TW" w:bidi="zh_TW"/>
         </w:rPr>
         <w:t>）。這個主題在舊約中變得非常突出（例如，</w:t>
       </w:r>
-      <w:hyperlink r:id="rId108">
-        <w:r>
-          <w:rPr>
-            <w:lang w:val="zh_TW" w:bidi="zh_TW"/>
-          </w:rPr>
-          <w:rPr>
-            <w:color w:val="0000EE"/>
-            <w:u w:val="single"/>
-          </w:rPr>
-          <w:t>申9:26–29</w:t>
-        </w:r>
-      </w:hyperlink>
+      <w:r>
+        <w:rPr>
+          <w:lang w:val="zh_TW" w:bidi="zh_TW"/>
+        </w:rPr>
+        <w:t>申9:26–29</w:t>
+      </w:r>
       <w:r>
         <w:rPr>
           <w:lang w:val="zh_TW" w:bidi="zh_TW"/>
         </w:rPr>
         <w:t>；</w:t>
       </w:r>
-      <w:hyperlink r:id="rId109">
-        <w:r>
-          <w:rPr>
-            <w:lang w:val="zh_TW" w:bidi="zh_TW"/>
-          </w:rPr>
-          <w:rPr>
-            <w:color w:val="0000EE"/>
-            <w:u w:val="single"/>
-          </w:rPr>
-          <w:t>王上8:51–53</w:t>
-        </w:r>
-      </w:hyperlink>
+      <w:r>
+        <w:rPr>
+          <w:lang w:val="zh_TW" w:bidi="zh_TW"/>
+        </w:rPr>
+        <w:t>王上8:51–53</w:t>
+      </w:r>
       <w:r>
         <w:rPr>
           <w:lang w:val="zh_TW" w:bidi="zh_TW"/>
         </w:rPr>
         <w:t>；</w:t>
       </w:r>
-      <w:hyperlink r:id="rId110">
-        <w:r>
-          <w:rPr>
-            <w:lang w:val="zh_TW" w:bidi="zh_TW"/>
-          </w:rPr>
-          <w:rPr>
-            <w:color w:val="0000EE"/>
-            <w:u w:val="single"/>
-          </w:rPr>
-          <w:t>詩28:9</w:t>
-        </w:r>
-      </w:hyperlink>
+      <w:r>
+        <w:rPr>
+          <w:lang w:val="zh_TW" w:bidi="zh_TW"/>
+        </w:rPr>
+        <w:t>詩28:9</w:t>
+      </w:r>
       <w:r>
         <w:rPr>
           <w:lang w:val="zh_TW" w:bidi="zh_TW"/>
         </w:rPr>
         <w:t>，</w:t>
       </w:r>
-      <w:hyperlink r:id="rId111">
-        <w:r>
-          <w:rPr>
-            <w:lang w:val="zh_TW" w:bidi="zh_TW"/>
-          </w:rPr>
-          <w:rPr>
-            <w:color w:val="0000EE"/>
-            <w:u w:val="single"/>
-          </w:rPr>
-          <w:t>33:12</w:t>
-        </w:r>
-      </w:hyperlink>
+      <w:r>
+        <w:rPr>
+          <w:lang w:val="zh_TW" w:bidi="zh_TW"/>
+        </w:rPr>
+        <w:t>33:12</w:t>
+      </w:r>
       <w:r>
         <w:rPr>
           <w:lang w:val="zh_TW" w:bidi="zh_TW"/>
         </w:rPr>
         <w:t>，</w:t>
       </w:r>
-      <w:hyperlink r:id="rId112">
-        <w:r>
-          <w:rPr>
-            <w:lang w:val="zh_TW" w:bidi="zh_TW"/>
-          </w:rPr>
-          <w:rPr>
-            <w:color w:val="0000EE"/>
-            <w:u w:val="single"/>
-          </w:rPr>
-          <w:t>74:2</w:t>
-        </w:r>
-      </w:hyperlink>
+      <w:r>
+        <w:rPr>
+          <w:lang w:val="zh_TW" w:bidi="zh_TW"/>
+        </w:rPr>
+        <w:t>74:2</w:t>
+      </w:r>
       <w:r>
         <w:rPr>
           <w:lang w:val="zh_TW" w:bidi="zh_TW"/>
         </w:rPr>
         <w:t>；</w:t>
       </w:r>
-      <w:hyperlink r:id="rId113">
-        <w:r>
-          <w:rPr>
-            <w:lang w:val="zh_TW" w:bidi="zh_TW"/>
-          </w:rPr>
-          <w:rPr>
-            <w:color w:val="0000EE"/>
-            <w:u w:val="single"/>
-          </w:rPr>
-          <w:t>賽19:25</w:t>
-        </w:r>
-      </w:hyperlink>
+      <w:r>
+        <w:rPr>
+          <w:lang w:val="zh_TW" w:bidi="zh_TW"/>
+        </w:rPr>
+        <w:t>賽19:25</w:t>
+      </w:r>
       <w:r>
         <w:rPr>
           <w:lang w:val="zh_TW" w:bidi="zh_TW"/>
         </w:rPr>
         <w:t>；</w:t>
       </w:r>
-      <w:hyperlink r:id="rId114">
-        <w:r>
-          <w:rPr>
-            <w:lang w:val="zh_TW" w:bidi="zh_TW"/>
-          </w:rPr>
-          <w:rPr>
-            <w:color w:val="0000EE"/>
-            <w:u w:val="single"/>
-          </w:rPr>
-          <w:t>耶10:16</w:t>
-        </w:r>
-      </w:hyperlink>
+      <w:r>
+        <w:rPr>
+          <w:lang w:val="zh_TW" w:bidi="zh_TW"/>
+        </w:rPr>
+        <w:t>耶10:16</w:t>
+      </w:r>
       <w:r>
         <w:rPr>
           <w:lang w:val="zh_TW" w:bidi="zh_TW"/>
         </w:rPr>
         <w:t>；</w:t>
       </w:r>
-      <w:hyperlink r:id="rId115">
-        <w:r>
-          <w:rPr>
-            <w:lang w:val="zh_TW" w:bidi="zh_TW"/>
-          </w:rPr>
-          <w:rPr>
-            <w:color w:val="0000EE"/>
-            <w:u w:val="single"/>
-          </w:rPr>
-          <w:t>亞2:12</w:t>
-        </w:r>
-      </w:hyperlink>
+      <w:r>
+        <w:rPr>
+          <w:lang w:val="zh_TW" w:bidi="zh_TW"/>
+        </w:rPr>
+        <w:t>亞2:12</w:t>
+      </w:r>
       <w:r>
         <w:rPr>
           <w:lang w:val="zh_TW" w:bidi="zh_TW"/>
         </w:rPr>
         <w:t>）。在其他經文，以色列被稱為神的特殊產業（例如，</w:t>
       </w:r>
-      <w:hyperlink r:id="rId116">
-        <w:r>
-          <w:rPr>
-            <w:lang w:val="zh_TW" w:bidi="zh_TW"/>
-          </w:rPr>
-          <w:rPr>
-            <w:color w:val="0000EE"/>
-            <w:u w:val="single"/>
-          </w:rPr>
-          <w:t>出19:5</w:t>
-        </w:r>
-      </w:hyperlink>
+      <w:r>
+        <w:rPr>
+          <w:lang w:val="zh_TW" w:bidi="zh_TW"/>
+        </w:rPr>
+        <w:t>出19:5</w:t>
+      </w:r>
       <w:r>
         <w:rPr>
           <w:lang w:val="zh_TW" w:bidi="zh_TW"/>
         </w:rPr>
         <w:t>；</w:t>
       </w:r>
-      <w:hyperlink r:id="rId117">
-        <w:r>
-          <w:rPr>
-            <w:lang w:val="zh_TW" w:bidi="zh_TW"/>
-          </w:rPr>
-          <w:rPr>
-            <w:color w:val="0000EE"/>
-            <w:u w:val="single"/>
-          </w:rPr>
-          <w:t>申7:6</w:t>
-        </w:r>
-      </w:hyperlink>
+      <w:r>
+        <w:rPr>
+          <w:lang w:val="zh_TW" w:bidi="zh_TW"/>
+        </w:rPr>
+        <w:t>申7:6</w:t>
+      </w:r>
       <w:r>
         <w:rPr>
           <w:lang w:val="zh_TW" w:bidi="zh_TW"/>
@@ -2550,108 +1908,72 @@
         </w:rPr>
         <w:t>在</w:t>
       </w:r>
-      <w:hyperlink r:id="rId118">
-        <w:r>
-          <w:rPr>
-            <w:lang w:val="zh_TW" w:bidi="zh_TW"/>
-          </w:rPr>
-          <w:rPr>
-            <w:color w:val="0000EE"/>
-            <w:u w:val="single"/>
-          </w:rPr>
-          <w:t>以弗所書一章14節</w:t>
-        </w:r>
-      </w:hyperlink>
+      <w:r>
+        <w:rPr>
+          <w:lang w:val="zh_TW" w:bidi="zh_TW"/>
+        </w:rPr>
+        <w:t>以弗所書一章14節</w:t>
+      </w:r>
       <w:r>
         <w:rPr>
           <w:lang w:val="zh_TW" w:bidi="zh_TW"/>
         </w:rPr>
         <w:t>中，「得基業的憑據被贖」指的是信徒的最終救贖，他們是神的珍寶。而且，「我們也在他裡面得了基業」（</w:t>
       </w:r>
-      <w:hyperlink r:id="rId119">
-        <w:r>
-          <w:rPr>
-            <w:lang w:val="zh_TW" w:bidi="zh_TW"/>
-          </w:rPr>
-          <w:rPr>
-            <w:color w:val="0000EE"/>
-            <w:u w:val="single"/>
-          </w:rPr>
-          <w:t>弗1:11</w:t>
-        </w:r>
-      </w:hyperlink>
+      <w:r>
+        <w:rPr>
+          <w:lang w:val="zh_TW" w:bidi="zh_TW"/>
+        </w:rPr>
+        <w:t>弗1:11</w:t>
+      </w:r>
       <w:r>
         <w:rPr>
           <w:lang w:val="zh_TW" w:bidi="zh_TW"/>
         </w:rPr>
         <w:t>）也可以翻譯為「我們被做成了基業」，即被「選為神的份」，這一觀點在第</w:t>
       </w:r>
-      <w:hyperlink r:id="rId120">
-        <w:r>
-          <w:rPr>
-            <w:lang w:val="zh_TW" w:bidi="zh_TW"/>
-          </w:rPr>
-          <w:rPr>
-            <w:color w:val="0000EE"/>
-            <w:u w:val="single"/>
-          </w:rPr>
-          <w:t>18</w:t>
-        </w:r>
-      </w:hyperlink>
+      <w:r>
+        <w:rPr>
+          <w:lang w:val="zh_TW" w:bidi="zh_TW"/>
+        </w:rPr>
+        <w:t>18</w:t>
+      </w:r>
       <w:r>
         <w:rPr>
           <w:lang w:val="zh_TW" w:bidi="zh_TW"/>
         </w:rPr>
         <w:t>節得到支持。這種觀念在聖經中再根本不過，其精髓在於坐在寶座上的那位所說的話：「得勝的，必承受這些為業：我要作他的神，他要作我的兒子」（</w:t>
       </w:r>
-      <w:hyperlink r:id="rId121">
-        <w:r>
-          <w:rPr>
-            <w:lang w:val="zh_TW" w:bidi="zh_TW"/>
-          </w:rPr>
-          <w:rPr>
-            <w:color w:val="0000EE"/>
-            <w:u w:val="single"/>
-          </w:rPr>
-          <w:t>啟21:7</w:t>
-        </w:r>
-      </w:hyperlink>
+      <w:r>
+        <w:rPr>
+          <w:lang w:val="zh_TW" w:bidi="zh_TW"/>
+        </w:rPr>
+        <w:t>啟21:7</w:t>
+      </w:r>
       <w:r>
         <w:rPr>
           <w:lang w:val="zh_TW" w:bidi="zh_TW"/>
         </w:rPr>
         <w:t>；見</w:t>
       </w:r>
-      <w:hyperlink r:id="rId122">
-        <w:r>
-          <w:rPr>
-            <w:lang w:val="zh_TW" w:bidi="zh_TW"/>
-          </w:rPr>
-          <w:rPr>
-            <w:color w:val="0000EE"/>
-            <w:u w:val="single"/>
-          </w:rPr>
-          <w:t>利26:11–12</w:t>
-        </w:r>
-      </w:hyperlink>
+      <w:r>
+        <w:rPr>
+          <w:lang w:val="zh_TW" w:bidi="zh_TW"/>
+        </w:rPr>
+        <w:t>利26:11–12</w:t>
+      </w:r>
       <w:r>
         <w:rPr>
           <w:lang w:val="zh_TW" w:bidi="zh_TW"/>
         </w:rPr>
         <w:t>；</w:t>
       </w:r>
-      <w:hyperlink r:id="rId123">
-        <w:r>
-          <w:rPr>
-            <w:lang w:val="zh_TW" w:bidi="zh_TW"/>
-          </w:rPr>
-          <w:rPr>
-            <w:color w:val="0000EE"/>
-            <w:u w:val="single"/>
-          </w:rPr>
-          <w:t>撒下7:14</w:t>
-        </w:r>
-      </w:hyperlink>
+      <w:r>
+        <w:rPr>
+          <w:lang w:val="zh_TW" w:bidi="zh_TW"/>
+        </w:rPr>
+        <w:t>撒下7:14</w:t>
+      </w:r>
       <w:r>
         <w:rPr>
           <w:lang w:val="zh_TW" w:bidi="zh_TW"/>
